--- a/tools/myCustomBlockly/製作積木教學/iMi/完整ino程式依積木分割/ESP32Car/ESP32Car2規劃.docx
+++ b/tools/myCustomBlockly/製作積木教學/iMi/完整ino程式依積木分割/ESP32Car/ESP32Car2規劃.docx
@@ -1,6 +1,6 @@
 
 <file path=word/document.xml><?xml version="1.0" encoding="utf-8"?>
-<w:document xmlns:wpc="http://schemas.microsoft.com/office/word/2010/wordprocessingCanvas" xmlns:cx="http://schemas.microsoft.com/office/drawing/2014/chartex" xmlns:cx1="http://schemas.microsoft.com/office/drawing/2015/9/8/chartex" xmlns:cx2="http://schemas.microsoft.com/office/drawing/2015/10/21/chartex" xmlns:cx3="http://schemas.microsoft.com/office/drawing/2016/5/9/chartex" xmlns:cx4="http://schemas.microsoft.com/office/drawing/2016/5/10/chartex" xmlns:cx5="http://schemas.microsoft.com/office/drawing/2016/5/11/chartex" xmlns:cx6="http://schemas.microsoft.com/office/drawing/2016/5/12/chartex" xmlns:cx7="http://schemas.microsoft.com/office/drawing/2016/5/13/chartex" xmlns:cx8="http://schemas.microsoft.com/office/drawing/2016/5/14/chartex" xmlns:mc="http://schemas.openxmlformats.org/markup-compatibility/2006" xmlns:aink="http://schemas.microsoft.com/office/drawing/2016/ink" xmlns:am3d="http://schemas.microsoft.com/office/drawing/2017/model3d" xmlns:o="urn:schemas-microsoft-com:office:office" xmlns:r="http://schemas.openxmlformats.org/officeDocument/2006/relationships" xmlns:m="http://schemas.openxmlformats.org/officeDocument/2006/math" xmlns:v="urn:schemas-microsoft-com:vml" xmlns:wp14="http://schemas.microsoft.com/office/word/2010/wordprocessingDrawing" xmlns:wp="http://schemas.openxmlformats.org/drawingml/2006/wordprocessingDrawing" xmlns:w10="urn:schemas-microsoft-com:office:word" xmlns:w="http://schemas.openxmlformats.org/wordprocessingml/2006/main" xmlns:w14="http://schemas.microsoft.com/office/word/2010/wordml" xmlns:w15="http://schemas.microsoft.com/office/word/2012/wordml" xmlns:w16cex="http://schemas.microsoft.com/office/word/2018/wordml/cex" xmlns:w16cid="http://schemas.microsoft.com/office/word/2016/wordml/cid" xmlns:w16="http://schemas.microsoft.com/office/word/2018/wordml" xmlns:w16sdtdh="http://schemas.microsoft.com/office/word/2020/wordml/sdtdatahash" xmlns:w16se="http://schemas.microsoft.com/office/word/2015/wordml/symex" xmlns:wpg="http://schemas.microsoft.com/office/word/2010/wordprocessingGroup" xmlns:wpi="http://schemas.microsoft.com/office/word/2010/wordprocessingInk" xmlns:wne="http://schemas.microsoft.com/office/word/2006/wordml" xmlns:wps="http://schemas.microsoft.com/office/word/2010/wordprocessingShape" mc:Ignorable="w14 w15 w16se w16cid w16 w16cex w16sdtdh wp14">
+<w:document xmlns:wpc="http://schemas.microsoft.com/office/word/2010/wordprocessingCanvas" xmlns:cx="http://schemas.microsoft.com/office/drawing/2014/chartex" xmlns:mc="http://schemas.openxmlformats.org/markup-compatibility/2006" xmlns:o="urn:schemas-microsoft-com:office:office" xmlns:r="http://schemas.openxmlformats.org/officeDocument/2006/relationships" xmlns:m="http://schemas.openxmlformats.org/officeDocument/2006/math" xmlns:v="urn:schemas-microsoft-com:vml" xmlns:wp14="http://schemas.microsoft.com/office/word/2010/wordprocessingDrawing" xmlns:wp="http://schemas.openxmlformats.org/drawingml/2006/wordprocessingDrawing" xmlns:w10="urn:schemas-microsoft-com:office:word" xmlns:w="http://schemas.openxmlformats.org/wordprocessingml/2006/main" xmlns:w14="http://schemas.microsoft.com/office/word/2010/wordml" xmlns:w15="http://schemas.microsoft.com/office/word/2012/wordml" xmlns:w16se="http://schemas.microsoft.com/office/word/2015/wordml/symex" xmlns:wpg="http://schemas.microsoft.com/office/word/2010/wordprocessingGroup" xmlns:wpi="http://schemas.microsoft.com/office/word/2010/wordprocessingInk" xmlns:wne="http://schemas.microsoft.com/office/word/2006/wordml" xmlns:wps="http://schemas.microsoft.com/office/word/2010/wordprocessingShape" mc:Ignorable="w14 w15 w16se wp14">
   <w:body>
     <w:p>
       <w:r>
@@ -247,7 +247,7 @@
               </wp:anchor>
             </w:drawing>
           </mc:Choice>
-          <mc:Fallback>
+          <mc:Fallback xmlns:w16sdtdh="http://schemas.microsoft.com/office/word/2020/wordml/sdtdatahash" xmlns:w16="http://schemas.microsoft.com/office/word/2018/wordml" xmlns:w16cid="http://schemas.microsoft.com/office/word/2016/wordml/cid" xmlns:w16cex="http://schemas.microsoft.com/office/word/2018/wordml/cex" xmlns:am3d="http://schemas.microsoft.com/office/drawing/2017/model3d" xmlns:aink="http://schemas.microsoft.com/office/drawing/2016/ink" xmlns:cx8="http://schemas.microsoft.com/office/drawing/2016/5/14/chartex" xmlns:cx7="http://schemas.microsoft.com/office/drawing/2016/5/13/chartex" xmlns:cx6="http://schemas.microsoft.com/office/drawing/2016/5/12/chartex" xmlns:cx5="http://schemas.microsoft.com/office/drawing/2016/5/11/chartex" xmlns:cx4="http://schemas.microsoft.com/office/drawing/2016/5/10/chartex" xmlns:cx3="http://schemas.microsoft.com/office/drawing/2016/5/9/chartex" xmlns:cx2="http://schemas.microsoft.com/office/drawing/2015/10/21/chartex" xmlns:cx1="http://schemas.microsoft.com/office/drawing/2015/9/8/chartex">
             <w:pict>
               <v:shape w14:anchorId="5C1C3D23" id="_x0000_s1026" style="position:absolute;margin-left:166.5pt;margin-top:17.5pt;width:126.5pt;height:65.5pt;z-index:251671552;visibility:visible;mso-wrap-style:square;mso-wrap-distance-left:9pt;mso-wrap-distance-top:0;mso-wrap-distance-right:9pt;mso-wrap-distance-bottom:0;mso-position-horizontal:absolute;mso-position-horizontal-relative:text;mso-position-vertical:absolute;mso-position-vertical-relative:text;v-text-anchor:top" coordsize="1606550,831850" o:spt="100" o:gfxdata="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" adj="-11796480,,5400" path="m66099,l1540451,v36505,,66099,29594,66099,66099l1606550,346710r-1052830,c411198,468630,360117,346710,263315,346710v-33201,,-60115,26914,-60115,60115l203200,647275v,33201,26914,60115,60115,60115c353343,707390,341772,844550,533400,707390r1073150,l1606550,765751v,36505,-29594,66099,-66099,66099l66099,831850c29594,831850,,802256,,765751l,66099c,29594,29594,,66099,xe" fillcolor="#4472c4 [3204]" strokecolor="#1f3763 [1604]" strokeweight="1pt">
                 <v:stroke joinstyle="miter"/>
@@ -971,7 +971,7 @@
               </wp:anchor>
             </w:drawing>
           </mc:Choice>
-          <mc:Fallback>
+          <mc:Fallback xmlns:w16sdtdh="http://schemas.microsoft.com/office/word/2020/wordml/sdtdatahash" xmlns:w16="http://schemas.microsoft.com/office/word/2018/wordml" xmlns:w16cid="http://schemas.microsoft.com/office/word/2016/wordml/cid" xmlns:w16cex="http://schemas.microsoft.com/office/word/2018/wordml/cex" xmlns:am3d="http://schemas.microsoft.com/office/drawing/2017/model3d" xmlns:aink="http://schemas.microsoft.com/office/drawing/2016/ink" xmlns:cx8="http://schemas.microsoft.com/office/drawing/2016/5/14/chartex" xmlns:cx7="http://schemas.microsoft.com/office/drawing/2016/5/13/chartex" xmlns:cx6="http://schemas.microsoft.com/office/drawing/2016/5/12/chartex" xmlns:cx5="http://schemas.microsoft.com/office/drawing/2016/5/11/chartex" xmlns:cx4="http://schemas.microsoft.com/office/drawing/2016/5/10/chartex" xmlns:cx3="http://schemas.microsoft.com/office/drawing/2016/5/9/chartex" xmlns:cx2="http://schemas.microsoft.com/office/drawing/2015/10/21/chartex" xmlns:cx1="http://schemas.microsoft.com/office/drawing/2015/9/8/chartex">
             <w:pict>
               <v:shape w14:anchorId="40E91244" id="_x0000_s1027" style="position:absolute;margin-left:310.75pt;margin-top:5.2pt;width:85.5pt;height:152.4pt;z-index:-251684864;visibility:visible;mso-wrap-style:square;mso-width-percent:0;mso-height-percent:0;mso-wrap-distance-left:9pt;mso-wrap-distance-top:0;mso-wrap-distance-right:9pt;mso-wrap-distance-bottom:0;mso-position-horizontal:absolute;mso-position-horizontal-relative:text;mso-position-vertical:absolute;mso-position-vertical-relative:text;mso-width-percent:0;mso-height-percent:0;mso-width-relative:page;mso-height-relative:page;v-text-anchor:middle" coordsize="4488017,2627866" o:spt="100" o:gfxdata="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" adj="-11796480,,5400" path="m28081,60115c28081,26914,54995,,88196,v96802,,147883,121920,290405,l4392646,v33201,,60115,26914,60115,60115l4452761,300565v,33201,58226,2283424,25025,2283424l471701,2539569v-191628,137160,-23142,73584,-113170,73584c293337,2644764,329816,2498851,287290,2490873,244764,2482895,332653,2531672,,2545439l28081,60115xe" fillcolor="#4472c4 [3204]" strokecolor="#1f3763 [1604]" strokeweight="1pt">
                 <v:stroke joinstyle="miter"/>
@@ -1429,7 +1429,7 @@
               </wp:anchor>
             </w:drawing>
           </mc:Choice>
-          <mc:Fallback>
+          <mc:Fallback xmlns:w16sdtdh="http://schemas.microsoft.com/office/word/2020/wordml/sdtdatahash" xmlns:w16="http://schemas.microsoft.com/office/word/2018/wordml" xmlns:w16cid="http://schemas.microsoft.com/office/word/2016/wordml/cid" xmlns:w16cex="http://schemas.microsoft.com/office/word/2018/wordml/cex" xmlns:am3d="http://schemas.microsoft.com/office/drawing/2017/model3d" xmlns:aink="http://schemas.microsoft.com/office/drawing/2016/ink" xmlns:cx8="http://schemas.microsoft.com/office/drawing/2016/5/14/chartex" xmlns:cx7="http://schemas.microsoft.com/office/drawing/2016/5/13/chartex" xmlns:cx6="http://schemas.microsoft.com/office/drawing/2016/5/12/chartex" xmlns:cx5="http://schemas.microsoft.com/office/drawing/2016/5/11/chartex" xmlns:cx4="http://schemas.microsoft.com/office/drawing/2016/5/10/chartex" xmlns:cx3="http://schemas.microsoft.com/office/drawing/2016/5/9/chartex" xmlns:cx2="http://schemas.microsoft.com/office/drawing/2015/10/21/chartex" xmlns:cx1="http://schemas.microsoft.com/office/drawing/2015/9/8/chartex">
             <w:pict>
               <v:group w14:anchorId="0E905C7E" id="群組 66" o:spid="_x0000_s1028" style="position:absolute;margin-left:-.2pt;margin-top:.75pt;width:146.5pt;height:33.2pt;z-index:251663360" coordsize="18605,4216" o:gfxdata="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">
                 <v:shape id="_x0000_s1029" style="position:absolute;width:18605;height:4216;visibility:visible;mso-wrap-style:square;v-text-anchor:middle" coordsize="4424680,421640" o:spt="100" o:gfxdata="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" adj="-11796480,,5400" path="m,60115c,26914,26914,,60115,v96802,,147883,121920,290405,l4364565,v33201,,60115,26914,60115,60115l4424680,300565v,33201,-26914,60115,-60115,60115l330200,360680v-191628,137160,-180057,,-270085,c26914,360680,,333766,,300565l,60115xe" fillcolor="#4472c4 [3204]" strokecolor="#1f3763 [1604]" strokeweight="1pt">
@@ -1621,7 +1621,7 @@
               </wp:anchor>
             </w:drawing>
           </mc:Choice>
-          <mc:Fallback>
+          <mc:Fallback xmlns:w16sdtdh="http://schemas.microsoft.com/office/word/2020/wordml/sdtdatahash" xmlns:w16="http://schemas.microsoft.com/office/word/2018/wordml" xmlns:w16cid="http://schemas.microsoft.com/office/word/2016/wordml/cid" xmlns:w16cex="http://schemas.microsoft.com/office/word/2018/wordml/cex" xmlns:am3d="http://schemas.microsoft.com/office/drawing/2017/model3d" xmlns:aink="http://schemas.microsoft.com/office/drawing/2016/ink" xmlns:cx8="http://schemas.microsoft.com/office/drawing/2016/5/14/chartex" xmlns:cx7="http://schemas.microsoft.com/office/drawing/2016/5/13/chartex" xmlns:cx6="http://schemas.microsoft.com/office/drawing/2016/5/12/chartex" xmlns:cx5="http://schemas.microsoft.com/office/drawing/2016/5/11/chartex" xmlns:cx4="http://schemas.microsoft.com/office/drawing/2016/5/10/chartex" xmlns:cx3="http://schemas.microsoft.com/office/drawing/2016/5/9/chartex" xmlns:cx2="http://schemas.microsoft.com/office/drawing/2015/10/21/chartex" xmlns:cx1="http://schemas.microsoft.com/office/drawing/2015/9/8/chartex">
             <w:pict>
               <v:group w14:anchorId="5975B511" id="群組 59" o:spid="_x0000_s1033" style="position:absolute;margin-left:24.5pt;margin-top:7.3pt;width:35.65pt;height:18.75pt;z-index:251659264" coordsize="453225,238539" o:gfxdata="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">
                 <v:roundrect id="圓角矩形 51" o:spid="_x0000_s1034" style="position:absolute;width:453225;height:238539;visibility:visible;mso-wrap-style:square;v-text-anchor:middle" arcsize="10923f" o:gfxdata="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" fillcolor="white [3201]" strokecolor="#ffc000 [3207]" strokeweight="1pt">
@@ -2292,7 +2292,7 @@
               </wp:inline>
             </w:drawing>
           </mc:Choice>
-          <mc:Fallback>
+          <mc:Fallback xmlns:w16sdtdh="http://schemas.microsoft.com/office/word/2020/wordml/sdtdatahash" xmlns:w16="http://schemas.microsoft.com/office/word/2018/wordml" xmlns:w16cid="http://schemas.microsoft.com/office/word/2016/wordml/cid" xmlns:w16cex="http://schemas.microsoft.com/office/word/2018/wordml/cex" xmlns:am3d="http://schemas.microsoft.com/office/drawing/2017/model3d" xmlns:aink="http://schemas.microsoft.com/office/drawing/2016/ink" xmlns:cx8="http://schemas.microsoft.com/office/drawing/2016/5/14/chartex" xmlns:cx7="http://schemas.microsoft.com/office/drawing/2016/5/13/chartex" xmlns:cx6="http://schemas.microsoft.com/office/drawing/2016/5/12/chartex" xmlns:cx5="http://schemas.microsoft.com/office/drawing/2016/5/11/chartex" xmlns:cx4="http://schemas.microsoft.com/office/drawing/2016/5/10/chartex" xmlns:cx3="http://schemas.microsoft.com/office/drawing/2016/5/9/chartex" xmlns:cx2="http://schemas.microsoft.com/office/drawing/2015/10/21/chartex" xmlns:cx1="http://schemas.microsoft.com/office/drawing/2015/9/8/chartex">
             <w:pict>
               <v:group w14:anchorId="3744A056" id="群組 22" o:spid="_x0000_s1036" style="width:121pt;height:20.75pt;mso-position-horizontal-relative:char;mso-position-vertical-relative:line" coordsize="15367,2635" o:gfxdata="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">
                 <v:shape id="_x0000_s1037" style="position:absolute;width:15367;height:2635;visibility:visible;mso-wrap-style:square;v-text-anchor:middle" coordsize="4625868,375557" o:spt="100" o:gfxdata="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" adj="-11796480,,5400" path="m119183,127411c119183,92841,147207,,181777,l4563274,v34570,,62594,28024,62594,62594l4625868,312963v,34570,-28024,62594,-62594,62594l181777,375557v-34570,,-54974,-100467,-54974,-135037l10319,315726,,77770r119183,49641xe" fillcolor="#ffc000 [3207]" strokecolor="#7f5f00 [1607]" strokeweight="1pt">
@@ -3019,7 +3019,7 @@
               </wp:inline>
             </w:drawing>
           </mc:Choice>
-          <mc:Fallback>
+          <mc:Fallback xmlns:w16sdtdh="http://schemas.microsoft.com/office/word/2020/wordml/sdtdatahash" xmlns:w16="http://schemas.microsoft.com/office/word/2018/wordml" xmlns:w16cid="http://schemas.microsoft.com/office/word/2016/wordml/cid" xmlns:w16cex="http://schemas.microsoft.com/office/word/2018/wordml/cex" xmlns:am3d="http://schemas.microsoft.com/office/drawing/2017/model3d" xmlns:aink="http://schemas.microsoft.com/office/drawing/2016/ink" xmlns:cx8="http://schemas.microsoft.com/office/drawing/2016/5/14/chartex" xmlns:cx7="http://schemas.microsoft.com/office/drawing/2016/5/13/chartex" xmlns:cx6="http://schemas.microsoft.com/office/drawing/2016/5/12/chartex" xmlns:cx5="http://schemas.microsoft.com/office/drawing/2016/5/11/chartex" xmlns:cx4="http://schemas.microsoft.com/office/drawing/2016/5/10/chartex" xmlns:cx3="http://schemas.microsoft.com/office/drawing/2016/5/9/chartex" xmlns:cx2="http://schemas.microsoft.com/office/drawing/2015/10/21/chartex" xmlns:cx1="http://schemas.microsoft.com/office/drawing/2015/9/8/chartex">
             <w:pict>
               <v:group w14:anchorId="400C0938" id="群組 139" o:spid="_x0000_s1044" style="width:189pt;height:20.75pt;mso-position-horizontal-relative:char;mso-position-vertical-relative:line" coordsize="24003,2635" o:gfxdata="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">
                 <v:shape id="_x0000_s1045" style="position:absolute;width:24003;height:2635;visibility:visible;mso-wrap-style:square;v-text-anchor:middle" coordsize="4625868,375557" o:spt="100" o:gfxdata="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" adj="-11796480,,5400" path="m119183,127411c119183,92841,147207,,181777,l4563274,v34570,,62594,28024,62594,62594l4625868,312963v,34570,-28024,62594,-62594,62594l181777,375557v-34570,,-54974,-100467,-54974,-135037l10319,315726,,77770r119183,49641xe" fillcolor="#ffc000 [3207]" strokecolor="#7f5f00 [1607]" strokeweight="1pt">
@@ -3506,7 +3506,7 @@
               </wp:inline>
             </w:drawing>
           </mc:Choice>
-          <mc:Fallback>
+          <mc:Fallback xmlns:w16sdtdh="http://schemas.microsoft.com/office/word/2020/wordml/sdtdatahash" xmlns:w16="http://schemas.microsoft.com/office/word/2018/wordml" xmlns:w16cid="http://schemas.microsoft.com/office/word/2016/wordml/cid" xmlns:w16cex="http://schemas.microsoft.com/office/word/2018/wordml/cex" xmlns:am3d="http://schemas.microsoft.com/office/drawing/2017/model3d" xmlns:aink="http://schemas.microsoft.com/office/drawing/2016/ink" xmlns:cx8="http://schemas.microsoft.com/office/drawing/2016/5/14/chartex" xmlns:cx7="http://schemas.microsoft.com/office/drawing/2016/5/13/chartex" xmlns:cx6="http://schemas.microsoft.com/office/drawing/2016/5/12/chartex" xmlns:cx5="http://schemas.microsoft.com/office/drawing/2016/5/11/chartex" xmlns:cx4="http://schemas.microsoft.com/office/drawing/2016/5/10/chartex" xmlns:cx3="http://schemas.microsoft.com/office/drawing/2016/5/9/chartex" xmlns:cx2="http://schemas.microsoft.com/office/drawing/2015/10/21/chartex" xmlns:cx1="http://schemas.microsoft.com/office/drawing/2015/9/8/chartex">
             <w:pict>
               <v:shape w14:anchorId="7FA9EB94" id="圓角矩形 4" o:spid="_x0000_s1052" style="width:348.4pt;height:33.2pt;visibility:visible;mso-wrap-style:square;mso-left-percent:-10001;mso-top-percent:-10001;mso-position-horizontal:absolute;mso-position-horizontal-relative:char;mso-position-vertical:absolute;mso-position-vertical-relative:line;mso-left-percent:-10001;mso-top-percent:-10001;v-text-anchor:middle" coordsize="4424680,421640" o:spt="100" o:gfxdata="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" adj="-11796480,,5400" path="m,60115c,26914,26914,,60115,v96802,,147883,121920,290405,l4364565,v33201,,60115,26914,60115,60115l4424680,300565v,33201,-26914,60115,-60115,60115l330200,360680v-191628,137160,-180057,,-270085,c26914,360680,,333766,,300565l,60115xe" fillcolor="#4472c4 [3204]" strokecolor="#1f3763 [1604]" strokeweight="1pt">
                 <v:stroke joinstyle="miter"/>
@@ -3779,7 +3779,7 @@
               </wp:anchor>
             </w:drawing>
           </mc:Choice>
-          <mc:Fallback>
+          <mc:Fallback xmlns:w16sdtdh="http://schemas.microsoft.com/office/word/2020/wordml/sdtdatahash" xmlns:w16="http://schemas.microsoft.com/office/word/2018/wordml" xmlns:w16cid="http://schemas.microsoft.com/office/word/2016/wordml/cid" xmlns:w16cex="http://schemas.microsoft.com/office/word/2018/wordml/cex" xmlns:am3d="http://schemas.microsoft.com/office/drawing/2017/model3d" xmlns:aink="http://schemas.microsoft.com/office/drawing/2016/ink" xmlns:cx8="http://schemas.microsoft.com/office/drawing/2016/5/14/chartex" xmlns:cx7="http://schemas.microsoft.com/office/drawing/2016/5/13/chartex" xmlns:cx6="http://schemas.microsoft.com/office/drawing/2016/5/12/chartex" xmlns:cx5="http://schemas.microsoft.com/office/drawing/2016/5/11/chartex" xmlns:cx4="http://schemas.microsoft.com/office/drawing/2016/5/10/chartex" xmlns:cx3="http://schemas.microsoft.com/office/drawing/2016/5/9/chartex" xmlns:cx2="http://schemas.microsoft.com/office/drawing/2015/10/21/chartex" xmlns:cx1="http://schemas.microsoft.com/office/drawing/2015/9/8/chartex">
             <w:pict>
               <v:shape w14:anchorId="20286515" id="手繪多邊形: 圖案 10" o:spid="_x0000_s1053" style="position:absolute;margin-left:311.05pt;margin-top:6.8pt;width:31.3pt;height:16.1pt;z-index:251654144;visibility:visible;mso-wrap-style:square;mso-width-percent:0;mso-height-percent:0;mso-wrap-distance-left:9pt;mso-wrap-distance-top:0;mso-wrap-distance-right:9pt;mso-wrap-distance-bottom:0;mso-position-horizontal:absolute;mso-position-horizontal-relative:text;mso-position-vertical:absolute;mso-position-vertical-relative:text;mso-width-percent:0;mso-height-percent:0;mso-width-relative:margin;mso-height-relative:margin;v-text-anchor:middle" coordsize="453390,263525" o:spt="100" o:gfxdata="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" adj="-11796480,,5400" path="m84890,l453390,r,263525l84890,263525v-16145,,-25673,-70497,-25673,-94754l4819,221542,,54571,55658,89403c55658,65146,68745,,84890,xe" fillcolor="#70ad47 [3209]" strokecolor="#375623 [1609]" strokeweight="1pt">
                 <v:stroke joinstyle="miter"/>
@@ -4160,7 +4160,7 @@
               </wp:anchor>
             </w:drawing>
           </mc:Choice>
-          <mc:Fallback>
+          <mc:Fallback xmlns:w16sdtdh="http://schemas.microsoft.com/office/word/2020/wordml/sdtdatahash" xmlns:w16="http://schemas.microsoft.com/office/word/2018/wordml" xmlns:w16cid="http://schemas.microsoft.com/office/word/2016/wordml/cid" xmlns:w16cex="http://schemas.microsoft.com/office/word/2018/wordml/cex" xmlns:am3d="http://schemas.microsoft.com/office/drawing/2017/model3d" xmlns:aink="http://schemas.microsoft.com/office/drawing/2016/ink" xmlns:cx8="http://schemas.microsoft.com/office/drawing/2016/5/14/chartex" xmlns:cx7="http://schemas.microsoft.com/office/drawing/2016/5/13/chartex" xmlns:cx6="http://schemas.microsoft.com/office/drawing/2016/5/12/chartex" xmlns:cx5="http://schemas.microsoft.com/office/drawing/2016/5/11/chartex" xmlns:cx4="http://schemas.microsoft.com/office/drawing/2016/5/10/chartex" xmlns:cx3="http://schemas.microsoft.com/office/drawing/2016/5/9/chartex" xmlns:cx2="http://schemas.microsoft.com/office/drawing/2015/10/21/chartex" xmlns:cx1="http://schemas.microsoft.com/office/drawing/2015/9/8/chartex">
             <w:pict>
               <v:shape w14:anchorId="28DFEDA0" id="手繪多邊形: 圖案 19" o:spid="_x0000_s1054" style="position:absolute;margin-left:0;margin-top:0;width:137pt;height:62.5pt;z-index:251667456;visibility:visible;mso-wrap-style:square;mso-wrap-distance-left:9pt;mso-wrap-distance-top:0;mso-wrap-distance-right:9pt;mso-wrap-distance-bottom:0;mso-position-horizontal:absolute;mso-position-horizontal-relative:text;mso-position-vertical:absolute;mso-position-vertical-relative:text;v-text-anchor:top" coordsize="1739900,793750" o:spt="100" o:gfxdata="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" adj="-11796480,,5400" path="m147709,791148r2418,511c150072,792812,147501,793918,146161,793729r1548,-2581xm34192,c71720,,91523,36826,146775,l1702927,v12871,,23305,8130,23305,18158l1726232,90786v,3134,2205,71664,4843,164411l1732350,300990r-1362708,c309712,422727,288233,300990,247528,300990v-13961,,-25278,26874,-25278,60025l222250,601102v,33151,11317,60025,25278,60025c285384,661127,280519,798080,361097,661127r1378635,l1739848,674140v306,63877,-696,106357,-3914,106357l182868,767080v-18573,10357,-28420,16925,-33288,20951l147709,791148r-8715,-1842c113720,798854,127862,754781,111376,752371,94890,749961,128962,764695,,768853l10887,18158c10887,8130,21321,,34192,xe" fillcolor="#4472c4 [3204]" strokecolor="#1f3763 [1604]" strokeweight="1pt">
                 <v:stroke joinstyle="miter"/>
@@ -4389,7 +4389,7 @@
               </wp:anchor>
             </w:drawing>
           </mc:Choice>
-          <mc:Fallback>
+          <mc:Fallback xmlns:w16sdtdh="http://schemas.microsoft.com/office/word/2020/wordml/sdtdatahash" xmlns:w16="http://schemas.microsoft.com/office/word/2018/wordml" xmlns:w16cid="http://schemas.microsoft.com/office/word/2016/wordml/cid" xmlns:w16cex="http://schemas.microsoft.com/office/word/2018/wordml/cex" xmlns:am3d="http://schemas.microsoft.com/office/drawing/2017/model3d" xmlns:aink="http://schemas.microsoft.com/office/drawing/2016/ink" xmlns:cx8="http://schemas.microsoft.com/office/drawing/2016/5/14/chartex" xmlns:cx7="http://schemas.microsoft.com/office/drawing/2016/5/13/chartex" xmlns:cx6="http://schemas.microsoft.com/office/drawing/2016/5/12/chartex" xmlns:cx5="http://schemas.microsoft.com/office/drawing/2016/5/11/chartex" xmlns:cx4="http://schemas.microsoft.com/office/drawing/2016/5/10/chartex" xmlns:cx3="http://schemas.microsoft.com/office/drawing/2016/5/9/chartex" xmlns:cx2="http://schemas.microsoft.com/office/drawing/2015/10/21/chartex" xmlns:cx1="http://schemas.microsoft.com/office/drawing/2015/9/8/chartex">
             <w:pict>
               <v:shape w14:anchorId="1FC0FAD0" id="_x0000_s1055" style="position:absolute;margin-left:385.25pt;margin-top:13.8pt;width:34.8pt;height:18.8pt;z-index:251650048;visibility:visible;mso-wrap-style:square;mso-width-percent:0;mso-height-percent:0;mso-wrap-distance-left:9pt;mso-wrap-distance-top:0;mso-wrap-distance-right:9pt;mso-wrap-distance-bottom:0;mso-position-horizontal:absolute;mso-position-horizontal-relative:text;mso-position-vertical:absolute;mso-position-vertical-relative:text;mso-width-percent:0;mso-height-percent:0;mso-width-relative:margin;mso-height-relative:margin;v-text-anchor:middle" coordsize="453390,263525" o:spt="100" o:gfxdata="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" adj="-11796480,,5400" path="m84890,l453390,r,263525l84890,263525v-16145,,-25673,-70497,-25673,-94754l4819,221542,,54571,55658,89403c55658,65146,68745,,84890,xe" fillcolor="#5b9bd5 [3208]" strokecolor="#1f4d78 [1608]" strokeweight="1pt">
                 <v:stroke joinstyle="miter"/>
@@ -4862,7 +4862,7 @@
               </wp:anchor>
             </w:drawing>
           </mc:Choice>
-          <mc:Fallback>
+          <mc:Fallback xmlns:w16sdtdh="http://schemas.microsoft.com/office/word/2020/wordml/sdtdatahash" xmlns:w16="http://schemas.microsoft.com/office/word/2018/wordml" xmlns:w16cid="http://schemas.microsoft.com/office/word/2016/wordml/cid" xmlns:w16cex="http://schemas.microsoft.com/office/word/2018/wordml/cex" xmlns:am3d="http://schemas.microsoft.com/office/drawing/2017/model3d" xmlns:aink="http://schemas.microsoft.com/office/drawing/2016/ink" xmlns:cx8="http://schemas.microsoft.com/office/drawing/2016/5/14/chartex" xmlns:cx7="http://schemas.microsoft.com/office/drawing/2016/5/13/chartex" xmlns:cx6="http://schemas.microsoft.com/office/drawing/2016/5/12/chartex" xmlns:cx5="http://schemas.microsoft.com/office/drawing/2016/5/11/chartex" xmlns:cx4="http://schemas.microsoft.com/office/drawing/2016/5/10/chartex" xmlns:cx3="http://schemas.microsoft.com/office/drawing/2016/5/9/chartex" xmlns:cx2="http://schemas.microsoft.com/office/drawing/2015/10/21/chartex" xmlns:cx1="http://schemas.microsoft.com/office/drawing/2015/9/8/chartex">
             <w:pict>
               <v:shape w14:anchorId="6BA4F29B" id="圓角矩形 48" o:spid="_x0000_s1056" style="position:absolute;margin-left:250.75pt;margin-top:3.6pt;width:144.6pt;height:20.75pt;z-index:251648000;visibility:visible;mso-wrap-style:square;mso-wrap-distance-left:9pt;mso-wrap-distance-top:0;mso-wrap-distance-right:9pt;mso-wrap-distance-bottom:0;mso-position-horizontal:absolute;mso-position-horizontal-relative:text;mso-position-vertical:absolute;mso-position-vertical-relative:text;v-text-anchor:middle" coordsize="4625868,375557" o:spt="100" o:gfxdata="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" adj="-11796480,,5400" path="m119183,127411c119183,92841,147207,,181777,l4563274,v34570,,62594,28024,62594,62594l4625868,312963v,34570,-28024,62594,-62594,62594l181777,375557v-34570,,-54974,-100467,-54974,-135037l10319,315726,,77770r119183,49641xe" fillcolor="#ffc000 [3207]" strokecolor="#7f5f00 [1607]" strokeweight="1pt">
                 <v:stroke joinstyle="miter"/>
@@ -5454,7 +5454,7 @@
               </wp:anchor>
             </w:drawing>
           </mc:Choice>
-          <mc:Fallback>
+          <mc:Fallback xmlns:w16sdtdh="http://schemas.microsoft.com/office/word/2020/wordml/sdtdatahash" xmlns:w16="http://schemas.microsoft.com/office/word/2018/wordml" xmlns:w16cid="http://schemas.microsoft.com/office/word/2016/wordml/cid" xmlns:w16cex="http://schemas.microsoft.com/office/word/2018/wordml/cex" xmlns:am3d="http://schemas.microsoft.com/office/drawing/2017/model3d" xmlns:aink="http://schemas.microsoft.com/office/drawing/2016/ink" xmlns:cx8="http://schemas.microsoft.com/office/drawing/2016/5/14/chartex" xmlns:cx7="http://schemas.microsoft.com/office/drawing/2016/5/13/chartex" xmlns:cx6="http://schemas.microsoft.com/office/drawing/2016/5/12/chartex" xmlns:cx5="http://schemas.microsoft.com/office/drawing/2016/5/11/chartex" xmlns:cx4="http://schemas.microsoft.com/office/drawing/2016/5/10/chartex" xmlns:cx3="http://schemas.microsoft.com/office/drawing/2016/5/9/chartex" xmlns:cx2="http://schemas.microsoft.com/office/drawing/2015/10/21/chartex" xmlns:cx1="http://schemas.microsoft.com/office/drawing/2015/9/8/chartex">
             <w:pict>
               <v:group w14:anchorId="7B2B7790" id="群組 129" o:spid="_x0000_s1057" style="position:absolute;margin-left:-.2pt;margin-top:18.25pt;width:203.5pt;height:33.2pt;z-index:251683840;mso-position-horizontal-relative:text;mso-position-vertical-relative:text" coordsize="25844,4216" o:gfxdata="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">
                 <v:group id="群組 120" o:spid="_x0000_s1058" style="position:absolute;width:25844;height:4216" coordsize="25844,4216" o:gfxdata="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">
@@ -5984,7 +5984,7 @@
               </wp:anchor>
             </w:drawing>
           </mc:Choice>
-          <mc:Fallback>
+          <mc:Fallback xmlns:w16sdtdh="http://schemas.microsoft.com/office/word/2020/wordml/sdtdatahash" xmlns:w16="http://schemas.microsoft.com/office/word/2018/wordml" xmlns:w16cid="http://schemas.microsoft.com/office/word/2016/wordml/cid" xmlns:w16cex="http://schemas.microsoft.com/office/word/2018/wordml/cex" xmlns:am3d="http://schemas.microsoft.com/office/drawing/2017/model3d" xmlns:aink="http://schemas.microsoft.com/office/drawing/2016/ink" xmlns:cx8="http://schemas.microsoft.com/office/drawing/2016/5/14/chartex" xmlns:cx7="http://schemas.microsoft.com/office/drawing/2016/5/13/chartex" xmlns:cx6="http://schemas.microsoft.com/office/drawing/2016/5/12/chartex" xmlns:cx5="http://schemas.microsoft.com/office/drawing/2016/5/11/chartex" xmlns:cx4="http://schemas.microsoft.com/office/drawing/2016/5/10/chartex" xmlns:cx3="http://schemas.microsoft.com/office/drawing/2016/5/9/chartex" xmlns:cx2="http://schemas.microsoft.com/office/drawing/2015/10/21/chartex" xmlns:cx1="http://schemas.microsoft.com/office/drawing/2015/9/8/chartex">
             <w:pict>
               <v:shape w14:anchorId="0233E37F" id="_x0000_s1066" style="position:absolute;margin-left:208.3pt;margin-top:2.4pt;width:170.1pt;height:20.75pt;z-index:251633664;visibility:visible;mso-wrap-style:square;mso-height-percent:0;mso-wrap-distance-left:9pt;mso-wrap-distance-top:0;mso-wrap-distance-right:9pt;mso-wrap-distance-bottom:0;mso-position-horizontal:absolute;mso-position-horizontal-relative:margin;mso-position-vertical:absolute;mso-position-vertical-relative:text;mso-height-percent:0;mso-height-relative:margin;v-text-anchor:middle" coordsize="4625868,375557" o:spt="100" o:gfxdata="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" adj="-11796480,,5400" path="m119183,127411c119183,92841,147207,,181777,l4563274,v34570,,62594,28024,62594,62594l4625868,312963v,34570,-28024,62594,-62594,62594l181777,375557v-34570,,-54974,-100467,-54974,-135037l10319,315726,,77770r119183,49641xe" fillcolor="#ffc000 [3207]" strokecolor="#7f5f00 [1607]" strokeweight="1pt">
                 <v:stroke joinstyle="miter"/>
@@ -6473,7 +6473,7 @@
               </wp:anchor>
             </w:drawing>
           </mc:Choice>
-          <mc:Fallback>
+          <mc:Fallback xmlns:w16sdtdh="http://schemas.microsoft.com/office/word/2020/wordml/sdtdatahash" xmlns:w16="http://schemas.microsoft.com/office/word/2018/wordml" xmlns:w16cid="http://schemas.microsoft.com/office/word/2016/wordml/cid" xmlns:w16cex="http://schemas.microsoft.com/office/word/2018/wordml/cex" xmlns:am3d="http://schemas.microsoft.com/office/drawing/2017/model3d" xmlns:aink="http://schemas.microsoft.com/office/drawing/2016/ink" xmlns:cx8="http://schemas.microsoft.com/office/drawing/2016/5/14/chartex" xmlns:cx7="http://schemas.microsoft.com/office/drawing/2016/5/13/chartex" xmlns:cx6="http://schemas.microsoft.com/office/drawing/2016/5/12/chartex" xmlns:cx5="http://schemas.microsoft.com/office/drawing/2016/5/11/chartex" xmlns:cx4="http://schemas.microsoft.com/office/drawing/2016/5/10/chartex" xmlns:cx3="http://schemas.microsoft.com/office/drawing/2016/5/9/chartex" xmlns:cx2="http://schemas.microsoft.com/office/drawing/2015/10/21/chartex" xmlns:cx1="http://schemas.microsoft.com/office/drawing/2015/9/8/chartex">
             <w:pict>
               <v:shape w14:anchorId="0CE824D6" id="_x0000_s1067" style="position:absolute;margin-left:277.25pt;margin-top:4.85pt;width:170.1pt;height:20.75pt;z-index:251637760;visibility:visible;mso-wrap-style:square;mso-height-percent:0;mso-wrap-distance-left:9pt;mso-wrap-distance-top:0;mso-wrap-distance-right:9pt;mso-wrap-distance-bottom:0;mso-position-horizontal:absolute;mso-position-horizontal-relative:text;mso-position-vertical:absolute;mso-position-vertical-relative:text;mso-height-percent:0;mso-height-relative:margin;v-text-anchor:middle" coordsize="4625868,375557" o:spt="100" o:gfxdata="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" adj="-11796480,,5400" path="m119183,127411c119183,92841,147207,,181777,l4563274,v34570,,62594,28024,62594,62594l4625868,312963v,34570,-28024,62594,-62594,62594l181777,375557v-34570,,-54974,-100467,-54974,-135037l10319,315726,,77770r119183,49641xe" fillcolor="#ffc000 [3207]" strokecolor="#7f5f00 [1607]" strokeweight="1pt">
                 <v:stroke joinstyle="miter"/>
@@ -6799,7 +6799,7 @@
               </wp:inline>
             </w:drawing>
           </mc:Choice>
-          <mc:Fallback>
+          <mc:Fallback xmlns:w16sdtdh="http://schemas.microsoft.com/office/word/2020/wordml/sdtdatahash" xmlns:w16="http://schemas.microsoft.com/office/word/2018/wordml" xmlns:w16cid="http://schemas.microsoft.com/office/word/2016/wordml/cid" xmlns:w16cex="http://schemas.microsoft.com/office/word/2018/wordml/cex" xmlns:am3d="http://schemas.microsoft.com/office/drawing/2017/model3d" xmlns:aink="http://schemas.microsoft.com/office/drawing/2016/ink" xmlns:cx8="http://schemas.microsoft.com/office/drawing/2016/5/14/chartex" xmlns:cx7="http://schemas.microsoft.com/office/drawing/2016/5/13/chartex" xmlns:cx6="http://schemas.microsoft.com/office/drawing/2016/5/12/chartex" xmlns:cx5="http://schemas.microsoft.com/office/drawing/2016/5/11/chartex" xmlns:cx4="http://schemas.microsoft.com/office/drawing/2016/5/10/chartex" xmlns:cx3="http://schemas.microsoft.com/office/drawing/2016/5/9/chartex" xmlns:cx2="http://schemas.microsoft.com/office/drawing/2015/10/21/chartex" xmlns:cx1="http://schemas.microsoft.com/office/drawing/2015/9/8/chartex">
             <w:pict>
               <v:shapetype w14:anchorId="1C17C66A" id="_x0000_t202" coordsize="21600,21600" o:spt="202" path="m,l,21600r21600,l21600,xe">
                 <v:stroke joinstyle="miter"/>
@@ -6876,7 +6876,61 @@
         </mc:AlternateContent>
       </w:r>
     </w:p>
-    <w:p/>
+    <w:p>
+      <w:pPr>
+        <w:rPr>
+          <w:rFonts w:hint="eastAsia"/>
+        </w:rPr>
+      </w:pPr>
+      <w:bookmarkStart w:id="0" w:name="_GoBack"/>
+      <w:bookmarkEnd w:id="0"/>
+      <w:r>
+        <w:rPr>
+          <w:rFonts w:hint="eastAsia"/>
+          <w:color w:val="FF0000"/>
+        </w:rPr>
+        <w:t>變數不能大寫</w:t>
+      </w:r>
+      <w:r>
+        <w:rPr>
+          <w:rFonts w:hint="eastAsia"/>
+          <w:color w:val="FF0000"/>
+        </w:rPr>
+        <w:t>、有</w:t>
+      </w:r>
+      <w:r>
+        <w:rPr>
+          <w:color w:val="FF0000"/>
+        </w:rPr>
+        <w:t>單引號要</w:t>
+      </w:r>
+      <w:r>
+        <w:rPr>
+          <w:rFonts w:hint="eastAsia"/>
+          <w:color w:val="FF0000"/>
+        </w:rPr>
+        <w:t>設</w:t>
+      </w:r>
+      <w:r>
+        <w:rPr>
+          <w:color w:val="FF0000"/>
+        </w:rPr>
+        <w:t>為脫逸</w:t>
+      </w:r>
+      <w:r>
+        <w:rPr>
+          <w:rFonts w:hint="eastAsia"/>
+          <w:color w:val="FF0000"/>
+        </w:rPr>
+        <w:t>字</w:t>
+      </w:r>
+      <w:r>
+        <w:rPr>
+          <w:color w:val="FF0000"/>
+        </w:rPr>
+        <w:t>元</w:t>
+      </w:r>
+    </w:p>
     <w:tbl>
       <w:tblPr>
         <w:tblStyle w:val="a3"/>
@@ -7557,7 +7611,7 @@
                     </wp:inline>
                   </w:drawing>
                 </mc:Choice>
-                <mc:Fallback>
+                <mc:Fallback xmlns:w16sdtdh="http://schemas.microsoft.com/office/word/2020/wordml/sdtdatahash" xmlns:w16="http://schemas.microsoft.com/office/word/2018/wordml" xmlns:w16cid="http://schemas.microsoft.com/office/word/2016/wordml/cid" xmlns:w16cex="http://schemas.microsoft.com/office/word/2018/wordml/cex" xmlns:am3d="http://schemas.microsoft.com/office/drawing/2017/model3d" xmlns:aink="http://schemas.microsoft.com/office/drawing/2016/ink" xmlns:cx8="http://schemas.microsoft.com/office/drawing/2016/5/14/chartex" xmlns:cx7="http://schemas.microsoft.com/office/drawing/2016/5/13/chartex" xmlns:cx6="http://schemas.microsoft.com/office/drawing/2016/5/12/chartex" xmlns:cx5="http://schemas.microsoft.com/office/drawing/2016/5/11/chartex" xmlns:cx4="http://schemas.microsoft.com/office/drawing/2016/5/10/chartex" xmlns:cx3="http://schemas.microsoft.com/office/drawing/2016/5/9/chartex" xmlns:cx2="http://schemas.microsoft.com/office/drawing/2015/10/21/chartex" xmlns:cx1="http://schemas.microsoft.com/office/drawing/2015/9/8/chartex">
                   <w:pict>
                     <v:shape w14:anchorId="6C390F53" id="手繪多邊形: 圖案 7" o:spid="_x0000_s1069" style="width:154.85pt;height:139.2pt;visibility:visible;mso-wrap-style:square;mso-left-percent:-10001;mso-top-percent:-10001;mso-position-horizontal:absolute;mso-position-horizontal-relative:char;mso-position-vertical:absolute;mso-position-vertical-relative:line;mso-left-percent:-10001;mso-top-percent:-10001;v-text-anchor:top" coordsize="1085850,1767840" o:spt="100" o:gfxdata="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" adj="-11796480,,5400" path="m91629,1761627r2064,1556c93641,1767035,90056,1770650,90831,1764652r798,-3025xm21339,c44759,,57118,82019,91601,r971175,c1070809,,1077320,18106,1077320,40441r,161758c1077320,206387,1077816,263008,1078567,352254r511,61189l1026160,380326r4819,166971l1079788,499948r555,68427l1081675,740824r-55515,-34743l1030979,873052r51289,-49756l1083121,942899r662,103070l1081818,1066668r-55658,-34832l1030979,1198807r53405,-51808l1084864,1232961v177,34872,335,68922,470,101811l1085429,1362013r-1314,6207c1082636,1377739,1081818,1386359,1081818,1392423r-55658,-34832l1030979,1524562r54398,-52771l1085759,1477290r75,38166c1085966,1649890,1085316,1738323,1083375,1738323l114126,1708440v-11591,23068,-17736,37696,-20775,46662l91629,1761627r-4884,-3685c70971,1779208,79797,1681048,69508,1675681,59219,1670314,80484,1703128,,1712389l6794,40441c6794,18106,13306,,21339,xe" fillcolor="#4472c4 [3204]" strokecolor="#1f3763 [1604]" strokeweight="1pt">
                       <v:stroke joinstyle="miter"/>
@@ -7788,9 +7842,6 @@
             <w:pPr>
               <w:adjustRightInd w:val="0"/>
               <w:snapToGrid w:val="0"/>
-              <w:rPr>
-                <w:rFonts w:hint="eastAsia"/>
-              </w:rPr>
             </w:pPr>
             <w:r>
               <w:rPr>
@@ -7799,16 +7850,7 @@
                 <w:sz w:val="20"/>
                 <w:szCs w:val="20"/>
               </w:rPr>
-              <w:t>imi_esp32car_init</w:t>
-            </w:r>
-            <w:r>
-              <w:rPr>
-                <w:rFonts w:ascii="Arial Unicode MS" w:hAnsi="Arial Unicode MS"/>
-                <w:color w:val="008800"/>
-                <w:sz w:val="20"/>
-                <w:szCs w:val="20"/>
-              </w:rPr>
-              <w:t>_uart</w:t>
+              <w:t>imi_esp32car_init_uart</w:t>
             </w:r>
           </w:p>
           <w:p>
@@ -8444,7 +8486,7 @@
                     </wp:inline>
                   </w:drawing>
                 </mc:Choice>
-                <mc:Fallback>
+                <mc:Fallback xmlns:w16sdtdh="http://schemas.microsoft.com/office/word/2020/wordml/sdtdatahash" xmlns:w16="http://schemas.microsoft.com/office/word/2018/wordml" xmlns:w16cid="http://schemas.microsoft.com/office/word/2016/wordml/cid" xmlns:w16cex="http://schemas.microsoft.com/office/word/2018/wordml/cex" xmlns:am3d="http://schemas.microsoft.com/office/drawing/2017/model3d" xmlns:aink="http://schemas.microsoft.com/office/drawing/2016/ink" xmlns:cx8="http://schemas.microsoft.com/office/drawing/2016/5/14/chartex" xmlns:cx7="http://schemas.microsoft.com/office/drawing/2016/5/13/chartex" xmlns:cx6="http://schemas.microsoft.com/office/drawing/2016/5/12/chartex" xmlns:cx5="http://schemas.microsoft.com/office/drawing/2016/5/11/chartex" xmlns:cx4="http://schemas.microsoft.com/office/drawing/2016/5/10/chartex" xmlns:cx3="http://schemas.microsoft.com/office/drawing/2016/5/9/chartex" xmlns:cx2="http://schemas.microsoft.com/office/drawing/2015/10/21/chartex" xmlns:cx1="http://schemas.microsoft.com/office/drawing/2015/9/8/chartex">
                   <w:pict>
                     <v:group w14:anchorId="43AD6749" id="群組 14" o:spid="_x0000_s1070" style="width:121pt;height:20.75pt;mso-position-horizontal-relative:char;mso-position-vertical-relative:line" coordsize="15367,2635" o:gfxdata="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">
                       <v:shape id="_x0000_s1071" style="position:absolute;width:15367;height:2635;visibility:visible;mso-wrap-style:square;v-text-anchor:middle" coordsize="4625868,375557" o:spt="100" o:gfxdata="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" adj="-11796480,,5400" path="m119183,127411c119183,92841,147207,,181777,l4563274,v34570,,62594,28024,62594,62594l4625868,312963v,34570,-28024,62594,-62594,62594l181777,375557v-34570,,-54974,-100467,-54974,-135037l10319,315726,,77770r119183,49641xe" fillcolor="#ffc000 [3207]" strokecolor="#7f5f00 [1607]" strokeweight="1pt">
@@ -8705,9 +8747,6 @@
             <w:pPr>
               <w:adjustRightInd w:val="0"/>
               <w:snapToGrid w:val="0"/>
-              <w:rPr>
-                <w:rFonts w:hint="eastAsia"/>
-              </w:rPr>
             </w:pPr>
             <w:r>
               <w:rPr>
@@ -8716,16 +8755,7 @@
                 <w:sz w:val="20"/>
                 <w:szCs w:val="20"/>
               </w:rPr>
-              <w:t>imi_esp32car_init_</w:t>
-            </w:r>
-            <w:r>
-              <w:rPr>
-                <w:rFonts w:ascii="Arial Unicode MS" w:hAnsi="Arial Unicode MS"/>
-                <w:color w:val="008800"/>
-                <w:sz w:val="20"/>
-                <w:szCs w:val="20"/>
-              </w:rPr>
-              <w:t>wifi</w:t>
+              <w:t>imi_esp32car_init_wifi</w:t>
             </w:r>
           </w:p>
           <w:p>
@@ -9455,7 +9485,7 @@
                     </wp:inline>
                   </w:drawing>
                 </mc:Choice>
-                <mc:Fallback>
+                <mc:Fallback xmlns:w16sdtdh="http://schemas.microsoft.com/office/word/2020/wordml/sdtdatahash" xmlns:w16="http://schemas.microsoft.com/office/word/2018/wordml" xmlns:w16cid="http://schemas.microsoft.com/office/word/2016/wordml/cid" xmlns:w16cex="http://schemas.microsoft.com/office/word/2018/wordml/cex" xmlns:am3d="http://schemas.microsoft.com/office/drawing/2017/model3d" xmlns:aink="http://schemas.microsoft.com/office/drawing/2016/ink" xmlns:cx8="http://schemas.microsoft.com/office/drawing/2016/5/14/chartex" xmlns:cx7="http://schemas.microsoft.com/office/drawing/2016/5/13/chartex" xmlns:cx6="http://schemas.microsoft.com/office/drawing/2016/5/12/chartex" xmlns:cx5="http://schemas.microsoft.com/office/drawing/2016/5/11/chartex" xmlns:cx4="http://schemas.microsoft.com/office/drawing/2016/5/10/chartex" xmlns:cx3="http://schemas.microsoft.com/office/drawing/2016/5/9/chartex" xmlns:cx2="http://schemas.microsoft.com/office/drawing/2015/10/21/chartex" xmlns:cx1="http://schemas.microsoft.com/office/drawing/2015/9/8/chartex">
                   <w:pict>
                     <v:group w14:anchorId="47183939" id="群組 41" o:spid="_x0000_s1078" style="width:144.65pt;height:20.75pt;mso-position-horizontal-relative:char;mso-position-vertical-relative:line" coordsize="18370,2635" o:gfxdata="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">
                       <v:shape id="_x0000_s1079" style="position:absolute;width:18370;height:2635;visibility:visible;mso-wrap-style:square;v-text-anchor:middle" coordsize="4625868,375557" o:spt="100" o:gfxdata="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" adj="-11796480,,5400" path="m119183,127411c119183,92841,147207,,181777,l4563274,v34570,,62594,28024,62594,62594l4625868,312963v,34570,-28024,62594,-62594,62594l181777,375557v-34570,,-54974,-100467,-54974,-135037l10319,315726,,77770r119183,49641xe" fillcolor="#ffc000 [3207]" strokecolor="#7f5f00 [1607]" strokeweight="1pt">
@@ -9800,9 +9830,6 @@
             <w:pPr>
               <w:adjustRightInd w:val="0"/>
               <w:snapToGrid w:val="0"/>
-              <w:rPr>
-                <w:rFonts w:hint="eastAsia"/>
-              </w:rPr>
             </w:pPr>
             <w:r>
               <w:rPr>
@@ -9811,16 +9838,7 @@
                 <w:sz w:val="20"/>
                 <w:szCs w:val="20"/>
               </w:rPr>
-              <w:t>imi_esp32car_init_</w:t>
-            </w:r>
-            <w:r>
-              <w:rPr>
-                <w:rFonts w:ascii="Arial Unicode MS" w:hAnsi="Arial Unicode MS"/>
-                <w:color w:val="008800"/>
-                <w:sz w:val="20"/>
-                <w:szCs w:val="20"/>
-              </w:rPr>
-              <w:t>line</w:t>
+              <w:t>imi_esp32car_init_line</w:t>
             </w:r>
           </w:p>
           <w:p>
@@ -10393,7 +10411,7 @@
                     </wp:inline>
                   </w:drawing>
                 </mc:Choice>
-                <mc:Fallback>
+                <mc:Fallback xmlns:w16sdtdh="http://schemas.microsoft.com/office/word/2020/wordml/sdtdatahash" xmlns:w16="http://schemas.microsoft.com/office/word/2018/wordml" xmlns:w16cid="http://schemas.microsoft.com/office/word/2016/wordml/cid" xmlns:w16cex="http://schemas.microsoft.com/office/word/2018/wordml/cex" xmlns:am3d="http://schemas.microsoft.com/office/drawing/2017/model3d" xmlns:aink="http://schemas.microsoft.com/office/drawing/2016/ink" xmlns:cx8="http://schemas.microsoft.com/office/drawing/2016/5/14/chartex" xmlns:cx7="http://schemas.microsoft.com/office/drawing/2016/5/13/chartex" xmlns:cx6="http://schemas.microsoft.com/office/drawing/2016/5/12/chartex" xmlns:cx5="http://schemas.microsoft.com/office/drawing/2016/5/11/chartex" xmlns:cx4="http://schemas.microsoft.com/office/drawing/2016/5/10/chartex" xmlns:cx3="http://schemas.microsoft.com/office/drawing/2016/5/9/chartex" xmlns:cx2="http://schemas.microsoft.com/office/drawing/2015/10/21/chartex" xmlns:cx1="http://schemas.microsoft.com/office/drawing/2015/9/8/chartex">
                   <w:pict>
                     <v:group w14:anchorId="2A288784" id="群組 58" o:spid="_x0000_s1082" style="width:68.75pt;height:20.75pt;mso-position-horizontal-relative:char;mso-position-vertical-relative:line" coordsize="8734,2635" o:gfxdata="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">
                       <v:shape id="_x0000_s1083" style="position:absolute;width:8734;height:2635;visibility:visible;mso-wrap-style:square;v-text-anchor:middle" coordsize="4625868,375557" o:spt="100" o:gfxdata="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" adj="-11796480,,5400" path="m119183,127411c119183,92841,147207,,181777,l4563274,v34570,,62594,28024,62594,62594l4625868,312963v,34570,-28024,62594,-62594,62594l181777,375557v-34570,,-54974,-100467,-54974,-135037l10319,315726,,77770r119183,49641xe" fillcolor="#ffc000 [3207]" strokecolor="#7f5f00 [1607]" strokeweight="1pt">
@@ -10589,9 +10607,6 @@
             <w:pPr>
               <w:adjustRightInd w:val="0"/>
               <w:snapToGrid w:val="0"/>
-              <w:rPr>
-                <w:rFonts w:hint="eastAsia"/>
-              </w:rPr>
             </w:pPr>
             <w:r>
               <w:rPr>
@@ -10600,16 +10615,7 @@
                 <w:sz w:val="20"/>
                 <w:szCs w:val="20"/>
               </w:rPr>
-              <w:t>imi_esp32car_init_</w:t>
-            </w:r>
-            <w:r>
-              <w:rPr>
-                <w:rFonts w:ascii="Arial Unicode MS" w:hAnsi="Arial Unicode MS"/>
-                <w:color w:val="008800"/>
-                <w:sz w:val="20"/>
-                <w:szCs w:val="20"/>
-              </w:rPr>
-              <w:t>mqtt</w:t>
+              <w:t>imi_esp32car_init_mqtt</w:t>
             </w:r>
           </w:p>
           <w:p>
@@ -11679,7 +11685,7 @@
                     </wp:inline>
                   </w:drawing>
                 </mc:Choice>
-                <mc:Fallback>
+                <mc:Fallback xmlns:w16sdtdh="http://schemas.microsoft.com/office/word/2020/wordml/sdtdatahash" xmlns:w16="http://schemas.microsoft.com/office/word/2018/wordml" xmlns:w16cid="http://schemas.microsoft.com/office/word/2016/wordml/cid" xmlns:w16cex="http://schemas.microsoft.com/office/word/2018/wordml/cex" xmlns:am3d="http://schemas.microsoft.com/office/drawing/2017/model3d" xmlns:aink="http://schemas.microsoft.com/office/drawing/2016/ink" xmlns:cx8="http://schemas.microsoft.com/office/drawing/2016/5/14/chartex" xmlns:cx7="http://schemas.microsoft.com/office/drawing/2016/5/13/chartex" xmlns:cx6="http://schemas.microsoft.com/office/drawing/2016/5/12/chartex" xmlns:cx5="http://schemas.microsoft.com/office/drawing/2016/5/11/chartex" xmlns:cx4="http://schemas.microsoft.com/office/drawing/2016/5/10/chartex" xmlns:cx3="http://schemas.microsoft.com/office/drawing/2016/5/9/chartex" xmlns:cx2="http://schemas.microsoft.com/office/drawing/2015/10/21/chartex" xmlns:cx1="http://schemas.microsoft.com/office/drawing/2015/9/8/chartex">
                   <w:pict>
                     <v:group w14:anchorId="51035C22" id="群組 49" o:spid="_x0000_s1085" style="width:217.4pt;height:20.75pt;mso-position-horizontal-relative:char;mso-position-vertical-relative:line" coordsize="27607,2635" o:gfxdata="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">
                       <v:shape id="_x0000_s1086" style="position:absolute;width:27607;height:2635;visibility:visible;mso-wrap-style:square;v-text-anchor:middle" coordsize="4625868,375557" o:spt="100" o:gfxdata="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" adj="-11796480,,5400" path="m119183,127411c119183,92841,147207,,181777,l4563274,v34570,,62594,28024,62594,62594l4625868,312963v,34570,-28024,62594,-62594,62594l181777,375557v-34570,,-54974,-100467,-54974,-135037l10319,315726,,77770r119183,49641xe" fillcolor="#ffc000 [3207]" strokecolor="#7f5f00 [1607]" strokeweight="1pt">
@@ -12096,7 +12102,7 @@
                 <w:sz w:val="18"/>
                 <w:szCs w:val="16"/>
               </w:rPr>
-              <w:t>_</w:t>
+              <w:t>_u</w:t>
             </w:r>
             <w:r>
               <w:rPr>
@@ -12104,7 +12110,81 @@
                 <w:sz w:val="18"/>
                 <w:szCs w:val="16"/>
               </w:rPr>
-              <w:t>u</w:t>
+              <w:t>ser</w:t>
+            </w:r>
+            <w:r>
+              <w:rPr>
+                <w:rFonts w:hint="eastAsia"/>
+                <w:sz w:val="18"/>
+                <w:szCs w:val="16"/>
+              </w:rPr>
+              <w:t>+</w:t>
+            </w:r>
+            <w:r>
+              <w:rPr>
+                <w:color w:val="538135" w:themeColor="accent6" w:themeShade="BF"/>
+              </w:rPr>
+              <w:t>'</w:t>
+            </w:r>
+            <w:r>
+              <w:rPr>
+                <w:color w:val="ED7D31" w:themeColor="accent2"/>
+                <w:sz w:val="18"/>
+                <w:szCs w:val="16"/>
+              </w:rPr>
+              <w:t>";</w:t>
+            </w:r>
+            <w:r>
+              <w:rPr>
+                <w:color w:val="538135" w:themeColor="accent6" w:themeShade="BF"/>
+              </w:rPr>
+              <w:t>'</w:t>
+            </w:r>
+          </w:p>
+          <w:p>
+            <w:pPr>
+              <w:spacing w:line="200" w:lineRule="exact"/>
+              <w:rPr>
+                <w:color w:val="ED7D31" w:themeColor="accent2"/>
+                <w:sz w:val="18"/>
+                <w:szCs w:val="16"/>
+              </w:rPr>
+            </w:pPr>
+            <w:r>
+              <w:rPr>
+                <w:color w:val="538135" w:themeColor="accent6" w:themeShade="BF"/>
+              </w:rPr>
+              <w:t>'</w:t>
+            </w:r>
+            <w:r>
+              <w:rPr>
+                <w:color w:val="ED7D31" w:themeColor="accent2"/>
+                <w:sz w:val="18"/>
+                <w:szCs w:val="16"/>
+              </w:rPr>
+              <w:t>const char* mqtt_password ="</w:t>
+            </w:r>
+            <w:r>
+              <w:rPr>
+                <w:color w:val="538135" w:themeColor="accent6" w:themeShade="BF"/>
+              </w:rPr>
+              <w:t>'</w:t>
+            </w:r>
+            <w:r>
+              <w:rPr>
+                <w:color w:val="ED7D31" w:themeColor="accent2"/>
+                <w:sz w:val="18"/>
+                <w:szCs w:val="16"/>
+              </w:rPr>
+              <w:t xml:space="preserve"> </w:t>
+            </w:r>
+            <w:r>
+              <w:rPr>
+                <w:rFonts w:hint="eastAsia"/>
+                <w:sz w:val="18"/>
+                <w:szCs w:val="16"/>
+              </w:rPr>
+              <w:t>+</w:t>
             </w:r>
             <w:r>
               <w:rPr>
@@ -12112,81 +12192,7 @@
                 <w:sz w:val="18"/>
                 <w:szCs w:val="16"/>
               </w:rPr>
-              <w:t>ser</w:t>
-            </w:r>
-            <w:r>
-              <w:rPr>
-                <w:rFonts w:hint="eastAsia"/>
-                <w:sz w:val="18"/>
-                <w:szCs w:val="16"/>
-              </w:rPr>
-              <w:t>+</w:t>
-            </w:r>
-            <w:r>
-              <w:rPr>
-                <w:color w:val="538135" w:themeColor="accent6" w:themeShade="BF"/>
-              </w:rPr>
-              <w:t>'</w:t>
-            </w:r>
-            <w:r>
-              <w:rPr>
-                <w:color w:val="ED7D31" w:themeColor="accent2"/>
-                <w:sz w:val="18"/>
-                <w:szCs w:val="16"/>
-              </w:rPr>
-              <w:t>";</w:t>
-            </w:r>
-            <w:r>
-              <w:rPr>
-                <w:color w:val="538135" w:themeColor="accent6" w:themeShade="BF"/>
-              </w:rPr>
-              <w:t>'</w:t>
-            </w:r>
-          </w:p>
-          <w:p>
-            <w:pPr>
-              <w:spacing w:line="200" w:lineRule="exact"/>
-              <w:rPr>
-                <w:color w:val="ED7D31" w:themeColor="accent2"/>
-                <w:sz w:val="18"/>
-                <w:szCs w:val="16"/>
-              </w:rPr>
-            </w:pPr>
-            <w:r>
-              <w:rPr>
-                <w:color w:val="538135" w:themeColor="accent6" w:themeShade="BF"/>
-              </w:rPr>
-              <w:t>'</w:t>
-            </w:r>
-            <w:r>
-              <w:rPr>
-                <w:color w:val="ED7D31" w:themeColor="accent2"/>
-                <w:sz w:val="18"/>
-                <w:szCs w:val="16"/>
-              </w:rPr>
-              <w:t>const char* mqtt_password ="</w:t>
-            </w:r>
-            <w:r>
-              <w:rPr>
-                <w:color w:val="538135" w:themeColor="accent6" w:themeShade="BF"/>
-              </w:rPr>
-              <w:t>'</w:t>
-            </w:r>
-            <w:r>
-              <w:rPr>
-                <w:color w:val="ED7D31" w:themeColor="accent2"/>
-                <w:sz w:val="18"/>
-                <w:szCs w:val="16"/>
-              </w:rPr>
-              <w:t xml:space="preserve"> </w:t>
-            </w:r>
-            <w:r>
-              <w:rPr>
-                <w:rFonts w:hint="eastAsia"/>
-                <w:sz w:val="18"/>
-                <w:szCs w:val="16"/>
-              </w:rPr>
-              <w:t>+</w:t>
+              <w:t>value_mqtt</w:t>
             </w:r>
             <w:r>
               <w:rPr>
@@ -12194,23 +12200,7 @@
                 <w:sz w:val="18"/>
                 <w:szCs w:val="16"/>
               </w:rPr>
-              <w:t>value_mqtt</w:t>
-            </w:r>
-            <w:r>
-              <w:rPr>
-                <w:color w:val="FF0000"/>
-                <w:sz w:val="18"/>
-                <w:szCs w:val="16"/>
-              </w:rPr>
-              <w:t>_</w:t>
-            </w:r>
-            <w:r>
-              <w:rPr>
-                <w:color w:val="FF0000"/>
-                <w:sz w:val="18"/>
-                <w:szCs w:val="16"/>
-              </w:rPr>
-              <w:t>p</w:t>
+              <w:t>_p</w:t>
             </w:r>
             <w:r>
               <w:rPr>
@@ -12304,15 +12294,7 @@
                 <w:sz w:val="18"/>
                 <w:szCs w:val="16"/>
               </w:rPr>
-              <w:t>_</w:t>
-            </w:r>
-            <w:r>
-              <w:rPr>
-                <w:color w:val="FF0000"/>
-                <w:sz w:val="18"/>
-                <w:szCs w:val="16"/>
-              </w:rPr>
-              <w:t>p</w:t>
+              <w:t>_p</w:t>
             </w:r>
             <w:r>
               <w:rPr>
@@ -12708,6 +12690,7 @@
             <w:pPr>
               <w:spacing w:line="200" w:lineRule="exact"/>
               <w:rPr>
+                <w:rFonts w:hint="eastAsia"/>
                 <w:color w:val="ED7D31" w:themeColor="accent2"/>
                 <w:sz w:val="18"/>
                 <w:szCs w:val="16"/>
@@ -13038,7 +13021,7 @@
                 <w:sz w:val="18"/>
                 <w:szCs w:val="16"/>
               </w:rPr>
-              <w:t>// HiveMQ Cloud Let's Encrypt CA certificate</w:t>
+              <w:t>// HiveMQ Cloud</w:t>
             </w:r>
           </w:p>
           <w:p>
@@ -15489,7 +15472,7 @@
                     </wp:inline>
                   </w:drawing>
                 </mc:Choice>
-                <mc:Fallback>
+                <mc:Fallback xmlns:w16sdtdh="http://schemas.microsoft.com/office/word/2020/wordml/sdtdatahash" xmlns:w16="http://schemas.microsoft.com/office/word/2018/wordml" xmlns:w16cid="http://schemas.microsoft.com/office/word/2016/wordml/cid" xmlns:w16cex="http://schemas.microsoft.com/office/word/2018/wordml/cex" xmlns:am3d="http://schemas.microsoft.com/office/drawing/2017/model3d" xmlns:aink="http://schemas.microsoft.com/office/drawing/2016/ink" xmlns:cx8="http://schemas.microsoft.com/office/drawing/2016/5/14/chartex" xmlns:cx7="http://schemas.microsoft.com/office/drawing/2016/5/13/chartex" xmlns:cx6="http://schemas.microsoft.com/office/drawing/2016/5/12/chartex" xmlns:cx5="http://schemas.microsoft.com/office/drawing/2016/5/11/chartex" xmlns:cx4="http://schemas.microsoft.com/office/drawing/2016/5/10/chartex" xmlns:cx3="http://schemas.microsoft.com/office/drawing/2016/5/9/chartex" xmlns:cx2="http://schemas.microsoft.com/office/drawing/2015/10/21/chartex" xmlns:cx1="http://schemas.microsoft.com/office/drawing/2015/9/8/chartex">
                   <w:pict>
                     <v:shape w14:anchorId="29DA6C60" id="_x0000_s1091" style="width:157.25pt;height:33.2pt;visibility:visible;mso-wrap-style:square;mso-left-percent:-10001;mso-top-percent:-10001;mso-position-horizontal:absolute;mso-position-horizontal-relative:char;mso-position-vertical:absolute;mso-position-vertical-relative:line;mso-left-percent:-10001;mso-top-percent:-10001;v-text-anchor:middle" coordsize="4424680,421640" o:spt="100" o:gfxdata="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" adj="-11796480,,5400" path="m,60115c,26914,26914,,60115,v96802,,147883,121920,290405,l4364565,v33201,,60115,26914,60115,60115l4424680,300565v,33201,-26914,60115,-60115,60115l330200,360680v-191628,137160,-180057,,-270085,c26914,360680,,333766,,300565l,60115xe" fillcolor="#4472c4 [3204]" strokecolor="#1f3763 [1604]" strokeweight="1pt">
                       <v:stroke joinstyle="miter"/>
@@ -16073,7 +16056,7 @@
                     </wp:inline>
                   </w:drawing>
                 </mc:Choice>
-                <mc:Fallback>
+                <mc:Fallback xmlns:w16sdtdh="http://schemas.microsoft.com/office/word/2020/wordml/sdtdatahash" xmlns:w16="http://schemas.microsoft.com/office/word/2018/wordml" xmlns:w16cid="http://schemas.microsoft.com/office/word/2016/wordml/cid" xmlns:w16cex="http://schemas.microsoft.com/office/word/2018/wordml/cex" xmlns:am3d="http://schemas.microsoft.com/office/drawing/2017/model3d" xmlns:aink="http://schemas.microsoft.com/office/drawing/2016/ink" xmlns:cx8="http://schemas.microsoft.com/office/drawing/2016/5/14/chartex" xmlns:cx7="http://schemas.microsoft.com/office/drawing/2016/5/13/chartex" xmlns:cx6="http://schemas.microsoft.com/office/drawing/2016/5/12/chartex" xmlns:cx5="http://schemas.microsoft.com/office/drawing/2016/5/11/chartex" xmlns:cx4="http://schemas.microsoft.com/office/drawing/2016/5/10/chartex" xmlns:cx3="http://schemas.microsoft.com/office/drawing/2016/5/9/chartex" xmlns:cx2="http://schemas.microsoft.com/office/drawing/2015/10/21/chartex" xmlns:cx1="http://schemas.microsoft.com/office/drawing/2015/9/8/chartex">
                   <w:pict>
                     <v:shape w14:anchorId="35FE4ECB" id="手繪多邊形: 圖案 22" o:spid="_x0000_s1092" style="width:134.4pt;height:65.5pt;visibility:visible;mso-wrap-style:square;mso-left-percent:-10001;mso-top-percent:-10001;mso-position-horizontal:absolute;mso-position-horizontal-relative:char;mso-position-vertical:absolute;mso-position-vertical-relative:line;mso-left-percent:-10001;mso-top-percent:-10001;v-text-anchor:top" coordsize="1606550,831850" o:spt="100" o:gfxdata="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" adj="-11796480,,5400" path="m66099,l1540451,v36505,,66099,29594,66099,66099l1606550,346710r-1052830,c411198,468630,360117,346710,263315,346710v-33201,,-60115,26914,-60115,60115l203200,647275v,33201,26914,60115,60115,60115c353343,707390,341772,844550,533400,707390r1073150,l1606550,765751v,36505,-29594,66099,-66099,66099l66099,831850c29594,831850,,802256,,765751l,66099c,29594,29594,,66099,xe" fillcolor="#4472c4 [3204]" strokecolor="#1f3763 [1604]" strokeweight="1pt">
                       <v:stroke joinstyle="miter"/>
@@ -17073,7 +17056,7 @@
                     </wp:anchor>
                   </w:drawing>
                 </mc:Choice>
-                <mc:Fallback>
+                <mc:Fallback xmlns:w16sdtdh="http://schemas.microsoft.com/office/word/2020/wordml/sdtdatahash" xmlns:w16="http://schemas.microsoft.com/office/word/2018/wordml" xmlns:w16cid="http://schemas.microsoft.com/office/word/2016/wordml/cid" xmlns:w16cex="http://schemas.microsoft.com/office/word/2018/wordml/cex" xmlns:am3d="http://schemas.microsoft.com/office/drawing/2017/model3d" xmlns:aink="http://schemas.microsoft.com/office/drawing/2016/ink" xmlns:cx8="http://schemas.microsoft.com/office/drawing/2016/5/14/chartex" xmlns:cx7="http://schemas.microsoft.com/office/drawing/2016/5/13/chartex" xmlns:cx6="http://schemas.microsoft.com/office/drawing/2016/5/12/chartex" xmlns:cx5="http://schemas.microsoft.com/office/drawing/2016/5/11/chartex" xmlns:cx4="http://schemas.microsoft.com/office/drawing/2016/5/10/chartex" xmlns:cx3="http://schemas.microsoft.com/office/drawing/2016/5/9/chartex" xmlns:cx2="http://schemas.microsoft.com/office/drawing/2015/10/21/chartex" xmlns:cx1="http://schemas.microsoft.com/office/drawing/2015/9/8/chartex">
                   <w:pict>
                     <v:group w14:anchorId="75CC6151" id="群組 67" o:spid="_x0000_s1093" style="position:absolute;margin-left:0;margin-top:22.75pt;width:146.5pt;height:33.2pt;z-index:251665408;mso-position-horizontal-relative:text;mso-position-vertical-relative:text" coordsize="18605,4216" o:gfxdata="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">
                       <v:shape id="_x0000_s1094" style="position:absolute;width:18605;height:4216;visibility:visible;mso-wrap-style:square;v-text-anchor:middle" coordsize="4424680,421640" o:spt="100" o:gfxdata="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" adj="-11796480,,5400" path="m,60115c,26914,26914,,60115,v96802,,147883,121920,290405,l4364565,v33201,,60115,26914,60115,60115l4424680,300565v,33201,-26914,60115,-60115,60115l330200,360680v-191628,137160,-180057,,-270085,c26914,360680,,333766,,300565l,60115xe" fillcolor="#4472c4 [3204]" strokecolor="#1f3763 [1604]" strokeweight="1pt">
@@ -17601,7 +17584,7 @@
                     </wp:inline>
                   </w:drawing>
                 </mc:Choice>
-                <mc:Fallback>
+                <mc:Fallback xmlns:w16sdtdh="http://schemas.microsoft.com/office/word/2020/wordml/sdtdatahash" xmlns:w16="http://schemas.microsoft.com/office/word/2018/wordml" xmlns:w16cid="http://schemas.microsoft.com/office/word/2016/wordml/cid" xmlns:w16cex="http://schemas.microsoft.com/office/word/2018/wordml/cex" xmlns:am3d="http://schemas.microsoft.com/office/drawing/2017/model3d" xmlns:aink="http://schemas.microsoft.com/office/drawing/2016/ink" xmlns:cx8="http://schemas.microsoft.com/office/drawing/2016/5/14/chartex" xmlns:cx7="http://schemas.microsoft.com/office/drawing/2016/5/13/chartex" xmlns:cx6="http://schemas.microsoft.com/office/drawing/2016/5/12/chartex" xmlns:cx5="http://schemas.microsoft.com/office/drawing/2016/5/11/chartex" xmlns:cx4="http://schemas.microsoft.com/office/drawing/2016/5/10/chartex" xmlns:cx3="http://schemas.microsoft.com/office/drawing/2016/5/9/chartex" xmlns:cx2="http://schemas.microsoft.com/office/drawing/2015/10/21/chartex" xmlns:cx1="http://schemas.microsoft.com/office/drawing/2015/9/8/chartex">
                   <w:pict>
                     <v:shape w14:anchorId="0CE387BC" id="_x0000_s1098" style="width:126.5pt;height:65.5pt;visibility:visible;mso-wrap-style:square;mso-left-percent:-10001;mso-top-percent:-10001;mso-position-horizontal:absolute;mso-position-horizontal-relative:char;mso-position-vertical:absolute;mso-position-vertical-relative:line;mso-left-percent:-10001;mso-top-percent:-10001;v-text-anchor:top" coordsize="1606550,831850" o:spt="100" o:gfxdata="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" adj="-11796480,,5400" path="m66099,l1540451,v36505,,66099,29594,66099,66099l1606550,346710r-1052830,c411198,468630,360117,346710,263315,346710v-33201,,-60115,26914,-60115,60115l203200,647275v,33201,26914,60115,60115,60115c353343,707390,341772,844550,533400,707390r1073150,l1606550,765751v,36505,-29594,66099,-66099,66099l66099,831850c29594,831850,,802256,,765751l,66099c,29594,29594,,66099,xe" fillcolor="#4472c4 [3204]" strokecolor="#1f3763 [1604]" strokeweight="1pt">
                       <v:stroke joinstyle="miter"/>
@@ -17649,11 +17632,6 @@
             </w:r>
           </w:p>
           <w:p>
-            <w:pPr>
-              <w:rPr>
-                <w:rFonts w:hint="eastAsia"/>
-              </w:rPr>
-            </w:pPr>
             <w:r>
               <w:rPr>
                 <w:rFonts w:ascii="Arial Unicode MS" w:hAnsi="Arial Unicode MS" w:hint="eastAsia"/>
@@ -18654,7 +18632,7 @@
                     </wp:inline>
                   </w:drawing>
                 </mc:Choice>
-                <mc:Fallback>
+                <mc:Fallback xmlns:w16sdtdh="http://schemas.microsoft.com/office/word/2020/wordml/sdtdatahash" xmlns:w16="http://schemas.microsoft.com/office/word/2018/wordml" xmlns:w16cid="http://schemas.microsoft.com/office/word/2016/wordml/cid" xmlns:w16cex="http://schemas.microsoft.com/office/word/2018/wordml/cex" xmlns:am3d="http://schemas.microsoft.com/office/drawing/2017/model3d" xmlns:aink="http://schemas.microsoft.com/office/drawing/2016/ink" xmlns:cx8="http://schemas.microsoft.com/office/drawing/2016/5/14/chartex" xmlns:cx7="http://schemas.microsoft.com/office/drawing/2016/5/13/chartex" xmlns:cx6="http://schemas.microsoft.com/office/drawing/2016/5/12/chartex" xmlns:cx5="http://schemas.microsoft.com/office/drawing/2016/5/11/chartex" xmlns:cx4="http://schemas.microsoft.com/office/drawing/2016/5/10/chartex" xmlns:cx3="http://schemas.microsoft.com/office/drawing/2016/5/9/chartex" xmlns:cx2="http://schemas.microsoft.com/office/drawing/2015/10/21/chartex" xmlns:cx1="http://schemas.microsoft.com/office/drawing/2015/9/8/chartex">
                   <w:pict>
                     <v:group w14:anchorId="27C296D1" id="群組 103" o:spid="_x0000_s1099" style="width:121pt;height:20.75pt;mso-position-horizontal-relative:char;mso-position-vertical-relative:line" coordsize="15367,2635" o:gfxdata="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">
                       <v:shape id="_x0000_s1100" style="position:absolute;width:15367;height:2635;visibility:visible;mso-wrap-style:square;v-text-anchor:middle" coordsize="4625868,375557" o:spt="100" o:gfxdata="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" adj="-11796480,,5400" path="m119183,127411c119183,92841,147207,,181777,l4563274,v34570,,62594,28024,62594,62594l4625868,312963v,34570,-28024,62594,-62594,62594l181777,375557v-34570,,-54974,-100467,-54974,-135037l10319,315726,,77770r119183,49641xe" fillcolor="#ffc000 [3207]" strokecolor="#7f5f00 [1607]" strokeweight="1pt">
@@ -19274,7 +19252,7 @@
                     </wp:inline>
                   </w:drawing>
                 </mc:Choice>
-                <mc:Fallback>
+                <mc:Fallback xmlns:w16sdtdh="http://schemas.microsoft.com/office/word/2020/wordml/sdtdatahash" xmlns:w16="http://schemas.microsoft.com/office/word/2018/wordml" xmlns:w16cid="http://schemas.microsoft.com/office/word/2016/wordml/cid" xmlns:w16cex="http://schemas.microsoft.com/office/word/2018/wordml/cex" xmlns:am3d="http://schemas.microsoft.com/office/drawing/2017/model3d" xmlns:aink="http://schemas.microsoft.com/office/drawing/2016/ink" xmlns:cx8="http://schemas.microsoft.com/office/drawing/2016/5/14/chartex" xmlns:cx7="http://schemas.microsoft.com/office/drawing/2016/5/13/chartex" xmlns:cx6="http://schemas.microsoft.com/office/drawing/2016/5/12/chartex" xmlns:cx5="http://schemas.microsoft.com/office/drawing/2016/5/11/chartex" xmlns:cx4="http://schemas.microsoft.com/office/drawing/2016/5/10/chartex" xmlns:cx3="http://schemas.microsoft.com/office/drawing/2016/5/9/chartex" xmlns:cx2="http://schemas.microsoft.com/office/drawing/2015/10/21/chartex" xmlns:cx1="http://schemas.microsoft.com/office/drawing/2015/9/8/chartex">
                   <w:pict>
                     <v:shape w14:anchorId="5504D6B9" id="_x0000_s1104" style="width:203.5pt;height:33.2pt;visibility:visible;mso-wrap-style:square;mso-left-percent:-10001;mso-top-percent:-10001;mso-position-horizontal:absolute;mso-position-horizontal-relative:char;mso-position-vertical:absolute;mso-position-vertical-relative:line;mso-left-percent:-10001;mso-top-percent:-10001;v-text-anchor:middle" coordsize="4424680,421640" o:spt="100" o:gfxdata="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" adj="-11796480,,5400" path="m,60115c,26914,26914,,60115,v96802,,147883,121920,290405,l4364565,v33201,,60115,26914,60115,60115l4424680,300565v,33201,-26914,60115,-60115,60115l330200,360680v-191628,137160,-180057,,-270085,c26914,360680,,333766,,300565l,60115xe" fillcolor="#4472c4 [3204]" strokecolor="#1f3763 [1604]" strokeweight="1pt">
                       <v:stroke joinstyle="miter"/>
@@ -19857,7 +19835,7 @@
                     </wp:inline>
                   </w:drawing>
                 </mc:Choice>
-                <mc:Fallback>
+                <mc:Fallback xmlns:w16sdtdh="http://schemas.microsoft.com/office/word/2020/wordml/sdtdatahash" xmlns:w16="http://schemas.microsoft.com/office/word/2018/wordml" xmlns:w16cid="http://schemas.microsoft.com/office/word/2016/wordml/cid" xmlns:w16cex="http://schemas.microsoft.com/office/word/2018/wordml/cex" xmlns:am3d="http://schemas.microsoft.com/office/drawing/2017/model3d" xmlns:aink="http://schemas.microsoft.com/office/drawing/2016/ink" xmlns:cx8="http://schemas.microsoft.com/office/drawing/2016/5/14/chartex" xmlns:cx7="http://schemas.microsoft.com/office/drawing/2016/5/13/chartex" xmlns:cx6="http://schemas.microsoft.com/office/drawing/2016/5/12/chartex" xmlns:cx5="http://schemas.microsoft.com/office/drawing/2016/5/11/chartex" xmlns:cx4="http://schemas.microsoft.com/office/drawing/2016/5/10/chartex" xmlns:cx3="http://schemas.microsoft.com/office/drawing/2016/5/9/chartex" xmlns:cx2="http://schemas.microsoft.com/office/drawing/2015/10/21/chartex" xmlns:cx1="http://schemas.microsoft.com/office/drawing/2015/9/8/chartex">
                   <w:pict>
                     <v:shape w14:anchorId="427895B7" id="_x0000_s1105" style="width:203.5pt;height:33.2pt;visibility:visible;mso-wrap-style:square;mso-left-percent:-10001;mso-top-percent:-10001;mso-position-horizontal:absolute;mso-position-horizontal-relative:char;mso-position-vertical:absolute;mso-position-vertical-relative:line;mso-left-percent:-10001;mso-top-percent:-10001;v-text-anchor:middle" coordsize="4424680,421640" o:spt="100" o:gfxdata="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" adj="-11796480,,5400" path="m,60115c,26914,26914,,60115,v96802,,147883,121920,290405,l4364565,v33201,,60115,26914,60115,60115l4424680,300565v,33201,-26914,60115,-60115,60115l330200,360680v-191628,137160,-180057,,-270085,c26914,360680,,333766,,300565l,60115xe" fillcolor="#4472c4 [3204]" strokecolor="#1f3763 [1604]" strokeweight="1pt">
                       <v:stroke joinstyle="miter"/>
@@ -20427,7 +20405,7 @@
                     </wp:inline>
                   </w:drawing>
                 </mc:Choice>
-                <mc:Fallback>
+                <mc:Fallback xmlns:w16sdtdh="http://schemas.microsoft.com/office/word/2020/wordml/sdtdatahash" xmlns:w16="http://schemas.microsoft.com/office/word/2018/wordml" xmlns:w16cid="http://schemas.microsoft.com/office/word/2016/wordml/cid" xmlns:w16cex="http://schemas.microsoft.com/office/word/2018/wordml/cex" xmlns:am3d="http://schemas.microsoft.com/office/drawing/2017/model3d" xmlns:aink="http://schemas.microsoft.com/office/drawing/2016/ink" xmlns:cx8="http://schemas.microsoft.com/office/drawing/2016/5/14/chartex" xmlns:cx7="http://schemas.microsoft.com/office/drawing/2016/5/13/chartex" xmlns:cx6="http://schemas.microsoft.com/office/drawing/2016/5/12/chartex" xmlns:cx5="http://schemas.microsoft.com/office/drawing/2016/5/11/chartex" xmlns:cx4="http://schemas.microsoft.com/office/drawing/2016/5/10/chartex" xmlns:cx3="http://schemas.microsoft.com/office/drawing/2016/5/9/chartex" xmlns:cx2="http://schemas.microsoft.com/office/drawing/2015/10/21/chartex" xmlns:cx1="http://schemas.microsoft.com/office/drawing/2015/9/8/chartex">
                   <w:pict>
                     <v:shape w14:anchorId="17F69D82" id="_x0000_s1106" style="width:214pt;height:33.2pt;visibility:visible;mso-wrap-style:square;mso-left-percent:-10001;mso-top-percent:-10001;mso-position-horizontal:absolute;mso-position-horizontal-relative:char;mso-position-vertical:absolute;mso-position-vertical-relative:line;mso-left-percent:-10001;mso-top-percent:-10001;v-text-anchor:middle" coordsize="4424680,421640" o:spt="100" o:gfxdata="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" adj="-11796480,,5400" path="m,60115c,26914,26914,,60115,v96802,,147883,121920,290405,l4364565,v33201,,60115,26914,60115,60115l4424680,300565v,33201,-26914,60115,-60115,60115l330200,360680v-191628,137160,-180057,,-270085,c26914,360680,,333766,,300565l,60115xe" fillcolor="#4472c4 [3204]" strokecolor="#1f3763 [1604]" strokeweight="1pt">
                       <v:stroke joinstyle="miter"/>
@@ -21343,7 +21321,7 @@
                     </wp:inline>
                   </w:drawing>
                 </mc:Choice>
-                <mc:Fallback>
+                <mc:Fallback xmlns:w16sdtdh="http://schemas.microsoft.com/office/word/2020/wordml/sdtdatahash" xmlns:w16="http://schemas.microsoft.com/office/word/2018/wordml" xmlns:w16cid="http://schemas.microsoft.com/office/word/2016/wordml/cid" xmlns:w16cex="http://schemas.microsoft.com/office/word/2018/wordml/cex" xmlns:am3d="http://schemas.microsoft.com/office/drawing/2017/model3d" xmlns:aink="http://schemas.microsoft.com/office/drawing/2016/ink" xmlns:cx8="http://schemas.microsoft.com/office/drawing/2016/5/14/chartex" xmlns:cx7="http://schemas.microsoft.com/office/drawing/2016/5/13/chartex" xmlns:cx6="http://schemas.microsoft.com/office/drawing/2016/5/12/chartex" xmlns:cx5="http://schemas.microsoft.com/office/drawing/2016/5/11/chartex" xmlns:cx4="http://schemas.microsoft.com/office/drawing/2016/5/10/chartex" xmlns:cx3="http://schemas.microsoft.com/office/drawing/2016/5/9/chartex" xmlns:cx2="http://schemas.microsoft.com/office/drawing/2015/10/21/chartex" xmlns:cx1="http://schemas.microsoft.com/office/drawing/2015/9/8/chartex">
                   <w:pict>
                     <v:group w14:anchorId="6F8B715F" id="群組 165" o:spid="_x0000_s1107" style="width:149pt;height:20.75pt;mso-position-horizontal-relative:char;mso-position-vertical-relative:line" coordsize="18923,2635" o:gfxdata="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">
                       <v:shape id="_x0000_s1108" style="position:absolute;width:18923;height:2635;visibility:visible;mso-wrap-style:square;v-text-anchor:middle" coordsize="4625868,375557" o:spt="100" o:gfxdata="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" adj="-11796480,,5400" path="m119183,127411c119183,92841,147207,,181777,l4563274,v34570,,62594,28024,62594,62594l4625868,312963v,34570,-28024,62594,-62594,62594l181777,375557v-34570,,-54974,-100467,-54974,-135037l10319,315726,,77770r119183,49641xe" fillcolor="#ffc000 [3207]" strokecolor="#7f5f00 [1607]" strokeweight="1pt">
@@ -21951,7 +21929,7 @@
                     </wp:inline>
                   </w:drawing>
                 </mc:Choice>
-                <mc:Fallback>
+                <mc:Fallback xmlns:w16sdtdh="http://schemas.microsoft.com/office/word/2020/wordml/sdtdatahash" xmlns:w16="http://schemas.microsoft.com/office/word/2018/wordml" xmlns:w16cid="http://schemas.microsoft.com/office/word/2016/wordml/cid" xmlns:w16cex="http://schemas.microsoft.com/office/word/2018/wordml/cex" xmlns:am3d="http://schemas.microsoft.com/office/drawing/2017/model3d" xmlns:aink="http://schemas.microsoft.com/office/drawing/2016/ink" xmlns:cx8="http://schemas.microsoft.com/office/drawing/2016/5/14/chartex" xmlns:cx7="http://schemas.microsoft.com/office/drawing/2016/5/13/chartex" xmlns:cx6="http://schemas.microsoft.com/office/drawing/2016/5/12/chartex" xmlns:cx5="http://schemas.microsoft.com/office/drawing/2016/5/11/chartex" xmlns:cx4="http://schemas.microsoft.com/office/drawing/2016/5/10/chartex" xmlns:cx3="http://schemas.microsoft.com/office/drawing/2016/5/9/chartex" xmlns:cx2="http://schemas.microsoft.com/office/drawing/2015/10/21/chartex" xmlns:cx1="http://schemas.microsoft.com/office/drawing/2015/9/8/chartex">
                   <w:pict>
                     <v:shape w14:anchorId="11656553" id="_x0000_s1112" style="width:214pt;height:33.2pt;visibility:visible;mso-wrap-style:square;mso-left-percent:-10001;mso-top-percent:-10001;mso-position-horizontal:absolute;mso-position-horizontal-relative:char;mso-position-vertical:absolute;mso-position-vertical-relative:line;mso-left-percent:-10001;mso-top-percent:-10001;v-text-anchor:middle" coordsize="4424680,421640" o:spt="100" o:gfxdata="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" adj="-11796480,,5400" path="m,60115c,26914,26914,,60115,v96802,,147883,121920,290405,l4364565,v33201,,60115,26914,60115,60115l4424680,300565v,33201,-26914,60115,-60115,60115l330200,360680v-191628,137160,-180057,,-270085,c26914,360680,,333766,,300565l,60115xe" fillcolor="#4472c4 [3204]" strokecolor="#1f3763 [1604]" strokeweight="1pt">
                       <v:stroke joinstyle="miter"/>
@@ -22532,7 +22510,7 @@
                     </wp:inline>
                   </w:drawing>
                 </mc:Choice>
-                <mc:Fallback>
+                <mc:Fallback xmlns:w16sdtdh="http://schemas.microsoft.com/office/word/2020/wordml/sdtdatahash" xmlns:w16="http://schemas.microsoft.com/office/word/2018/wordml" xmlns:w16cid="http://schemas.microsoft.com/office/word/2016/wordml/cid" xmlns:w16cex="http://schemas.microsoft.com/office/word/2018/wordml/cex" xmlns:am3d="http://schemas.microsoft.com/office/drawing/2017/model3d" xmlns:aink="http://schemas.microsoft.com/office/drawing/2016/ink" xmlns:cx8="http://schemas.microsoft.com/office/drawing/2016/5/14/chartex" xmlns:cx7="http://schemas.microsoft.com/office/drawing/2016/5/13/chartex" xmlns:cx6="http://schemas.microsoft.com/office/drawing/2016/5/12/chartex" xmlns:cx5="http://schemas.microsoft.com/office/drawing/2016/5/11/chartex" xmlns:cx4="http://schemas.microsoft.com/office/drawing/2016/5/10/chartex" xmlns:cx3="http://schemas.microsoft.com/office/drawing/2016/5/9/chartex" xmlns:cx2="http://schemas.microsoft.com/office/drawing/2015/10/21/chartex" xmlns:cx1="http://schemas.microsoft.com/office/drawing/2015/9/8/chartex">
                   <w:pict>
                     <v:shape w14:anchorId="2357053C" id="_x0000_s1113" style="width:214pt;height:33.2pt;visibility:visible;mso-wrap-style:square;mso-left-percent:-10001;mso-top-percent:-10001;mso-position-horizontal:absolute;mso-position-horizontal-relative:char;mso-position-vertical:absolute;mso-position-vertical-relative:line;mso-left-percent:-10001;mso-top-percent:-10001;v-text-anchor:middle" coordsize="4424680,421640" o:spt="100" o:gfxdata="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" adj="-11796480,,5400" path="m,60115c,26914,26914,,60115,v96802,,147883,121920,290405,l4364565,v33201,,60115,26914,60115,60115l4424680,300565v,33201,-26914,60115,-60115,60115l330200,360680v-191628,137160,-180057,,-270085,c26914,360680,,333766,,300565l,60115xe" fillcolor="#4472c4 [3204]" strokecolor="#1f3763 [1604]" strokeweight="1pt">
                       <v:stroke joinstyle="miter"/>
@@ -23067,7 +23045,7 @@
                     </wp:inline>
                   </w:drawing>
                 </mc:Choice>
-                <mc:Fallback>
+                <mc:Fallback xmlns:w16sdtdh="http://schemas.microsoft.com/office/word/2020/wordml/sdtdatahash" xmlns:w16="http://schemas.microsoft.com/office/word/2018/wordml" xmlns:w16cid="http://schemas.microsoft.com/office/word/2016/wordml/cid" xmlns:w16cex="http://schemas.microsoft.com/office/word/2018/wordml/cex" xmlns:am3d="http://schemas.microsoft.com/office/drawing/2017/model3d" xmlns:aink="http://schemas.microsoft.com/office/drawing/2016/ink" xmlns:cx8="http://schemas.microsoft.com/office/drawing/2016/5/14/chartex" xmlns:cx7="http://schemas.microsoft.com/office/drawing/2016/5/13/chartex" xmlns:cx6="http://schemas.microsoft.com/office/drawing/2016/5/12/chartex" xmlns:cx5="http://schemas.microsoft.com/office/drawing/2016/5/11/chartex" xmlns:cx4="http://schemas.microsoft.com/office/drawing/2016/5/10/chartex" xmlns:cx3="http://schemas.microsoft.com/office/drawing/2016/5/9/chartex" xmlns:cx2="http://schemas.microsoft.com/office/drawing/2015/10/21/chartex" xmlns:cx1="http://schemas.microsoft.com/office/drawing/2015/9/8/chartex">
                   <w:pict>
                     <v:shape w14:anchorId="229637CE" id="_x0000_s1114" style="width:214pt;height:33.2pt;visibility:visible;mso-wrap-style:square;mso-left-percent:-10001;mso-top-percent:-10001;mso-position-horizontal:absolute;mso-position-horizontal-relative:char;mso-position-vertical:absolute;mso-position-vertical-relative:line;mso-left-percent:-10001;mso-top-percent:-10001;v-text-anchor:middle" coordsize="4424680,421640" o:spt="100" o:gfxdata="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" adj="-11796480,,5400" path="m,60115c,26914,26914,,60115,v96802,,147883,121920,290405,l4364565,v33201,,60115,26914,60115,60115l4424680,300565v,33201,-26914,60115,-60115,60115l330200,360680v-191628,137160,-180057,,-270085,c26914,360680,,333766,,300565l,60115xe" fillcolor="#4472c4 [3204]" strokecolor="#1f3763 [1604]" strokeweight="1pt">
                       <v:stroke joinstyle="miter"/>
@@ -23704,7 +23682,7 @@
                     </wp:inline>
                   </w:drawing>
                 </mc:Choice>
-                <mc:Fallback>
+                <mc:Fallback xmlns:w16sdtdh="http://schemas.microsoft.com/office/word/2020/wordml/sdtdatahash" xmlns:w16="http://schemas.microsoft.com/office/word/2018/wordml" xmlns:w16cid="http://schemas.microsoft.com/office/word/2016/wordml/cid" xmlns:w16cex="http://schemas.microsoft.com/office/word/2018/wordml/cex" xmlns:am3d="http://schemas.microsoft.com/office/drawing/2017/model3d" xmlns:aink="http://schemas.microsoft.com/office/drawing/2016/ink" xmlns:cx8="http://schemas.microsoft.com/office/drawing/2016/5/14/chartex" xmlns:cx7="http://schemas.microsoft.com/office/drawing/2016/5/13/chartex" xmlns:cx6="http://schemas.microsoft.com/office/drawing/2016/5/12/chartex" xmlns:cx5="http://schemas.microsoft.com/office/drawing/2016/5/11/chartex" xmlns:cx4="http://schemas.microsoft.com/office/drawing/2016/5/10/chartex" xmlns:cx3="http://schemas.microsoft.com/office/drawing/2016/5/9/chartex" xmlns:cx2="http://schemas.microsoft.com/office/drawing/2015/10/21/chartex" xmlns:cx1="http://schemas.microsoft.com/office/drawing/2015/9/8/chartex">
                   <w:pict>
                     <v:shape w14:anchorId="79F7FD62" id="_x0000_s1115" style="width:203.5pt;height:33.2pt;visibility:visible;mso-wrap-style:square;mso-left-percent:-10001;mso-top-percent:-10001;mso-position-horizontal:absolute;mso-position-horizontal-relative:char;mso-position-vertical:absolute;mso-position-vertical-relative:line;mso-left-percent:-10001;mso-top-percent:-10001;v-text-anchor:middle" coordsize="4424680,421640" o:spt="100" o:gfxdata="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" adj="-11796480,,5400" path="m,60115c,26914,26914,,60115,v96802,,147883,121920,290405,l4364565,v33201,,60115,26914,60115,60115l4424680,300565v,33201,-26914,60115,-60115,60115l330200,360680v-191628,137160,-180057,,-270085,c26914,360680,,333766,,300565l,60115xe" fillcolor="#4472c4 [3204]" strokecolor="#1f3763 [1604]" strokeweight="1pt">
                       <v:stroke joinstyle="miter"/>
@@ -24090,7 +24068,7 @@
 </file>
 
 <file path=word/endnotes.xml><?xml version="1.0" encoding="utf-8"?>
-<w:endnotes xmlns:wpc="http://schemas.microsoft.com/office/word/2010/wordprocessingCanvas" xmlns:cx="http://schemas.microsoft.com/office/drawing/2014/chartex" xmlns:cx1="http://schemas.microsoft.com/office/drawing/2015/9/8/chartex" xmlns:cx2="http://schemas.microsoft.com/office/drawing/2015/10/21/chartex" xmlns:cx3="http://schemas.microsoft.com/office/drawing/2016/5/9/chartex" xmlns:cx4="http://schemas.microsoft.com/office/drawing/2016/5/10/chartex" xmlns:cx5="http://schemas.microsoft.com/office/drawing/2016/5/11/chartex" xmlns:cx6="http://schemas.microsoft.com/office/drawing/2016/5/12/chartex" xmlns:cx7="http://schemas.microsoft.com/office/drawing/2016/5/13/chartex" xmlns:cx8="http://schemas.microsoft.com/office/drawing/2016/5/14/chartex" xmlns:mc="http://schemas.openxmlformats.org/markup-compatibility/2006" xmlns:aink="http://schemas.microsoft.com/office/drawing/2016/ink" xmlns:am3d="http://schemas.microsoft.com/office/drawing/2017/model3d" xmlns:o="urn:schemas-microsoft-com:office:office" xmlns:r="http://schemas.openxmlformats.org/officeDocument/2006/relationships" xmlns:m="http://schemas.openxmlformats.org/officeDocument/2006/math" xmlns:v="urn:schemas-microsoft-com:vml" xmlns:wp14="http://schemas.microsoft.com/office/word/2010/wordprocessingDrawing" xmlns:wp="http://schemas.openxmlformats.org/drawingml/2006/wordprocessingDrawing" xmlns:w10="urn:schemas-microsoft-com:office:word" xmlns:w="http://schemas.openxmlformats.org/wordprocessingml/2006/main" xmlns:w14="http://schemas.microsoft.com/office/word/2010/wordml" xmlns:w15="http://schemas.microsoft.com/office/word/2012/wordml" xmlns:w16cex="http://schemas.microsoft.com/office/word/2018/wordml/cex" xmlns:w16cid="http://schemas.microsoft.com/office/word/2016/wordml/cid" xmlns:w16="http://schemas.microsoft.com/office/word/2018/wordml" xmlns:w16sdtdh="http://schemas.microsoft.com/office/word/2020/wordml/sdtdatahash" xmlns:w16se="http://schemas.microsoft.com/office/word/2015/wordml/symex" xmlns:wpg="http://schemas.microsoft.com/office/word/2010/wordprocessingGroup" xmlns:wpi="http://schemas.microsoft.com/office/word/2010/wordprocessingInk" xmlns:wne="http://schemas.microsoft.com/office/word/2006/wordml" xmlns:wps="http://schemas.microsoft.com/office/word/2010/wordprocessingShape" mc:Ignorable="w14 w15 w16se w16cid w16 w16cex w16sdtdh wp14">
+<w:endnotes xmlns:wpc="http://schemas.microsoft.com/office/word/2010/wordprocessingCanvas" xmlns:cx="http://schemas.microsoft.com/office/drawing/2014/chartex" xmlns:mc="http://schemas.openxmlformats.org/markup-compatibility/2006" xmlns:o="urn:schemas-microsoft-com:office:office" xmlns:r="http://schemas.openxmlformats.org/officeDocument/2006/relationships" xmlns:m="http://schemas.openxmlformats.org/officeDocument/2006/math" xmlns:v="urn:schemas-microsoft-com:vml" xmlns:wp14="http://schemas.microsoft.com/office/word/2010/wordprocessingDrawing" xmlns:wp="http://schemas.openxmlformats.org/drawingml/2006/wordprocessingDrawing" xmlns:w10="urn:schemas-microsoft-com:office:word" xmlns:w="http://schemas.openxmlformats.org/wordprocessingml/2006/main" xmlns:w14="http://schemas.microsoft.com/office/word/2010/wordml" xmlns:w15="http://schemas.microsoft.com/office/word/2012/wordml" xmlns:w16se="http://schemas.microsoft.com/office/word/2015/wordml/symex" xmlns:wpg="http://schemas.microsoft.com/office/word/2010/wordprocessingGroup" xmlns:wpi="http://schemas.microsoft.com/office/word/2010/wordprocessingInk" xmlns:wne="http://schemas.microsoft.com/office/word/2006/wordml" xmlns:wps="http://schemas.microsoft.com/office/word/2010/wordprocessingShape" mc:Ignorable="w14 w15 w16se wp14">
   <w:endnote w:type="separator" w:id="-1">
     <w:p>
       <w:r>
@@ -24109,7 +24087,7 @@
 </file>
 
 <file path=word/footnotes.xml><?xml version="1.0" encoding="utf-8"?>
-<w:footnotes xmlns:wpc="http://schemas.microsoft.com/office/word/2010/wordprocessingCanvas" xmlns:cx="http://schemas.microsoft.com/office/drawing/2014/chartex" xmlns:cx1="http://schemas.microsoft.com/office/drawing/2015/9/8/chartex" xmlns:cx2="http://schemas.microsoft.com/office/drawing/2015/10/21/chartex" xmlns:cx3="http://schemas.microsoft.com/office/drawing/2016/5/9/chartex" xmlns:cx4="http://schemas.microsoft.com/office/drawing/2016/5/10/chartex" xmlns:cx5="http://schemas.microsoft.com/office/drawing/2016/5/11/chartex" xmlns:cx6="http://schemas.microsoft.com/office/drawing/2016/5/12/chartex" xmlns:cx7="http://schemas.microsoft.com/office/drawing/2016/5/13/chartex" xmlns:cx8="http://schemas.microsoft.com/office/drawing/2016/5/14/chartex" xmlns:mc="http://schemas.openxmlformats.org/markup-compatibility/2006" xmlns:aink="http://schemas.microsoft.com/office/drawing/2016/ink" xmlns:am3d="http://schemas.microsoft.com/office/drawing/2017/model3d" xmlns:o="urn:schemas-microsoft-com:office:office" xmlns:r="http://schemas.openxmlformats.org/officeDocument/2006/relationships" xmlns:m="http://schemas.openxmlformats.org/officeDocument/2006/math" xmlns:v="urn:schemas-microsoft-com:vml" xmlns:wp14="http://schemas.microsoft.com/office/word/2010/wordprocessingDrawing" xmlns:wp="http://schemas.openxmlformats.org/drawingml/2006/wordprocessingDrawing" xmlns:w10="urn:schemas-microsoft-com:office:word" xmlns:w="http://schemas.openxmlformats.org/wordprocessingml/2006/main" xmlns:w14="http://schemas.microsoft.com/office/word/2010/wordml" xmlns:w15="http://schemas.microsoft.com/office/word/2012/wordml" xmlns:w16cex="http://schemas.microsoft.com/office/word/2018/wordml/cex" xmlns:w16cid="http://schemas.microsoft.com/office/word/2016/wordml/cid" xmlns:w16="http://schemas.microsoft.com/office/word/2018/wordml" xmlns:w16sdtdh="http://schemas.microsoft.com/office/word/2020/wordml/sdtdatahash" xmlns:w16se="http://schemas.microsoft.com/office/word/2015/wordml/symex" xmlns:wpg="http://schemas.microsoft.com/office/word/2010/wordprocessingGroup" xmlns:wpi="http://schemas.microsoft.com/office/word/2010/wordprocessingInk" xmlns:wne="http://schemas.microsoft.com/office/word/2006/wordml" xmlns:wps="http://schemas.microsoft.com/office/word/2010/wordprocessingShape" mc:Ignorable="w14 w15 w16se w16cid w16 w16cex w16sdtdh wp14">
+<w:footnotes xmlns:wpc="http://schemas.microsoft.com/office/word/2010/wordprocessingCanvas" xmlns:cx="http://schemas.microsoft.com/office/drawing/2014/chartex" xmlns:mc="http://schemas.openxmlformats.org/markup-compatibility/2006" xmlns:o="urn:schemas-microsoft-com:office:office" xmlns:r="http://schemas.openxmlformats.org/officeDocument/2006/relationships" xmlns:m="http://schemas.openxmlformats.org/officeDocument/2006/math" xmlns:v="urn:schemas-microsoft-com:vml" xmlns:wp14="http://schemas.microsoft.com/office/word/2010/wordprocessingDrawing" xmlns:wp="http://schemas.openxmlformats.org/drawingml/2006/wordprocessingDrawing" xmlns:w10="urn:schemas-microsoft-com:office:word" xmlns:w="http://schemas.openxmlformats.org/wordprocessingml/2006/main" xmlns:w14="http://schemas.microsoft.com/office/word/2010/wordml" xmlns:w15="http://schemas.microsoft.com/office/word/2012/wordml" xmlns:w16se="http://schemas.microsoft.com/office/word/2015/wordml/symex" xmlns:wpg="http://schemas.microsoft.com/office/word/2010/wordprocessingGroup" xmlns:wpi="http://schemas.microsoft.com/office/word/2010/wordprocessingInk" xmlns:wne="http://schemas.microsoft.com/office/word/2006/wordml" xmlns:wps="http://schemas.microsoft.com/office/word/2010/wordprocessingShape" mc:Ignorable="w14 w15 w16se wp14">
   <w:footnote w:type="separator" w:id="-1">
     <w:p>
       <w:r>
@@ -24128,7 +24106,7 @@
 </file>
 
 <file path=word/styles.xml><?xml version="1.0" encoding="utf-8"?>
-<w:styles xmlns:mc="http://schemas.openxmlformats.org/markup-compatibility/2006" xmlns:r="http://schemas.openxmlformats.org/officeDocument/2006/relationships" xmlns:w="http://schemas.openxmlformats.org/wordprocessingml/2006/main" xmlns:w14="http://schemas.microsoft.com/office/word/2010/wordml" xmlns:w15="http://schemas.microsoft.com/office/word/2012/wordml" xmlns:w16cex="http://schemas.microsoft.com/office/word/2018/wordml/cex" xmlns:w16cid="http://schemas.microsoft.com/office/word/2016/wordml/cid" xmlns:w16="http://schemas.microsoft.com/office/word/2018/wordml" xmlns:w16sdtdh="http://schemas.microsoft.com/office/word/2020/wordml/sdtdatahash" xmlns:w16se="http://schemas.microsoft.com/office/word/2015/wordml/symex" mc:Ignorable="w14 w15 w16se w16cid w16 w16cex w16sdtdh">
+<w:styles xmlns:mc="http://schemas.openxmlformats.org/markup-compatibility/2006" xmlns:r="http://schemas.openxmlformats.org/officeDocument/2006/relationships" xmlns:w="http://schemas.openxmlformats.org/wordprocessingml/2006/main" xmlns:w14="http://schemas.microsoft.com/office/word/2010/wordml" xmlns:w15="http://schemas.microsoft.com/office/word/2012/wordml" xmlns:w16se="http://schemas.microsoft.com/office/word/2015/wordml/symex" mc:Ignorable="w14 w15 w16se">
   <w:docDefaults>
     <w:rPrDefault>
       <w:rPr>
@@ -24141,7 +24119,7 @@
     </w:rPrDefault>
     <w:pPrDefault/>
   </w:docDefaults>
-  <w:latentStyles w:defLockedState="0" w:defUIPriority="99" w:defSemiHidden="0" w:defUnhideWhenUsed="0" w:defQFormat="0" w:count="376">
+  <w:latentStyles w:defLockedState="0" w:defUIPriority="99" w:defSemiHidden="0" w:defUnhideWhenUsed="0" w:defQFormat="0" w:count="371">
     <w:lsdException w:name="Normal" w:uiPriority="0" w:qFormat="1"/>
     <w:lsdException w:name="heading 1" w:uiPriority="9" w:qFormat="1"/>
     <w:lsdException w:name="heading 2" w:semiHidden="1" w:uiPriority="9" w:unhideWhenUsed="1" w:qFormat="1"/>
@@ -24247,6 +24225,7 @@
     <w:lsdException w:name="HTML Sample" w:semiHidden="1" w:unhideWhenUsed="1"/>
     <w:lsdException w:name="HTML Typewriter" w:semiHidden="1" w:unhideWhenUsed="1"/>
     <w:lsdException w:name="HTML Variable" w:semiHidden="1" w:unhideWhenUsed="1"/>
+    <w:lsdException w:name="Normal Table" w:semiHidden="1" w:unhideWhenUsed="1"/>
     <w:lsdException w:name="annotation subject" w:semiHidden="1" w:unhideWhenUsed="1"/>
     <w:lsdException w:name="No List" w:semiHidden="1" w:unhideWhenUsed="1"/>
     <w:lsdException w:name="Outline List 1" w:semiHidden="1" w:unhideWhenUsed="1"/>
@@ -24289,8 +24268,11 @@
     <w:lsdException w:name="Table Contemporary" w:semiHidden="1" w:unhideWhenUsed="1"/>
     <w:lsdException w:name="Table Elegant" w:semiHidden="1" w:unhideWhenUsed="1"/>
     <w:lsdException w:name="Table Professional" w:semiHidden="1" w:unhideWhenUsed="1"/>
+    <w:lsdException w:name="Table Subtle 1" w:semiHidden="1" w:unhideWhenUsed="1"/>
     <w:lsdException w:name="Table Subtle 2" w:semiHidden="1" w:unhideWhenUsed="1"/>
     <w:lsdException w:name="Table Web 1" w:semiHidden="1" w:unhideWhenUsed="1"/>
+    <w:lsdException w:name="Table Web 2" w:semiHidden="1" w:unhideWhenUsed="1"/>
+    <w:lsdException w:name="Table Web 3" w:semiHidden="1" w:unhideWhenUsed="1"/>
     <w:lsdException w:name="Balloon Text" w:semiHidden="1" w:unhideWhenUsed="1"/>
     <w:lsdException w:name="Table Grid" w:uiPriority="39"/>
     <w:lsdException w:name="Table Theme" w:semiHidden="1" w:unhideWhenUsed="1"/>
@@ -24509,11 +24491,6 @@
     <w:lsdException w:name="List Table 5 Dark Accent 6" w:uiPriority="50"/>
     <w:lsdException w:name="List Table 6 Colorful Accent 6" w:uiPriority="51"/>
     <w:lsdException w:name="List Table 7 Colorful Accent 6" w:uiPriority="52"/>
-    <w:lsdException w:name="Mention" w:semiHidden="1" w:unhideWhenUsed="1"/>
-    <w:lsdException w:name="Smart Hyperlink" w:semiHidden="1" w:unhideWhenUsed="1"/>
-    <w:lsdException w:name="Hashtag" w:semiHidden="1" w:unhideWhenUsed="1"/>
-    <w:lsdException w:name="Unresolved Mention" w:semiHidden="1" w:unhideWhenUsed="1"/>
-    <w:lsdException w:name="Smart Link" w:semiHidden="1" w:unhideWhenUsed="1"/>
   </w:latentStyles>
   <w:style w:type="paragraph" w:default="1" w:styleId="a">
     <w:name w:val="Normal"/>
@@ -24928,7 +24905,7 @@
 </file>
 
 <file path=customXml/itemProps1.xml><?xml version="1.0" encoding="utf-8"?>
-<ds:datastoreItem xmlns:ds="http://schemas.openxmlformats.org/officeDocument/2006/customXml" ds:itemID="{122BCDFA-EF46-4A81-A6E2-01D03E0882DD}">
+<ds:datastoreItem xmlns:ds="http://schemas.openxmlformats.org/officeDocument/2006/customXml" ds:itemID="{96BB40A4-7FD7-43B4-A0F6-35B2178C0D68}">
   <ds:schemaRefs>
     <ds:schemaRef ds:uri="http://schemas.openxmlformats.org/officeDocument/2006/bibliography"/>
   </ds:schemaRefs>

--- a/tools/myCustomBlockly/製作積木教學/iMi/完整ino程式依積木分割/ESP32Car/ESP32Car2規劃.docx
+++ b/tools/myCustomBlockly/製作積木教學/iMi/完整ino程式依積木分割/ESP32Car/ESP32Car2規劃.docx
@@ -1,6 +1,6 @@
 
 <file path=word/document.xml><?xml version="1.0" encoding="utf-8"?>
-<w:document xmlns:wpc="http://schemas.microsoft.com/office/word/2010/wordprocessingCanvas" xmlns:cx="http://schemas.microsoft.com/office/drawing/2014/chartex" xmlns:mc="http://schemas.openxmlformats.org/markup-compatibility/2006" xmlns:o="urn:schemas-microsoft-com:office:office" xmlns:r="http://schemas.openxmlformats.org/officeDocument/2006/relationships" xmlns:m="http://schemas.openxmlformats.org/officeDocument/2006/math" xmlns:v="urn:schemas-microsoft-com:vml" xmlns:wp14="http://schemas.microsoft.com/office/word/2010/wordprocessingDrawing" xmlns:wp="http://schemas.openxmlformats.org/drawingml/2006/wordprocessingDrawing" xmlns:w10="urn:schemas-microsoft-com:office:word" xmlns:w="http://schemas.openxmlformats.org/wordprocessingml/2006/main" xmlns:w14="http://schemas.microsoft.com/office/word/2010/wordml" xmlns:w15="http://schemas.microsoft.com/office/word/2012/wordml" xmlns:w16se="http://schemas.microsoft.com/office/word/2015/wordml/symex" xmlns:wpg="http://schemas.microsoft.com/office/word/2010/wordprocessingGroup" xmlns:wpi="http://schemas.microsoft.com/office/word/2010/wordprocessingInk" xmlns:wne="http://schemas.microsoft.com/office/word/2006/wordml" xmlns:wps="http://schemas.microsoft.com/office/word/2010/wordprocessingShape" mc:Ignorable="w14 w15 w16se wp14">
+<w:document xmlns:wpc="http://schemas.microsoft.com/office/word/2010/wordprocessingCanvas" xmlns:cx="http://schemas.microsoft.com/office/drawing/2014/chartex" xmlns:cx1="http://schemas.microsoft.com/office/drawing/2015/9/8/chartex" xmlns:cx2="http://schemas.microsoft.com/office/drawing/2015/10/21/chartex" xmlns:cx3="http://schemas.microsoft.com/office/drawing/2016/5/9/chartex" xmlns:cx4="http://schemas.microsoft.com/office/drawing/2016/5/10/chartex" xmlns:cx5="http://schemas.microsoft.com/office/drawing/2016/5/11/chartex" xmlns:cx6="http://schemas.microsoft.com/office/drawing/2016/5/12/chartex" xmlns:cx7="http://schemas.microsoft.com/office/drawing/2016/5/13/chartex" xmlns:cx8="http://schemas.microsoft.com/office/drawing/2016/5/14/chartex" xmlns:mc="http://schemas.openxmlformats.org/markup-compatibility/2006" xmlns:aink="http://schemas.microsoft.com/office/drawing/2016/ink" xmlns:am3d="http://schemas.microsoft.com/office/drawing/2017/model3d" xmlns:o="urn:schemas-microsoft-com:office:office" xmlns:r="http://schemas.openxmlformats.org/officeDocument/2006/relationships" xmlns:m="http://schemas.openxmlformats.org/officeDocument/2006/math" xmlns:v="urn:schemas-microsoft-com:vml" xmlns:wp14="http://schemas.microsoft.com/office/word/2010/wordprocessingDrawing" xmlns:wp="http://schemas.openxmlformats.org/drawingml/2006/wordprocessingDrawing" xmlns:w10="urn:schemas-microsoft-com:office:word" xmlns:w="http://schemas.openxmlformats.org/wordprocessingml/2006/main" xmlns:w14="http://schemas.microsoft.com/office/word/2010/wordml" xmlns:w15="http://schemas.microsoft.com/office/word/2012/wordml" xmlns:w16cex="http://schemas.microsoft.com/office/word/2018/wordml/cex" xmlns:w16cid="http://schemas.microsoft.com/office/word/2016/wordml/cid" xmlns:w16="http://schemas.microsoft.com/office/word/2018/wordml" xmlns:w16sdtdh="http://schemas.microsoft.com/office/word/2020/wordml/sdtdatahash" xmlns:w16se="http://schemas.microsoft.com/office/word/2015/wordml/symex" xmlns:wpg="http://schemas.microsoft.com/office/word/2010/wordprocessingGroup" xmlns:wpi="http://schemas.microsoft.com/office/word/2010/wordprocessingInk" xmlns:wne="http://schemas.microsoft.com/office/word/2006/wordml" xmlns:wps="http://schemas.microsoft.com/office/word/2010/wordprocessingShape" mc:Ignorable="w14 w15 w16se w16cid w16 w16cex w16sdtdh wp14">
   <w:body>
     <w:p>
       <w:r>
@@ -247,7 +247,7 @@
               </wp:anchor>
             </w:drawing>
           </mc:Choice>
-          <mc:Fallback xmlns:w16sdtdh="http://schemas.microsoft.com/office/word/2020/wordml/sdtdatahash" xmlns:w16="http://schemas.microsoft.com/office/word/2018/wordml" xmlns:w16cid="http://schemas.microsoft.com/office/word/2016/wordml/cid" xmlns:w16cex="http://schemas.microsoft.com/office/word/2018/wordml/cex" xmlns:am3d="http://schemas.microsoft.com/office/drawing/2017/model3d" xmlns:aink="http://schemas.microsoft.com/office/drawing/2016/ink" xmlns:cx8="http://schemas.microsoft.com/office/drawing/2016/5/14/chartex" xmlns:cx7="http://schemas.microsoft.com/office/drawing/2016/5/13/chartex" xmlns:cx6="http://schemas.microsoft.com/office/drawing/2016/5/12/chartex" xmlns:cx5="http://schemas.microsoft.com/office/drawing/2016/5/11/chartex" xmlns:cx4="http://schemas.microsoft.com/office/drawing/2016/5/10/chartex" xmlns:cx3="http://schemas.microsoft.com/office/drawing/2016/5/9/chartex" xmlns:cx2="http://schemas.microsoft.com/office/drawing/2015/10/21/chartex" xmlns:cx1="http://schemas.microsoft.com/office/drawing/2015/9/8/chartex">
+          <mc:Fallback>
             <w:pict>
               <v:shape w14:anchorId="5C1C3D23" id="_x0000_s1026" style="position:absolute;margin-left:166.5pt;margin-top:17.5pt;width:126.5pt;height:65.5pt;z-index:251671552;visibility:visible;mso-wrap-style:square;mso-wrap-distance-left:9pt;mso-wrap-distance-top:0;mso-wrap-distance-right:9pt;mso-wrap-distance-bottom:0;mso-position-horizontal:absolute;mso-position-horizontal-relative:text;mso-position-vertical:absolute;mso-position-vertical-relative:text;v-text-anchor:top" coordsize="1606550,831850" o:spt="100" o:gfxdata="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" adj="-11796480,,5400" path="m66099,l1540451,v36505,,66099,29594,66099,66099l1606550,346710r-1052830,c411198,468630,360117,346710,263315,346710v-33201,,-60115,26914,-60115,60115l203200,647275v,33201,26914,60115,60115,60115c353343,707390,341772,844550,533400,707390r1073150,l1606550,765751v,36505,-29594,66099,-66099,66099l66099,831850c29594,831850,,802256,,765751l,66099c,29594,29594,,66099,xe" fillcolor="#4472c4 [3204]" strokecolor="#1f3763 [1604]" strokeweight="1pt">
                 <v:stroke joinstyle="miter"/>
@@ -971,7 +971,7 @@
               </wp:anchor>
             </w:drawing>
           </mc:Choice>
-          <mc:Fallback xmlns:w16sdtdh="http://schemas.microsoft.com/office/word/2020/wordml/sdtdatahash" xmlns:w16="http://schemas.microsoft.com/office/word/2018/wordml" xmlns:w16cid="http://schemas.microsoft.com/office/word/2016/wordml/cid" xmlns:w16cex="http://schemas.microsoft.com/office/word/2018/wordml/cex" xmlns:am3d="http://schemas.microsoft.com/office/drawing/2017/model3d" xmlns:aink="http://schemas.microsoft.com/office/drawing/2016/ink" xmlns:cx8="http://schemas.microsoft.com/office/drawing/2016/5/14/chartex" xmlns:cx7="http://schemas.microsoft.com/office/drawing/2016/5/13/chartex" xmlns:cx6="http://schemas.microsoft.com/office/drawing/2016/5/12/chartex" xmlns:cx5="http://schemas.microsoft.com/office/drawing/2016/5/11/chartex" xmlns:cx4="http://schemas.microsoft.com/office/drawing/2016/5/10/chartex" xmlns:cx3="http://schemas.microsoft.com/office/drawing/2016/5/9/chartex" xmlns:cx2="http://schemas.microsoft.com/office/drawing/2015/10/21/chartex" xmlns:cx1="http://schemas.microsoft.com/office/drawing/2015/9/8/chartex">
+          <mc:Fallback>
             <w:pict>
               <v:shape w14:anchorId="40E91244" id="_x0000_s1027" style="position:absolute;margin-left:310.75pt;margin-top:5.2pt;width:85.5pt;height:152.4pt;z-index:-251684864;visibility:visible;mso-wrap-style:square;mso-width-percent:0;mso-height-percent:0;mso-wrap-distance-left:9pt;mso-wrap-distance-top:0;mso-wrap-distance-right:9pt;mso-wrap-distance-bottom:0;mso-position-horizontal:absolute;mso-position-horizontal-relative:text;mso-position-vertical:absolute;mso-position-vertical-relative:text;mso-width-percent:0;mso-height-percent:0;mso-width-relative:page;mso-height-relative:page;v-text-anchor:middle" coordsize="4488017,2627866" o:spt="100" o:gfxdata="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" adj="-11796480,,5400" path="m28081,60115c28081,26914,54995,,88196,v96802,,147883,121920,290405,l4392646,v33201,,60115,26914,60115,60115l4452761,300565v,33201,58226,2283424,25025,2283424l471701,2539569v-191628,137160,-23142,73584,-113170,73584c293337,2644764,329816,2498851,287290,2490873,244764,2482895,332653,2531672,,2545439l28081,60115xe" fillcolor="#4472c4 [3204]" strokecolor="#1f3763 [1604]" strokeweight="1pt">
                 <v:stroke joinstyle="miter"/>
@@ -1429,7 +1429,7 @@
               </wp:anchor>
             </w:drawing>
           </mc:Choice>
-          <mc:Fallback xmlns:w16sdtdh="http://schemas.microsoft.com/office/word/2020/wordml/sdtdatahash" xmlns:w16="http://schemas.microsoft.com/office/word/2018/wordml" xmlns:w16cid="http://schemas.microsoft.com/office/word/2016/wordml/cid" xmlns:w16cex="http://schemas.microsoft.com/office/word/2018/wordml/cex" xmlns:am3d="http://schemas.microsoft.com/office/drawing/2017/model3d" xmlns:aink="http://schemas.microsoft.com/office/drawing/2016/ink" xmlns:cx8="http://schemas.microsoft.com/office/drawing/2016/5/14/chartex" xmlns:cx7="http://schemas.microsoft.com/office/drawing/2016/5/13/chartex" xmlns:cx6="http://schemas.microsoft.com/office/drawing/2016/5/12/chartex" xmlns:cx5="http://schemas.microsoft.com/office/drawing/2016/5/11/chartex" xmlns:cx4="http://schemas.microsoft.com/office/drawing/2016/5/10/chartex" xmlns:cx3="http://schemas.microsoft.com/office/drawing/2016/5/9/chartex" xmlns:cx2="http://schemas.microsoft.com/office/drawing/2015/10/21/chartex" xmlns:cx1="http://schemas.microsoft.com/office/drawing/2015/9/8/chartex">
+          <mc:Fallback>
             <w:pict>
               <v:group w14:anchorId="0E905C7E" id="群組 66" o:spid="_x0000_s1028" style="position:absolute;margin-left:-.2pt;margin-top:.75pt;width:146.5pt;height:33.2pt;z-index:251663360" coordsize="18605,4216" o:gfxdata="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">
                 <v:shape id="_x0000_s1029" style="position:absolute;width:18605;height:4216;visibility:visible;mso-wrap-style:square;v-text-anchor:middle" coordsize="4424680,421640" o:spt="100" o:gfxdata="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" adj="-11796480,,5400" path="m,60115c,26914,26914,,60115,v96802,,147883,121920,290405,l4364565,v33201,,60115,26914,60115,60115l4424680,300565v,33201,-26914,60115,-60115,60115l330200,360680v-191628,137160,-180057,,-270085,c26914,360680,,333766,,300565l,60115xe" fillcolor="#4472c4 [3204]" strokecolor="#1f3763 [1604]" strokeweight="1pt">
@@ -1621,7 +1621,7 @@
               </wp:anchor>
             </w:drawing>
           </mc:Choice>
-          <mc:Fallback xmlns:w16sdtdh="http://schemas.microsoft.com/office/word/2020/wordml/sdtdatahash" xmlns:w16="http://schemas.microsoft.com/office/word/2018/wordml" xmlns:w16cid="http://schemas.microsoft.com/office/word/2016/wordml/cid" xmlns:w16cex="http://schemas.microsoft.com/office/word/2018/wordml/cex" xmlns:am3d="http://schemas.microsoft.com/office/drawing/2017/model3d" xmlns:aink="http://schemas.microsoft.com/office/drawing/2016/ink" xmlns:cx8="http://schemas.microsoft.com/office/drawing/2016/5/14/chartex" xmlns:cx7="http://schemas.microsoft.com/office/drawing/2016/5/13/chartex" xmlns:cx6="http://schemas.microsoft.com/office/drawing/2016/5/12/chartex" xmlns:cx5="http://schemas.microsoft.com/office/drawing/2016/5/11/chartex" xmlns:cx4="http://schemas.microsoft.com/office/drawing/2016/5/10/chartex" xmlns:cx3="http://schemas.microsoft.com/office/drawing/2016/5/9/chartex" xmlns:cx2="http://schemas.microsoft.com/office/drawing/2015/10/21/chartex" xmlns:cx1="http://schemas.microsoft.com/office/drawing/2015/9/8/chartex">
+          <mc:Fallback>
             <w:pict>
               <v:group w14:anchorId="5975B511" id="群組 59" o:spid="_x0000_s1033" style="position:absolute;margin-left:24.5pt;margin-top:7.3pt;width:35.65pt;height:18.75pt;z-index:251659264" coordsize="453225,238539" o:gfxdata="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">
                 <v:roundrect id="圓角矩形 51" o:spid="_x0000_s1034" style="position:absolute;width:453225;height:238539;visibility:visible;mso-wrap-style:square;v-text-anchor:middle" arcsize="10923f" o:gfxdata="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" fillcolor="white [3201]" strokecolor="#ffc000 [3207]" strokeweight="1pt">
@@ -2292,7 +2292,7 @@
               </wp:inline>
             </w:drawing>
           </mc:Choice>
-          <mc:Fallback xmlns:w16sdtdh="http://schemas.microsoft.com/office/word/2020/wordml/sdtdatahash" xmlns:w16="http://schemas.microsoft.com/office/word/2018/wordml" xmlns:w16cid="http://schemas.microsoft.com/office/word/2016/wordml/cid" xmlns:w16cex="http://schemas.microsoft.com/office/word/2018/wordml/cex" xmlns:am3d="http://schemas.microsoft.com/office/drawing/2017/model3d" xmlns:aink="http://schemas.microsoft.com/office/drawing/2016/ink" xmlns:cx8="http://schemas.microsoft.com/office/drawing/2016/5/14/chartex" xmlns:cx7="http://schemas.microsoft.com/office/drawing/2016/5/13/chartex" xmlns:cx6="http://schemas.microsoft.com/office/drawing/2016/5/12/chartex" xmlns:cx5="http://schemas.microsoft.com/office/drawing/2016/5/11/chartex" xmlns:cx4="http://schemas.microsoft.com/office/drawing/2016/5/10/chartex" xmlns:cx3="http://schemas.microsoft.com/office/drawing/2016/5/9/chartex" xmlns:cx2="http://schemas.microsoft.com/office/drawing/2015/10/21/chartex" xmlns:cx1="http://schemas.microsoft.com/office/drawing/2015/9/8/chartex">
+          <mc:Fallback>
             <w:pict>
               <v:group w14:anchorId="3744A056" id="群組 22" o:spid="_x0000_s1036" style="width:121pt;height:20.75pt;mso-position-horizontal-relative:char;mso-position-vertical-relative:line" coordsize="15367,2635" o:gfxdata="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">
                 <v:shape id="_x0000_s1037" style="position:absolute;width:15367;height:2635;visibility:visible;mso-wrap-style:square;v-text-anchor:middle" coordsize="4625868,375557" o:spt="100" o:gfxdata="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" adj="-11796480,,5400" path="m119183,127411c119183,92841,147207,,181777,l4563274,v34570,,62594,28024,62594,62594l4625868,312963v,34570,-28024,62594,-62594,62594l181777,375557v-34570,,-54974,-100467,-54974,-135037l10319,315726,,77770r119183,49641xe" fillcolor="#ffc000 [3207]" strokecolor="#7f5f00 [1607]" strokeweight="1pt">
@@ -3019,7 +3019,7 @@
               </wp:inline>
             </w:drawing>
           </mc:Choice>
-          <mc:Fallback xmlns:w16sdtdh="http://schemas.microsoft.com/office/word/2020/wordml/sdtdatahash" xmlns:w16="http://schemas.microsoft.com/office/word/2018/wordml" xmlns:w16cid="http://schemas.microsoft.com/office/word/2016/wordml/cid" xmlns:w16cex="http://schemas.microsoft.com/office/word/2018/wordml/cex" xmlns:am3d="http://schemas.microsoft.com/office/drawing/2017/model3d" xmlns:aink="http://schemas.microsoft.com/office/drawing/2016/ink" xmlns:cx8="http://schemas.microsoft.com/office/drawing/2016/5/14/chartex" xmlns:cx7="http://schemas.microsoft.com/office/drawing/2016/5/13/chartex" xmlns:cx6="http://schemas.microsoft.com/office/drawing/2016/5/12/chartex" xmlns:cx5="http://schemas.microsoft.com/office/drawing/2016/5/11/chartex" xmlns:cx4="http://schemas.microsoft.com/office/drawing/2016/5/10/chartex" xmlns:cx3="http://schemas.microsoft.com/office/drawing/2016/5/9/chartex" xmlns:cx2="http://schemas.microsoft.com/office/drawing/2015/10/21/chartex" xmlns:cx1="http://schemas.microsoft.com/office/drawing/2015/9/8/chartex">
+          <mc:Fallback>
             <w:pict>
               <v:group w14:anchorId="400C0938" id="群組 139" o:spid="_x0000_s1044" style="width:189pt;height:20.75pt;mso-position-horizontal-relative:char;mso-position-vertical-relative:line" coordsize="24003,2635" o:gfxdata="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">
                 <v:shape id="_x0000_s1045" style="position:absolute;width:24003;height:2635;visibility:visible;mso-wrap-style:square;v-text-anchor:middle" coordsize="4625868,375557" o:spt="100" o:gfxdata="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" adj="-11796480,,5400" path="m119183,127411c119183,92841,147207,,181777,l4563274,v34570,,62594,28024,62594,62594l4625868,312963v,34570,-28024,62594,-62594,62594l181777,375557v-34570,,-54974,-100467,-54974,-135037l10319,315726,,77770r119183,49641xe" fillcolor="#ffc000 [3207]" strokecolor="#7f5f00 [1607]" strokeweight="1pt">
@@ -3506,7 +3506,7 @@
               </wp:inline>
             </w:drawing>
           </mc:Choice>
-          <mc:Fallback xmlns:w16sdtdh="http://schemas.microsoft.com/office/word/2020/wordml/sdtdatahash" xmlns:w16="http://schemas.microsoft.com/office/word/2018/wordml" xmlns:w16cid="http://schemas.microsoft.com/office/word/2016/wordml/cid" xmlns:w16cex="http://schemas.microsoft.com/office/word/2018/wordml/cex" xmlns:am3d="http://schemas.microsoft.com/office/drawing/2017/model3d" xmlns:aink="http://schemas.microsoft.com/office/drawing/2016/ink" xmlns:cx8="http://schemas.microsoft.com/office/drawing/2016/5/14/chartex" xmlns:cx7="http://schemas.microsoft.com/office/drawing/2016/5/13/chartex" xmlns:cx6="http://schemas.microsoft.com/office/drawing/2016/5/12/chartex" xmlns:cx5="http://schemas.microsoft.com/office/drawing/2016/5/11/chartex" xmlns:cx4="http://schemas.microsoft.com/office/drawing/2016/5/10/chartex" xmlns:cx3="http://schemas.microsoft.com/office/drawing/2016/5/9/chartex" xmlns:cx2="http://schemas.microsoft.com/office/drawing/2015/10/21/chartex" xmlns:cx1="http://schemas.microsoft.com/office/drawing/2015/9/8/chartex">
+          <mc:Fallback>
             <w:pict>
               <v:shape w14:anchorId="7FA9EB94" id="圓角矩形 4" o:spid="_x0000_s1052" style="width:348.4pt;height:33.2pt;visibility:visible;mso-wrap-style:square;mso-left-percent:-10001;mso-top-percent:-10001;mso-position-horizontal:absolute;mso-position-horizontal-relative:char;mso-position-vertical:absolute;mso-position-vertical-relative:line;mso-left-percent:-10001;mso-top-percent:-10001;v-text-anchor:middle" coordsize="4424680,421640" o:spt="100" o:gfxdata="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" adj="-11796480,,5400" path="m,60115c,26914,26914,,60115,v96802,,147883,121920,290405,l4364565,v33201,,60115,26914,60115,60115l4424680,300565v,33201,-26914,60115,-60115,60115l330200,360680v-191628,137160,-180057,,-270085,c26914,360680,,333766,,300565l,60115xe" fillcolor="#4472c4 [3204]" strokecolor="#1f3763 [1604]" strokeweight="1pt">
                 <v:stroke joinstyle="miter"/>
@@ -3779,7 +3779,7 @@
               </wp:anchor>
             </w:drawing>
           </mc:Choice>
-          <mc:Fallback xmlns:w16sdtdh="http://schemas.microsoft.com/office/word/2020/wordml/sdtdatahash" xmlns:w16="http://schemas.microsoft.com/office/word/2018/wordml" xmlns:w16cid="http://schemas.microsoft.com/office/word/2016/wordml/cid" xmlns:w16cex="http://schemas.microsoft.com/office/word/2018/wordml/cex" xmlns:am3d="http://schemas.microsoft.com/office/drawing/2017/model3d" xmlns:aink="http://schemas.microsoft.com/office/drawing/2016/ink" xmlns:cx8="http://schemas.microsoft.com/office/drawing/2016/5/14/chartex" xmlns:cx7="http://schemas.microsoft.com/office/drawing/2016/5/13/chartex" xmlns:cx6="http://schemas.microsoft.com/office/drawing/2016/5/12/chartex" xmlns:cx5="http://schemas.microsoft.com/office/drawing/2016/5/11/chartex" xmlns:cx4="http://schemas.microsoft.com/office/drawing/2016/5/10/chartex" xmlns:cx3="http://schemas.microsoft.com/office/drawing/2016/5/9/chartex" xmlns:cx2="http://schemas.microsoft.com/office/drawing/2015/10/21/chartex" xmlns:cx1="http://schemas.microsoft.com/office/drawing/2015/9/8/chartex">
+          <mc:Fallback>
             <w:pict>
               <v:shape w14:anchorId="20286515" id="手繪多邊形: 圖案 10" o:spid="_x0000_s1053" style="position:absolute;margin-left:311.05pt;margin-top:6.8pt;width:31.3pt;height:16.1pt;z-index:251654144;visibility:visible;mso-wrap-style:square;mso-width-percent:0;mso-height-percent:0;mso-wrap-distance-left:9pt;mso-wrap-distance-top:0;mso-wrap-distance-right:9pt;mso-wrap-distance-bottom:0;mso-position-horizontal:absolute;mso-position-horizontal-relative:text;mso-position-vertical:absolute;mso-position-vertical-relative:text;mso-width-percent:0;mso-height-percent:0;mso-width-relative:margin;mso-height-relative:margin;v-text-anchor:middle" coordsize="453390,263525" o:spt="100" o:gfxdata="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" adj="-11796480,,5400" path="m84890,l453390,r,263525l84890,263525v-16145,,-25673,-70497,-25673,-94754l4819,221542,,54571,55658,89403c55658,65146,68745,,84890,xe" fillcolor="#70ad47 [3209]" strokecolor="#375623 [1609]" strokeweight="1pt">
                 <v:stroke joinstyle="miter"/>
@@ -4160,7 +4160,7 @@
               </wp:anchor>
             </w:drawing>
           </mc:Choice>
-          <mc:Fallback xmlns:w16sdtdh="http://schemas.microsoft.com/office/word/2020/wordml/sdtdatahash" xmlns:w16="http://schemas.microsoft.com/office/word/2018/wordml" xmlns:w16cid="http://schemas.microsoft.com/office/word/2016/wordml/cid" xmlns:w16cex="http://schemas.microsoft.com/office/word/2018/wordml/cex" xmlns:am3d="http://schemas.microsoft.com/office/drawing/2017/model3d" xmlns:aink="http://schemas.microsoft.com/office/drawing/2016/ink" xmlns:cx8="http://schemas.microsoft.com/office/drawing/2016/5/14/chartex" xmlns:cx7="http://schemas.microsoft.com/office/drawing/2016/5/13/chartex" xmlns:cx6="http://schemas.microsoft.com/office/drawing/2016/5/12/chartex" xmlns:cx5="http://schemas.microsoft.com/office/drawing/2016/5/11/chartex" xmlns:cx4="http://schemas.microsoft.com/office/drawing/2016/5/10/chartex" xmlns:cx3="http://schemas.microsoft.com/office/drawing/2016/5/9/chartex" xmlns:cx2="http://schemas.microsoft.com/office/drawing/2015/10/21/chartex" xmlns:cx1="http://schemas.microsoft.com/office/drawing/2015/9/8/chartex">
+          <mc:Fallback>
             <w:pict>
               <v:shape w14:anchorId="28DFEDA0" id="手繪多邊形: 圖案 19" o:spid="_x0000_s1054" style="position:absolute;margin-left:0;margin-top:0;width:137pt;height:62.5pt;z-index:251667456;visibility:visible;mso-wrap-style:square;mso-wrap-distance-left:9pt;mso-wrap-distance-top:0;mso-wrap-distance-right:9pt;mso-wrap-distance-bottom:0;mso-position-horizontal:absolute;mso-position-horizontal-relative:text;mso-position-vertical:absolute;mso-position-vertical-relative:text;v-text-anchor:top" coordsize="1739900,793750" o:spt="100" o:gfxdata="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" adj="-11796480,,5400" path="m147709,791148r2418,511c150072,792812,147501,793918,146161,793729r1548,-2581xm34192,c71720,,91523,36826,146775,l1702927,v12871,,23305,8130,23305,18158l1726232,90786v,3134,2205,71664,4843,164411l1732350,300990r-1362708,c309712,422727,288233,300990,247528,300990v-13961,,-25278,26874,-25278,60025l222250,601102v,33151,11317,60025,25278,60025c285384,661127,280519,798080,361097,661127r1378635,l1739848,674140v306,63877,-696,106357,-3914,106357l182868,767080v-18573,10357,-28420,16925,-33288,20951l147709,791148r-8715,-1842c113720,798854,127862,754781,111376,752371,94890,749961,128962,764695,,768853l10887,18158c10887,8130,21321,,34192,xe" fillcolor="#4472c4 [3204]" strokecolor="#1f3763 [1604]" strokeweight="1pt">
                 <v:stroke joinstyle="miter"/>
@@ -4389,7 +4389,7 @@
               </wp:anchor>
             </w:drawing>
           </mc:Choice>
-          <mc:Fallback xmlns:w16sdtdh="http://schemas.microsoft.com/office/word/2020/wordml/sdtdatahash" xmlns:w16="http://schemas.microsoft.com/office/word/2018/wordml" xmlns:w16cid="http://schemas.microsoft.com/office/word/2016/wordml/cid" xmlns:w16cex="http://schemas.microsoft.com/office/word/2018/wordml/cex" xmlns:am3d="http://schemas.microsoft.com/office/drawing/2017/model3d" xmlns:aink="http://schemas.microsoft.com/office/drawing/2016/ink" xmlns:cx8="http://schemas.microsoft.com/office/drawing/2016/5/14/chartex" xmlns:cx7="http://schemas.microsoft.com/office/drawing/2016/5/13/chartex" xmlns:cx6="http://schemas.microsoft.com/office/drawing/2016/5/12/chartex" xmlns:cx5="http://schemas.microsoft.com/office/drawing/2016/5/11/chartex" xmlns:cx4="http://schemas.microsoft.com/office/drawing/2016/5/10/chartex" xmlns:cx3="http://schemas.microsoft.com/office/drawing/2016/5/9/chartex" xmlns:cx2="http://schemas.microsoft.com/office/drawing/2015/10/21/chartex" xmlns:cx1="http://schemas.microsoft.com/office/drawing/2015/9/8/chartex">
+          <mc:Fallback>
             <w:pict>
               <v:shape w14:anchorId="1FC0FAD0" id="_x0000_s1055" style="position:absolute;margin-left:385.25pt;margin-top:13.8pt;width:34.8pt;height:18.8pt;z-index:251650048;visibility:visible;mso-wrap-style:square;mso-width-percent:0;mso-height-percent:0;mso-wrap-distance-left:9pt;mso-wrap-distance-top:0;mso-wrap-distance-right:9pt;mso-wrap-distance-bottom:0;mso-position-horizontal:absolute;mso-position-horizontal-relative:text;mso-position-vertical:absolute;mso-position-vertical-relative:text;mso-width-percent:0;mso-height-percent:0;mso-width-relative:margin;mso-height-relative:margin;v-text-anchor:middle" coordsize="453390,263525" o:spt="100" o:gfxdata="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" adj="-11796480,,5400" path="m84890,l453390,r,263525l84890,263525v-16145,,-25673,-70497,-25673,-94754l4819,221542,,54571,55658,89403c55658,65146,68745,,84890,xe" fillcolor="#5b9bd5 [3208]" strokecolor="#1f4d78 [1608]" strokeweight="1pt">
                 <v:stroke joinstyle="miter"/>
@@ -4862,7 +4862,7 @@
               </wp:anchor>
             </w:drawing>
           </mc:Choice>
-          <mc:Fallback xmlns:w16sdtdh="http://schemas.microsoft.com/office/word/2020/wordml/sdtdatahash" xmlns:w16="http://schemas.microsoft.com/office/word/2018/wordml" xmlns:w16cid="http://schemas.microsoft.com/office/word/2016/wordml/cid" xmlns:w16cex="http://schemas.microsoft.com/office/word/2018/wordml/cex" xmlns:am3d="http://schemas.microsoft.com/office/drawing/2017/model3d" xmlns:aink="http://schemas.microsoft.com/office/drawing/2016/ink" xmlns:cx8="http://schemas.microsoft.com/office/drawing/2016/5/14/chartex" xmlns:cx7="http://schemas.microsoft.com/office/drawing/2016/5/13/chartex" xmlns:cx6="http://schemas.microsoft.com/office/drawing/2016/5/12/chartex" xmlns:cx5="http://schemas.microsoft.com/office/drawing/2016/5/11/chartex" xmlns:cx4="http://schemas.microsoft.com/office/drawing/2016/5/10/chartex" xmlns:cx3="http://schemas.microsoft.com/office/drawing/2016/5/9/chartex" xmlns:cx2="http://schemas.microsoft.com/office/drawing/2015/10/21/chartex" xmlns:cx1="http://schemas.microsoft.com/office/drawing/2015/9/8/chartex">
+          <mc:Fallback>
             <w:pict>
               <v:shape w14:anchorId="6BA4F29B" id="圓角矩形 48" o:spid="_x0000_s1056" style="position:absolute;margin-left:250.75pt;margin-top:3.6pt;width:144.6pt;height:20.75pt;z-index:251648000;visibility:visible;mso-wrap-style:square;mso-wrap-distance-left:9pt;mso-wrap-distance-top:0;mso-wrap-distance-right:9pt;mso-wrap-distance-bottom:0;mso-position-horizontal:absolute;mso-position-horizontal-relative:text;mso-position-vertical:absolute;mso-position-vertical-relative:text;v-text-anchor:middle" coordsize="4625868,375557" o:spt="100" o:gfxdata="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" adj="-11796480,,5400" path="m119183,127411c119183,92841,147207,,181777,l4563274,v34570,,62594,28024,62594,62594l4625868,312963v,34570,-28024,62594,-62594,62594l181777,375557v-34570,,-54974,-100467,-54974,-135037l10319,315726,,77770r119183,49641xe" fillcolor="#ffc000 [3207]" strokecolor="#7f5f00 [1607]" strokeweight="1pt">
                 <v:stroke joinstyle="miter"/>
@@ -5454,7 +5454,7 @@
               </wp:anchor>
             </w:drawing>
           </mc:Choice>
-          <mc:Fallback xmlns:w16sdtdh="http://schemas.microsoft.com/office/word/2020/wordml/sdtdatahash" xmlns:w16="http://schemas.microsoft.com/office/word/2018/wordml" xmlns:w16cid="http://schemas.microsoft.com/office/word/2016/wordml/cid" xmlns:w16cex="http://schemas.microsoft.com/office/word/2018/wordml/cex" xmlns:am3d="http://schemas.microsoft.com/office/drawing/2017/model3d" xmlns:aink="http://schemas.microsoft.com/office/drawing/2016/ink" xmlns:cx8="http://schemas.microsoft.com/office/drawing/2016/5/14/chartex" xmlns:cx7="http://schemas.microsoft.com/office/drawing/2016/5/13/chartex" xmlns:cx6="http://schemas.microsoft.com/office/drawing/2016/5/12/chartex" xmlns:cx5="http://schemas.microsoft.com/office/drawing/2016/5/11/chartex" xmlns:cx4="http://schemas.microsoft.com/office/drawing/2016/5/10/chartex" xmlns:cx3="http://schemas.microsoft.com/office/drawing/2016/5/9/chartex" xmlns:cx2="http://schemas.microsoft.com/office/drawing/2015/10/21/chartex" xmlns:cx1="http://schemas.microsoft.com/office/drawing/2015/9/8/chartex">
+          <mc:Fallback>
             <w:pict>
               <v:group w14:anchorId="7B2B7790" id="群組 129" o:spid="_x0000_s1057" style="position:absolute;margin-left:-.2pt;margin-top:18.25pt;width:203.5pt;height:33.2pt;z-index:251683840;mso-position-horizontal-relative:text;mso-position-vertical-relative:text" coordsize="25844,4216" o:gfxdata="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">
                 <v:group id="群組 120" o:spid="_x0000_s1058" style="position:absolute;width:25844;height:4216" coordsize="25844,4216" o:gfxdata="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">
@@ -5984,7 +5984,7 @@
               </wp:anchor>
             </w:drawing>
           </mc:Choice>
-          <mc:Fallback xmlns:w16sdtdh="http://schemas.microsoft.com/office/word/2020/wordml/sdtdatahash" xmlns:w16="http://schemas.microsoft.com/office/word/2018/wordml" xmlns:w16cid="http://schemas.microsoft.com/office/word/2016/wordml/cid" xmlns:w16cex="http://schemas.microsoft.com/office/word/2018/wordml/cex" xmlns:am3d="http://schemas.microsoft.com/office/drawing/2017/model3d" xmlns:aink="http://schemas.microsoft.com/office/drawing/2016/ink" xmlns:cx8="http://schemas.microsoft.com/office/drawing/2016/5/14/chartex" xmlns:cx7="http://schemas.microsoft.com/office/drawing/2016/5/13/chartex" xmlns:cx6="http://schemas.microsoft.com/office/drawing/2016/5/12/chartex" xmlns:cx5="http://schemas.microsoft.com/office/drawing/2016/5/11/chartex" xmlns:cx4="http://schemas.microsoft.com/office/drawing/2016/5/10/chartex" xmlns:cx3="http://schemas.microsoft.com/office/drawing/2016/5/9/chartex" xmlns:cx2="http://schemas.microsoft.com/office/drawing/2015/10/21/chartex" xmlns:cx1="http://schemas.microsoft.com/office/drawing/2015/9/8/chartex">
+          <mc:Fallback>
             <w:pict>
               <v:shape w14:anchorId="0233E37F" id="_x0000_s1066" style="position:absolute;margin-left:208.3pt;margin-top:2.4pt;width:170.1pt;height:20.75pt;z-index:251633664;visibility:visible;mso-wrap-style:square;mso-height-percent:0;mso-wrap-distance-left:9pt;mso-wrap-distance-top:0;mso-wrap-distance-right:9pt;mso-wrap-distance-bottom:0;mso-position-horizontal:absolute;mso-position-horizontal-relative:margin;mso-position-vertical:absolute;mso-position-vertical-relative:text;mso-height-percent:0;mso-height-relative:margin;v-text-anchor:middle" coordsize="4625868,375557" o:spt="100" o:gfxdata="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" adj="-11796480,,5400" path="m119183,127411c119183,92841,147207,,181777,l4563274,v34570,,62594,28024,62594,62594l4625868,312963v,34570,-28024,62594,-62594,62594l181777,375557v-34570,,-54974,-100467,-54974,-135037l10319,315726,,77770r119183,49641xe" fillcolor="#ffc000 [3207]" strokecolor="#7f5f00 [1607]" strokeweight="1pt">
                 <v:stroke joinstyle="miter"/>
@@ -6473,7 +6473,7 @@
               </wp:anchor>
             </w:drawing>
           </mc:Choice>
-          <mc:Fallback xmlns:w16sdtdh="http://schemas.microsoft.com/office/word/2020/wordml/sdtdatahash" xmlns:w16="http://schemas.microsoft.com/office/word/2018/wordml" xmlns:w16cid="http://schemas.microsoft.com/office/word/2016/wordml/cid" xmlns:w16cex="http://schemas.microsoft.com/office/word/2018/wordml/cex" xmlns:am3d="http://schemas.microsoft.com/office/drawing/2017/model3d" xmlns:aink="http://schemas.microsoft.com/office/drawing/2016/ink" xmlns:cx8="http://schemas.microsoft.com/office/drawing/2016/5/14/chartex" xmlns:cx7="http://schemas.microsoft.com/office/drawing/2016/5/13/chartex" xmlns:cx6="http://schemas.microsoft.com/office/drawing/2016/5/12/chartex" xmlns:cx5="http://schemas.microsoft.com/office/drawing/2016/5/11/chartex" xmlns:cx4="http://schemas.microsoft.com/office/drawing/2016/5/10/chartex" xmlns:cx3="http://schemas.microsoft.com/office/drawing/2016/5/9/chartex" xmlns:cx2="http://schemas.microsoft.com/office/drawing/2015/10/21/chartex" xmlns:cx1="http://schemas.microsoft.com/office/drawing/2015/9/8/chartex">
+          <mc:Fallback>
             <w:pict>
               <v:shape w14:anchorId="0CE824D6" id="_x0000_s1067" style="position:absolute;margin-left:277.25pt;margin-top:4.85pt;width:170.1pt;height:20.75pt;z-index:251637760;visibility:visible;mso-wrap-style:square;mso-height-percent:0;mso-wrap-distance-left:9pt;mso-wrap-distance-top:0;mso-wrap-distance-right:9pt;mso-wrap-distance-bottom:0;mso-position-horizontal:absolute;mso-position-horizontal-relative:text;mso-position-vertical:absolute;mso-position-vertical-relative:text;mso-height-percent:0;mso-height-relative:margin;v-text-anchor:middle" coordsize="4625868,375557" o:spt="100" o:gfxdata="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" adj="-11796480,,5400" path="m119183,127411c119183,92841,147207,,181777,l4563274,v34570,,62594,28024,62594,62594l4625868,312963v,34570,-28024,62594,-62594,62594l181777,375557v-34570,,-54974,-100467,-54974,-135037l10319,315726,,77770r119183,49641xe" fillcolor="#ffc000 [3207]" strokecolor="#7f5f00 [1607]" strokeweight="1pt">
                 <v:stroke joinstyle="miter"/>
@@ -6799,7 +6799,7 @@
               </wp:inline>
             </w:drawing>
           </mc:Choice>
-          <mc:Fallback xmlns:w16sdtdh="http://schemas.microsoft.com/office/word/2020/wordml/sdtdatahash" xmlns:w16="http://schemas.microsoft.com/office/word/2018/wordml" xmlns:w16cid="http://schemas.microsoft.com/office/word/2016/wordml/cid" xmlns:w16cex="http://schemas.microsoft.com/office/word/2018/wordml/cex" xmlns:am3d="http://schemas.microsoft.com/office/drawing/2017/model3d" xmlns:aink="http://schemas.microsoft.com/office/drawing/2016/ink" xmlns:cx8="http://schemas.microsoft.com/office/drawing/2016/5/14/chartex" xmlns:cx7="http://schemas.microsoft.com/office/drawing/2016/5/13/chartex" xmlns:cx6="http://schemas.microsoft.com/office/drawing/2016/5/12/chartex" xmlns:cx5="http://schemas.microsoft.com/office/drawing/2016/5/11/chartex" xmlns:cx4="http://schemas.microsoft.com/office/drawing/2016/5/10/chartex" xmlns:cx3="http://schemas.microsoft.com/office/drawing/2016/5/9/chartex" xmlns:cx2="http://schemas.microsoft.com/office/drawing/2015/10/21/chartex" xmlns:cx1="http://schemas.microsoft.com/office/drawing/2015/9/8/chartex">
+          <mc:Fallback>
             <w:pict>
               <v:shapetype w14:anchorId="1C17C66A" id="_x0000_t202" coordsize="21600,21600" o:spt="202" path="m,l,21600r21600,l21600,xe">
                 <v:stroke joinstyle="miter"/>
@@ -6882,8 +6882,6 @@
           <w:rFonts w:hint="eastAsia"/>
         </w:rPr>
       </w:pPr>
-      <w:bookmarkStart w:id="0" w:name="_GoBack"/>
-      <w:bookmarkEnd w:id="0"/>
       <w:r>
         <w:rPr>
           <w:rFonts w:hint="eastAsia"/>
@@ -6930,6 +6928,13 @@
         </w:rPr>
         <w:t>元</w:t>
       </w:r>
+      <w:r>
+        <w:rPr>
+          <w:rFonts w:hint="eastAsia"/>
+          <w:color w:val="FF0000"/>
+        </w:rPr>
+        <w:t>、字串變數不用留雙引號、</w:t>
+      </w:r>
     </w:p>
     <w:tbl>
       <w:tblPr>
@@ -6951,6 +6956,15 @@
             <w:pPr>
               <w:widowControl/>
             </w:pPr>
+            <w:r>
+              <w:rPr>
+                <w:rFonts w:ascii="Arial Unicode MS" w:hAnsi="Arial Unicode MS"/>
+                <w:color w:val="008800"/>
+                <w:sz w:val="20"/>
+                <w:szCs w:val="20"/>
+              </w:rPr>
+              <w:t>01</w:t>
+            </w:r>
             <w:r>
               <w:rPr>
                 <w:rFonts w:ascii="Arial Unicode MS" w:hAnsi="Arial Unicode MS"/>
@@ -7611,7 +7625,7 @@
                     </wp:inline>
                   </w:drawing>
                 </mc:Choice>
-                <mc:Fallback xmlns:w16sdtdh="http://schemas.microsoft.com/office/word/2020/wordml/sdtdatahash" xmlns:w16="http://schemas.microsoft.com/office/word/2018/wordml" xmlns:w16cid="http://schemas.microsoft.com/office/word/2016/wordml/cid" xmlns:w16cex="http://schemas.microsoft.com/office/word/2018/wordml/cex" xmlns:am3d="http://schemas.microsoft.com/office/drawing/2017/model3d" xmlns:aink="http://schemas.microsoft.com/office/drawing/2016/ink" xmlns:cx8="http://schemas.microsoft.com/office/drawing/2016/5/14/chartex" xmlns:cx7="http://schemas.microsoft.com/office/drawing/2016/5/13/chartex" xmlns:cx6="http://schemas.microsoft.com/office/drawing/2016/5/12/chartex" xmlns:cx5="http://schemas.microsoft.com/office/drawing/2016/5/11/chartex" xmlns:cx4="http://schemas.microsoft.com/office/drawing/2016/5/10/chartex" xmlns:cx3="http://schemas.microsoft.com/office/drawing/2016/5/9/chartex" xmlns:cx2="http://schemas.microsoft.com/office/drawing/2015/10/21/chartex" xmlns:cx1="http://schemas.microsoft.com/office/drawing/2015/9/8/chartex">
+                <mc:Fallback>
                   <w:pict>
                     <v:shape w14:anchorId="6C390F53" id="手繪多邊形: 圖案 7" o:spid="_x0000_s1069" style="width:154.85pt;height:139.2pt;visibility:visible;mso-wrap-style:square;mso-left-percent:-10001;mso-top-percent:-10001;mso-position-horizontal:absolute;mso-position-horizontal-relative:char;mso-position-vertical:absolute;mso-position-vertical-relative:line;mso-left-percent:-10001;mso-top-percent:-10001;v-text-anchor:top" coordsize="1085850,1767840" o:spt="100" o:gfxdata="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" adj="-11796480,,5400" path="m91629,1761627r2064,1556c93641,1767035,90056,1770650,90831,1764652r798,-3025xm21339,c44759,,57118,82019,91601,r971175,c1070809,,1077320,18106,1077320,40441r,161758c1077320,206387,1077816,263008,1078567,352254r511,61189l1026160,380326r4819,166971l1079788,499948r555,68427l1081675,740824r-55515,-34743l1030979,873052r51289,-49756l1083121,942899r662,103070l1081818,1066668r-55658,-34832l1030979,1198807r53405,-51808l1084864,1232961v177,34872,335,68922,470,101811l1085429,1362013r-1314,6207c1082636,1377739,1081818,1386359,1081818,1392423r-55658,-34832l1030979,1524562r54398,-52771l1085759,1477290r75,38166c1085966,1649890,1085316,1738323,1083375,1738323l114126,1708440v-11591,23068,-17736,37696,-20775,46662l91629,1761627r-4884,-3685c70971,1779208,79797,1681048,69508,1675681,59219,1670314,80484,1703128,,1712389l6794,40441c6794,18106,13306,,21339,xe" fillcolor="#4472c4 [3204]" strokecolor="#1f3763 [1604]" strokeweight="1pt">
                       <v:stroke joinstyle="miter"/>
@@ -7843,6 +7857,15 @@
               <w:adjustRightInd w:val="0"/>
               <w:snapToGrid w:val="0"/>
             </w:pPr>
+            <w:r>
+              <w:rPr>
+                <w:rFonts w:ascii="Arial Unicode MS" w:hAnsi="Arial Unicode MS"/>
+                <w:color w:val="008800"/>
+                <w:sz w:val="20"/>
+                <w:szCs w:val="20"/>
+              </w:rPr>
+              <w:t>02</w:t>
+            </w:r>
             <w:r>
               <w:rPr>
                 <w:rFonts w:ascii="Arial Unicode MS" w:hAnsi="Arial Unicode MS"/>
@@ -8486,7 +8509,7 @@
                     </wp:inline>
                   </w:drawing>
                 </mc:Choice>
-                <mc:Fallback xmlns:w16sdtdh="http://schemas.microsoft.com/office/word/2020/wordml/sdtdatahash" xmlns:w16="http://schemas.microsoft.com/office/word/2018/wordml" xmlns:w16cid="http://schemas.microsoft.com/office/word/2016/wordml/cid" xmlns:w16cex="http://schemas.microsoft.com/office/word/2018/wordml/cex" xmlns:am3d="http://schemas.microsoft.com/office/drawing/2017/model3d" xmlns:aink="http://schemas.microsoft.com/office/drawing/2016/ink" xmlns:cx8="http://schemas.microsoft.com/office/drawing/2016/5/14/chartex" xmlns:cx7="http://schemas.microsoft.com/office/drawing/2016/5/13/chartex" xmlns:cx6="http://schemas.microsoft.com/office/drawing/2016/5/12/chartex" xmlns:cx5="http://schemas.microsoft.com/office/drawing/2016/5/11/chartex" xmlns:cx4="http://schemas.microsoft.com/office/drawing/2016/5/10/chartex" xmlns:cx3="http://schemas.microsoft.com/office/drawing/2016/5/9/chartex" xmlns:cx2="http://schemas.microsoft.com/office/drawing/2015/10/21/chartex" xmlns:cx1="http://schemas.microsoft.com/office/drawing/2015/9/8/chartex">
+                <mc:Fallback>
                   <w:pict>
                     <v:group w14:anchorId="43AD6749" id="群組 14" o:spid="_x0000_s1070" style="width:121pt;height:20.75pt;mso-position-horizontal-relative:char;mso-position-vertical-relative:line" coordsize="15367,2635" o:gfxdata="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">
                       <v:shape id="_x0000_s1071" style="position:absolute;width:15367;height:2635;visibility:visible;mso-wrap-style:square;v-text-anchor:middle" coordsize="4625868,375557" o:spt="100" o:gfxdata="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" adj="-11796480,,5400" path="m119183,127411c119183,92841,147207,,181777,l4563274,v34570,,62594,28024,62594,62594l4625868,312963v,34570,-28024,62594,-62594,62594l181777,375557v-34570,,-54974,-100467,-54974,-135037l10319,315726,,77770r119183,49641xe" fillcolor="#ffc000 [3207]" strokecolor="#7f5f00 [1607]" strokeweight="1pt">
@@ -8748,6 +8771,15 @@
               <w:adjustRightInd w:val="0"/>
               <w:snapToGrid w:val="0"/>
             </w:pPr>
+            <w:r>
+              <w:rPr>
+                <w:rFonts w:ascii="Arial Unicode MS" w:hAnsi="Arial Unicode MS"/>
+                <w:color w:val="008800"/>
+                <w:sz w:val="20"/>
+                <w:szCs w:val="20"/>
+              </w:rPr>
+              <w:t>03</w:t>
+            </w:r>
             <w:r>
               <w:rPr>
                 <w:rFonts w:ascii="Arial Unicode MS" w:hAnsi="Arial Unicode MS"/>
@@ -9485,7 +9517,7 @@
                     </wp:inline>
                   </w:drawing>
                 </mc:Choice>
-                <mc:Fallback xmlns:w16sdtdh="http://schemas.microsoft.com/office/word/2020/wordml/sdtdatahash" xmlns:w16="http://schemas.microsoft.com/office/word/2018/wordml" xmlns:w16cid="http://schemas.microsoft.com/office/word/2016/wordml/cid" xmlns:w16cex="http://schemas.microsoft.com/office/word/2018/wordml/cex" xmlns:am3d="http://schemas.microsoft.com/office/drawing/2017/model3d" xmlns:aink="http://schemas.microsoft.com/office/drawing/2016/ink" xmlns:cx8="http://schemas.microsoft.com/office/drawing/2016/5/14/chartex" xmlns:cx7="http://schemas.microsoft.com/office/drawing/2016/5/13/chartex" xmlns:cx6="http://schemas.microsoft.com/office/drawing/2016/5/12/chartex" xmlns:cx5="http://schemas.microsoft.com/office/drawing/2016/5/11/chartex" xmlns:cx4="http://schemas.microsoft.com/office/drawing/2016/5/10/chartex" xmlns:cx3="http://schemas.microsoft.com/office/drawing/2016/5/9/chartex" xmlns:cx2="http://schemas.microsoft.com/office/drawing/2015/10/21/chartex" xmlns:cx1="http://schemas.microsoft.com/office/drawing/2015/9/8/chartex">
+                <mc:Fallback>
                   <w:pict>
                     <v:group w14:anchorId="47183939" id="群組 41" o:spid="_x0000_s1078" style="width:144.65pt;height:20.75pt;mso-position-horizontal-relative:char;mso-position-vertical-relative:line" coordsize="18370,2635" o:gfxdata="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">
                       <v:shape id="_x0000_s1079" style="position:absolute;width:18370;height:2635;visibility:visible;mso-wrap-style:square;v-text-anchor:middle" coordsize="4625868,375557" o:spt="100" o:gfxdata="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" adj="-11796480,,5400" path="m119183,127411c119183,92841,147207,,181777,l4563274,v34570,,62594,28024,62594,62594l4625868,312963v,34570,-28024,62594,-62594,62594l181777,375557v-34570,,-54974,-100467,-54974,-135037l10319,315726,,77770r119183,49641xe" fillcolor="#ffc000 [3207]" strokecolor="#7f5f00 [1607]" strokeweight="1pt">
@@ -9638,7 +9670,7 @@
                 <w:sz w:val="18"/>
                 <w:szCs w:val="16"/>
               </w:rPr>
-              <w:t>const char* ssid ="</w:t>
+              <w:t>const char* ssid =</w:t>
             </w:r>
             <w:r>
               <w:rPr>
@@ -9690,7 +9722,7 @@
                 <w:sz w:val="18"/>
                 <w:szCs w:val="16"/>
               </w:rPr>
-              <w:t>";</w:t>
+              <w:t>;</w:t>
             </w:r>
             <w:r>
               <w:rPr>
@@ -9716,7 +9748,7 @@
                 <w:sz w:val="18"/>
                 <w:szCs w:val="16"/>
               </w:rPr>
-              <w:t>const char* password ="</w:t>
+              <w:t>const char* password =</w:t>
             </w:r>
             <w:r>
               <w:rPr>
@@ -9784,7 +9816,7 @@
                 <w:sz w:val="18"/>
                 <w:szCs w:val="16"/>
               </w:rPr>
-              <w:t>";</w:t>
+              <w:t>;</w:t>
             </w:r>
             <w:r>
               <w:rPr>
@@ -9831,6 +9863,15 @@
               <w:adjustRightInd w:val="0"/>
               <w:snapToGrid w:val="0"/>
             </w:pPr>
+            <w:r>
+              <w:rPr>
+                <w:rFonts w:ascii="Arial Unicode MS" w:hAnsi="Arial Unicode MS"/>
+                <w:color w:val="008800"/>
+                <w:sz w:val="20"/>
+                <w:szCs w:val="20"/>
+              </w:rPr>
+              <w:t>04</w:t>
+            </w:r>
             <w:r>
               <w:rPr>
                 <w:rFonts w:ascii="Arial Unicode MS" w:hAnsi="Arial Unicode MS"/>
@@ -10411,7 +10452,7 @@
                     </wp:inline>
                   </w:drawing>
                 </mc:Choice>
-                <mc:Fallback xmlns:w16sdtdh="http://schemas.microsoft.com/office/word/2020/wordml/sdtdatahash" xmlns:w16="http://schemas.microsoft.com/office/word/2018/wordml" xmlns:w16cid="http://schemas.microsoft.com/office/word/2016/wordml/cid" xmlns:w16cex="http://schemas.microsoft.com/office/word/2018/wordml/cex" xmlns:am3d="http://schemas.microsoft.com/office/drawing/2017/model3d" xmlns:aink="http://schemas.microsoft.com/office/drawing/2016/ink" xmlns:cx8="http://schemas.microsoft.com/office/drawing/2016/5/14/chartex" xmlns:cx7="http://schemas.microsoft.com/office/drawing/2016/5/13/chartex" xmlns:cx6="http://schemas.microsoft.com/office/drawing/2016/5/12/chartex" xmlns:cx5="http://schemas.microsoft.com/office/drawing/2016/5/11/chartex" xmlns:cx4="http://schemas.microsoft.com/office/drawing/2016/5/10/chartex" xmlns:cx3="http://schemas.microsoft.com/office/drawing/2016/5/9/chartex" xmlns:cx2="http://schemas.microsoft.com/office/drawing/2015/10/21/chartex" xmlns:cx1="http://schemas.microsoft.com/office/drawing/2015/9/8/chartex">
+                <mc:Fallback>
                   <w:pict>
                     <v:group w14:anchorId="2A288784" id="群組 58" o:spid="_x0000_s1082" style="width:68.75pt;height:20.75pt;mso-position-horizontal-relative:char;mso-position-vertical-relative:line" coordsize="8734,2635" o:gfxdata="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">
                       <v:shape id="_x0000_s1083" style="position:absolute;width:8734;height:2635;visibility:visible;mso-wrap-style:square;v-text-anchor:middle" coordsize="4625868,375557" o:spt="100" o:gfxdata="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" adj="-11796480,,5400" path="m119183,127411c119183,92841,147207,,181777,l4563274,v34570,,62594,28024,62594,62594l4625868,312963v,34570,-28024,62594,-62594,62594l181777,375557v-34570,,-54974,-100467,-54974,-135037l10319,315726,,77770r119183,49641xe" fillcolor="#ffc000 [3207]" strokecolor="#7f5f00 [1607]" strokeweight="1pt">
@@ -10520,7 +10561,7 @@
                 <w:sz w:val="18"/>
                 <w:szCs w:val="16"/>
               </w:rPr>
-              <w:t>String lineToken ="</w:t>
+              <w:t>String lineToken =</w:t>
             </w:r>
             <w:r>
               <w:rPr>
@@ -10588,7 +10629,7 @@
                 <w:sz w:val="18"/>
                 <w:szCs w:val="16"/>
               </w:rPr>
-              <w:t>";</w:t>
+              <w:t>;</w:t>
             </w:r>
             <w:r>
               <w:rPr>
@@ -10608,6 +10649,15 @@
               <w:adjustRightInd w:val="0"/>
               <w:snapToGrid w:val="0"/>
             </w:pPr>
+            <w:r>
+              <w:rPr>
+                <w:rFonts w:ascii="Arial Unicode MS" w:hAnsi="Arial Unicode MS"/>
+                <w:color w:val="008800"/>
+                <w:sz w:val="20"/>
+                <w:szCs w:val="20"/>
+              </w:rPr>
+              <w:t>05</w:t>
+            </w:r>
             <w:r>
               <w:rPr>
                 <w:rFonts w:ascii="Arial Unicode MS" w:hAnsi="Arial Unicode MS"/>
@@ -11685,7 +11735,7 @@
                     </wp:inline>
                   </w:drawing>
                 </mc:Choice>
-                <mc:Fallback xmlns:w16sdtdh="http://schemas.microsoft.com/office/word/2020/wordml/sdtdatahash" xmlns:w16="http://schemas.microsoft.com/office/word/2018/wordml" xmlns:w16cid="http://schemas.microsoft.com/office/word/2016/wordml/cid" xmlns:w16cex="http://schemas.microsoft.com/office/word/2018/wordml/cex" xmlns:am3d="http://schemas.microsoft.com/office/drawing/2017/model3d" xmlns:aink="http://schemas.microsoft.com/office/drawing/2016/ink" xmlns:cx8="http://schemas.microsoft.com/office/drawing/2016/5/14/chartex" xmlns:cx7="http://schemas.microsoft.com/office/drawing/2016/5/13/chartex" xmlns:cx6="http://schemas.microsoft.com/office/drawing/2016/5/12/chartex" xmlns:cx5="http://schemas.microsoft.com/office/drawing/2016/5/11/chartex" xmlns:cx4="http://schemas.microsoft.com/office/drawing/2016/5/10/chartex" xmlns:cx3="http://schemas.microsoft.com/office/drawing/2016/5/9/chartex" xmlns:cx2="http://schemas.microsoft.com/office/drawing/2015/10/21/chartex" xmlns:cx1="http://schemas.microsoft.com/office/drawing/2015/9/8/chartex">
+                <mc:Fallback>
                   <w:pict>
                     <v:group w14:anchorId="51035C22" id="群組 49" o:spid="_x0000_s1085" style="width:217.4pt;height:20.75pt;mso-position-horizontal-relative:char;mso-position-vertical-relative:line" coordsize="27607,2635" o:gfxdata="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">
                       <v:shape id="_x0000_s1086" style="position:absolute;width:27607;height:2635;visibility:visible;mso-wrap-style:square;v-text-anchor:middle" coordsize="4625868,375557" o:spt="100" o:gfxdata="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" adj="-11796480,,5400" path="m119183,127411c119183,92841,147207,,181777,l4563274,v34570,,62594,28024,62594,62594l4625868,312963v,34570,-28024,62594,-62594,62594l181777,375557v-34570,,-54974,-100467,-54974,-135037l10319,315726,,77770r119183,49641xe" fillcolor="#ffc000 [3207]" strokecolor="#7f5f00 [1607]" strokeweight="1pt">
@@ -11950,7 +12000,7 @@
                 <w:sz w:val="18"/>
                 <w:szCs w:val="16"/>
               </w:rPr>
-              <w:t>const char* mqtt_server = "</w:t>
+              <w:t xml:space="preserve">const char* mqtt_server = </w:t>
             </w:r>
             <w:r>
               <w:rPr>
@@ -12034,7 +12084,7 @@
                 <w:sz w:val="18"/>
                 <w:szCs w:val="16"/>
               </w:rPr>
-              <w:t>";</w:t>
+              <w:t>;</w:t>
             </w:r>
             <w:r>
               <w:rPr>
@@ -12064,7 +12114,7 @@
                 <w:sz w:val="18"/>
                 <w:szCs w:val="16"/>
               </w:rPr>
-              <w:t>const char* mqtt_username ="</w:t>
+              <w:t>const char* mqtt_username =</w:t>
             </w:r>
             <w:r>
               <w:rPr>
@@ -12132,7 +12182,7 @@
                 <w:sz w:val="18"/>
                 <w:szCs w:val="16"/>
               </w:rPr>
-              <w:t>";</w:t>
+              <w:t>;</w:t>
             </w:r>
             <w:r>
               <w:rPr>
@@ -12162,7 +12212,7 @@
                 <w:sz w:val="18"/>
                 <w:szCs w:val="16"/>
               </w:rPr>
-              <w:t>const char* mqtt_password ="</w:t>
+              <w:t>const char* mqtt_password =</w:t>
             </w:r>
             <w:r>
               <w:rPr>
@@ -12230,7 +12280,7 @@
                 <w:sz w:val="18"/>
                 <w:szCs w:val="16"/>
               </w:rPr>
-              <w:t>";</w:t>
+              <w:t>;</w:t>
             </w:r>
             <w:r>
               <w:rPr>
@@ -12690,7 +12740,6 @@
             <w:pPr>
               <w:spacing w:line="200" w:lineRule="exact"/>
               <w:rPr>
-                <w:rFonts w:hint="eastAsia"/>
                 <w:color w:val="ED7D31" w:themeColor="accent2"/>
                 <w:sz w:val="18"/>
                 <w:szCs w:val="16"/>
@@ -15115,6 +15164,15 @@
                 <w:szCs w:val="20"/>
               </w:rPr>
               <w:lastRenderedPageBreak/>
+              <w:t>06</w:t>
+            </w:r>
+            <w:r>
+              <w:rPr>
+                <w:rFonts w:ascii="Arial Unicode MS" w:hAnsi="Arial Unicode MS"/>
+                <w:color w:val="008800"/>
+                <w:sz w:val="20"/>
+                <w:szCs w:val="20"/>
+              </w:rPr>
               <w:t>imi_esp32car_loop</w:t>
             </w:r>
           </w:p>
@@ -15472,7 +15530,7 @@
                     </wp:inline>
                   </w:drawing>
                 </mc:Choice>
-                <mc:Fallback xmlns:w16sdtdh="http://schemas.microsoft.com/office/word/2020/wordml/sdtdatahash" xmlns:w16="http://schemas.microsoft.com/office/word/2018/wordml" xmlns:w16cid="http://schemas.microsoft.com/office/word/2016/wordml/cid" xmlns:w16cex="http://schemas.microsoft.com/office/word/2018/wordml/cex" xmlns:am3d="http://schemas.microsoft.com/office/drawing/2017/model3d" xmlns:aink="http://schemas.microsoft.com/office/drawing/2016/ink" xmlns:cx8="http://schemas.microsoft.com/office/drawing/2016/5/14/chartex" xmlns:cx7="http://schemas.microsoft.com/office/drawing/2016/5/13/chartex" xmlns:cx6="http://schemas.microsoft.com/office/drawing/2016/5/12/chartex" xmlns:cx5="http://schemas.microsoft.com/office/drawing/2016/5/11/chartex" xmlns:cx4="http://schemas.microsoft.com/office/drawing/2016/5/10/chartex" xmlns:cx3="http://schemas.microsoft.com/office/drawing/2016/5/9/chartex" xmlns:cx2="http://schemas.microsoft.com/office/drawing/2015/10/21/chartex" xmlns:cx1="http://schemas.microsoft.com/office/drawing/2015/9/8/chartex">
+                <mc:Fallback>
                   <w:pict>
                     <v:shape w14:anchorId="29DA6C60" id="_x0000_s1091" style="width:157.25pt;height:33.2pt;visibility:visible;mso-wrap-style:square;mso-left-percent:-10001;mso-top-percent:-10001;mso-position-horizontal:absolute;mso-position-horizontal-relative:char;mso-position-vertical:absolute;mso-position-vertical-relative:line;mso-left-percent:-10001;mso-top-percent:-10001;v-text-anchor:middle" coordsize="4424680,421640" o:spt="100" o:gfxdata="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" adj="-11796480,,5400" path="m,60115c,26914,26914,,60115,v96802,,147883,121920,290405,l4364565,v33201,,60115,26914,60115,60115l4424680,300565v,33201,-26914,60115,-60115,60115l330200,360680v-191628,137160,-180057,,-270085,c26914,360680,,333766,,300565l,60115xe" fillcolor="#4472c4 [3204]" strokecolor="#1f3763 [1604]" strokeweight="1pt">
                       <v:stroke joinstyle="miter"/>
@@ -15745,6 +15803,15 @@
                 <w:szCs w:val="20"/>
               </w:rPr>
             </w:pPr>
+            <w:r>
+              <w:rPr>
+                <w:rFonts w:ascii="Arial Unicode MS" w:hAnsi="Arial Unicode MS"/>
+                <w:color w:val="008800"/>
+                <w:sz w:val="20"/>
+                <w:szCs w:val="20"/>
+              </w:rPr>
+              <w:t>07</w:t>
+            </w:r>
             <w:r>
               <w:rPr>
                 <w:rFonts w:ascii="Arial Unicode MS" w:hAnsi="Arial Unicode MS"/>
@@ -16056,7 +16123,7 @@
                     </wp:inline>
                   </w:drawing>
                 </mc:Choice>
-                <mc:Fallback xmlns:w16sdtdh="http://schemas.microsoft.com/office/word/2020/wordml/sdtdatahash" xmlns:w16="http://schemas.microsoft.com/office/word/2018/wordml" xmlns:w16cid="http://schemas.microsoft.com/office/word/2016/wordml/cid" xmlns:w16cex="http://schemas.microsoft.com/office/word/2018/wordml/cex" xmlns:am3d="http://schemas.microsoft.com/office/drawing/2017/model3d" xmlns:aink="http://schemas.microsoft.com/office/drawing/2016/ink" xmlns:cx8="http://schemas.microsoft.com/office/drawing/2016/5/14/chartex" xmlns:cx7="http://schemas.microsoft.com/office/drawing/2016/5/13/chartex" xmlns:cx6="http://schemas.microsoft.com/office/drawing/2016/5/12/chartex" xmlns:cx5="http://schemas.microsoft.com/office/drawing/2016/5/11/chartex" xmlns:cx4="http://schemas.microsoft.com/office/drawing/2016/5/10/chartex" xmlns:cx3="http://schemas.microsoft.com/office/drawing/2016/5/9/chartex" xmlns:cx2="http://schemas.microsoft.com/office/drawing/2015/10/21/chartex" xmlns:cx1="http://schemas.microsoft.com/office/drawing/2015/9/8/chartex">
+                <mc:Fallback>
                   <w:pict>
                     <v:shape w14:anchorId="35FE4ECB" id="手繪多邊形: 圖案 22" o:spid="_x0000_s1092" style="width:134.4pt;height:65.5pt;visibility:visible;mso-wrap-style:square;mso-left-percent:-10001;mso-top-percent:-10001;mso-position-horizontal:absolute;mso-position-horizontal-relative:char;mso-position-vertical:absolute;mso-position-vertical-relative:line;mso-left-percent:-10001;mso-top-percent:-10001;v-text-anchor:top" coordsize="1606550,831850" o:spt="100" o:gfxdata="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" adj="-11796480,,5400" path="m66099,l1540451,v36505,,66099,29594,66099,66099l1606550,346710r-1052830,c411198,468630,360117,346710,263315,346710v-33201,,-60115,26914,-60115,60115l203200,647275v,33201,26914,60115,60115,60115c353343,707390,341772,844550,533400,707390r1073150,l1606550,765751v,36505,-29594,66099,-66099,66099l66099,831850c29594,831850,,802256,,765751l,66099c,29594,29594,,66099,xe" fillcolor="#4472c4 [3204]" strokecolor="#1f3763 [1604]" strokeweight="1pt">
                       <v:stroke joinstyle="miter"/>
@@ -16579,7 +16646,7 @@
                 <w:sz w:val="20"/>
                 <w:szCs w:val="20"/>
               </w:rPr>
-              <w:t>imi_esp32car_sub</w:t>
+              <w:t>08</w:t>
             </w:r>
             <w:r>
               <w:rPr>
@@ -16588,7 +16655,7 @@
                 <w:sz w:val="20"/>
                 <w:szCs w:val="20"/>
               </w:rPr>
-              <w:t>m</w:t>
+              <w:t>imi_esp32car_sub</w:t>
             </w:r>
             <w:r>
               <w:rPr>
@@ -16597,10 +16664,24 @@
                 <w:sz w:val="20"/>
                 <w:szCs w:val="20"/>
               </w:rPr>
+              <w:t>m</w:t>
+            </w:r>
+            <w:r>
+              <w:rPr>
+                <w:rFonts w:ascii="Arial Unicode MS" w:hAnsi="Arial Unicode MS"/>
+                <w:color w:val="008800"/>
+                <w:sz w:val="20"/>
+                <w:szCs w:val="20"/>
+              </w:rPr>
               <w:t>qtt</w:t>
             </w:r>
           </w:p>
           <w:p>
+            <w:pPr>
+              <w:rPr>
+                <w:rFonts w:hint="eastAsia"/>
+              </w:rPr>
+            </w:pPr>
             <w:r>
               <w:rPr>
                 <w:rFonts w:hint="eastAsia"/>
@@ -17056,7 +17137,7 @@
                     </wp:anchor>
                   </w:drawing>
                 </mc:Choice>
-                <mc:Fallback xmlns:w16sdtdh="http://schemas.microsoft.com/office/word/2020/wordml/sdtdatahash" xmlns:w16="http://schemas.microsoft.com/office/word/2018/wordml" xmlns:w16cid="http://schemas.microsoft.com/office/word/2016/wordml/cid" xmlns:w16cex="http://schemas.microsoft.com/office/word/2018/wordml/cex" xmlns:am3d="http://schemas.microsoft.com/office/drawing/2017/model3d" xmlns:aink="http://schemas.microsoft.com/office/drawing/2016/ink" xmlns:cx8="http://schemas.microsoft.com/office/drawing/2016/5/14/chartex" xmlns:cx7="http://schemas.microsoft.com/office/drawing/2016/5/13/chartex" xmlns:cx6="http://schemas.microsoft.com/office/drawing/2016/5/12/chartex" xmlns:cx5="http://schemas.microsoft.com/office/drawing/2016/5/11/chartex" xmlns:cx4="http://schemas.microsoft.com/office/drawing/2016/5/10/chartex" xmlns:cx3="http://schemas.microsoft.com/office/drawing/2016/5/9/chartex" xmlns:cx2="http://schemas.microsoft.com/office/drawing/2015/10/21/chartex" xmlns:cx1="http://schemas.microsoft.com/office/drawing/2015/9/8/chartex">
+                <mc:Fallback>
                   <w:pict>
                     <v:group w14:anchorId="75CC6151" id="群組 67" o:spid="_x0000_s1093" style="position:absolute;margin-left:0;margin-top:22.75pt;width:146.5pt;height:33.2pt;z-index:251665408;mso-position-horizontal-relative:text;mso-position-vertical-relative:text" coordsize="18605,4216" o:gfxdata="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">
                       <v:shape id="_x0000_s1094" style="position:absolute;width:18605;height:4216;visibility:visible;mso-wrap-style:square;v-text-anchor:middle" coordsize="4424680,421640" o:spt="100" o:gfxdata="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" adj="-11796480,,5400" path="m,60115c,26914,26914,,60115,v96802,,147883,121920,290405,l4364565,v33201,,60115,26914,60115,60115l4424680,300565v,33201,-26914,60115,-60115,60115l330200,360680v-191628,137160,-180057,,-270085,c26914,360680,,333766,,300565l,60115xe" fillcolor="#4472c4 [3204]" strokecolor="#1f3763 [1604]" strokeweight="1pt">
@@ -17305,6 +17386,15 @@
             <w:shd w:val="clear" w:color="auto" w:fill="auto"/>
           </w:tcPr>
           <w:p>
+            <w:r>
+              <w:rPr>
+                <w:rFonts w:ascii="Arial Unicode MS" w:hAnsi="Arial Unicode MS"/>
+                <w:color w:val="008800"/>
+                <w:sz w:val="20"/>
+                <w:szCs w:val="20"/>
+              </w:rPr>
+              <w:t>09</w:t>
+            </w:r>
             <w:r>
               <w:rPr>
                 <w:rFonts w:ascii="Arial Unicode MS" w:hAnsi="Arial Unicode MS"/>
@@ -17584,7 +17674,7 @@
                     </wp:inline>
                   </w:drawing>
                 </mc:Choice>
-                <mc:Fallback xmlns:w16sdtdh="http://schemas.microsoft.com/office/word/2020/wordml/sdtdatahash" xmlns:w16="http://schemas.microsoft.com/office/word/2018/wordml" xmlns:w16cid="http://schemas.microsoft.com/office/word/2016/wordml/cid" xmlns:w16cex="http://schemas.microsoft.com/office/word/2018/wordml/cex" xmlns:am3d="http://schemas.microsoft.com/office/drawing/2017/model3d" xmlns:aink="http://schemas.microsoft.com/office/drawing/2016/ink" xmlns:cx8="http://schemas.microsoft.com/office/drawing/2016/5/14/chartex" xmlns:cx7="http://schemas.microsoft.com/office/drawing/2016/5/13/chartex" xmlns:cx6="http://schemas.microsoft.com/office/drawing/2016/5/12/chartex" xmlns:cx5="http://schemas.microsoft.com/office/drawing/2016/5/11/chartex" xmlns:cx4="http://schemas.microsoft.com/office/drawing/2016/5/10/chartex" xmlns:cx3="http://schemas.microsoft.com/office/drawing/2016/5/9/chartex" xmlns:cx2="http://schemas.microsoft.com/office/drawing/2015/10/21/chartex" xmlns:cx1="http://schemas.microsoft.com/office/drawing/2015/9/8/chartex">
+                <mc:Fallback>
                   <w:pict>
                     <v:shape w14:anchorId="0CE387BC" id="_x0000_s1098" style="width:126.5pt;height:65.5pt;visibility:visible;mso-wrap-style:square;mso-left-percent:-10001;mso-top-percent:-10001;mso-position-horizontal:absolute;mso-position-horizontal-relative:char;mso-position-vertical:absolute;mso-position-vertical-relative:line;mso-left-percent:-10001;mso-top-percent:-10001;v-text-anchor:top" coordsize="1606550,831850" o:spt="100" o:gfxdata="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" adj="-11796480,,5400" path="m66099,l1540451,v36505,,66099,29594,66099,66099l1606550,346710r-1052830,c411198,468630,360117,346710,263315,346710v-33201,,-60115,26914,-60115,60115l203200,647275v,33201,26914,60115,60115,60115c353343,707390,341772,844550,533400,707390r1073150,l1606550,765751v,36505,-29594,66099,-66099,66099l66099,831850c29594,831850,,802256,,765751l,66099c,29594,29594,,66099,xe" fillcolor="#4472c4 [3204]" strokecolor="#1f3763 [1604]" strokeweight="1pt">
                       <v:stroke joinstyle="miter"/>
@@ -18041,6 +18131,15 @@
             <w:shd w:val="clear" w:color="auto" w:fill="auto"/>
           </w:tcPr>
           <w:p>
+            <w:r>
+              <w:rPr>
+                <w:rFonts w:ascii="Arial Unicode MS" w:hAnsi="Arial Unicode MS"/>
+                <w:color w:val="008800"/>
+                <w:sz w:val="20"/>
+                <w:szCs w:val="20"/>
+              </w:rPr>
+              <w:t>10</w:t>
+            </w:r>
             <w:r>
               <w:rPr>
                 <w:rFonts w:ascii="Arial Unicode MS" w:hAnsi="Arial Unicode MS"/>
@@ -18632,7 +18731,7 @@
                     </wp:inline>
                   </w:drawing>
                 </mc:Choice>
-                <mc:Fallback xmlns:w16sdtdh="http://schemas.microsoft.com/office/word/2020/wordml/sdtdatahash" xmlns:w16="http://schemas.microsoft.com/office/word/2018/wordml" xmlns:w16cid="http://schemas.microsoft.com/office/word/2016/wordml/cid" xmlns:w16cex="http://schemas.microsoft.com/office/word/2018/wordml/cex" xmlns:am3d="http://schemas.microsoft.com/office/drawing/2017/model3d" xmlns:aink="http://schemas.microsoft.com/office/drawing/2016/ink" xmlns:cx8="http://schemas.microsoft.com/office/drawing/2016/5/14/chartex" xmlns:cx7="http://schemas.microsoft.com/office/drawing/2016/5/13/chartex" xmlns:cx6="http://schemas.microsoft.com/office/drawing/2016/5/12/chartex" xmlns:cx5="http://schemas.microsoft.com/office/drawing/2016/5/11/chartex" xmlns:cx4="http://schemas.microsoft.com/office/drawing/2016/5/10/chartex" xmlns:cx3="http://schemas.microsoft.com/office/drawing/2016/5/9/chartex" xmlns:cx2="http://schemas.microsoft.com/office/drawing/2015/10/21/chartex" xmlns:cx1="http://schemas.microsoft.com/office/drawing/2015/9/8/chartex">
+                <mc:Fallback>
                   <w:pict>
                     <v:group w14:anchorId="27C296D1" id="群組 103" o:spid="_x0000_s1099" style="width:121pt;height:20.75pt;mso-position-horizontal-relative:char;mso-position-vertical-relative:line" coordsize="15367,2635" o:gfxdata="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">
                       <v:shape id="_x0000_s1100" style="position:absolute;width:15367;height:2635;visibility:visible;mso-wrap-style:square;v-text-anchor:middle" coordsize="4625868,375557" o:spt="100" o:gfxdata="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" adj="-11796480,,5400" path="m119183,127411c119183,92841,147207,,181777,l4563274,v34570,,62594,28024,62594,62594l4625868,312963v,34570,-28024,62594,-62594,62594l181777,375557v-34570,,-54974,-100467,-54974,-135037l10319,315726,,77770r119183,49641xe" fillcolor="#ffc000 [3207]" strokecolor="#7f5f00 [1607]" strokeweight="1pt">
@@ -18833,6 +18932,15 @@
                 <w:szCs w:val="16"/>
               </w:rPr>
             </w:pPr>
+            <w:r>
+              <w:rPr>
+                <w:rFonts w:ascii="Arial Unicode MS" w:hAnsi="Arial Unicode MS"/>
+                <w:color w:val="008800"/>
+                <w:sz w:val="20"/>
+                <w:szCs w:val="20"/>
+              </w:rPr>
+              <w:t>11</w:t>
+            </w:r>
             <w:r>
               <w:rPr>
                 <w:rFonts w:ascii="Arial Unicode MS" w:hAnsi="Arial Unicode MS"/>
@@ -19252,7 +19360,7 @@
                     </wp:inline>
                   </w:drawing>
                 </mc:Choice>
-                <mc:Fallback xmlns:w16sdtdh="http://schemas.microsoft.com/office/word/2020/wordml/sdtdatahash" xmlns:w16="http://schemas.microsoft.com/office/word/2018/wordml" xmlns:w16cid="http://schemas.microsoft.com/office/word/2016/wordml/cid" xmlns:w16cex="http://schemas.microsoft.com/office/word/2018/wordml/cex" xmlns:am3d="http://schemas.microsoft.com/office/drawing/2017/model3d" xmlns:aink="http://schemas.microsoft.com/office/drawing/2016/ink" xmlns:cx8="http://schemas.microsoft.com/office/drawing/2016/5/14/chartex" xmlns:cx7="http://schemas.microsoft.com/office/drawing/2016/5/13/chartex" xmlns:cx6="http://schemas.microsoft.com/office/drawing/2016/5/12/chartex" xmlns:cx5="http://schemas.microsoft.com/office/drawing/2016/5/11/chartex" xmlns:cx4="http://schemas.microsoft.com/office/drawing/2016/5/10/chartex" xmlns:cx3="http://schemas.microsoft.com/office/drawing/2016/5/9/chartex" xmlns:cx2="http://schemas.microsoft.com/office/drawing/2015/10/21/chartex" xmlns:cx1="http://schemas.microsoft.com/office/drawing/2015/9/8/chartex">
+                <mc:Fallback>
                   <w:pict>
                     <v:shape w14:anchorId="5504D6B9" id="_x0000_s1104" style="width:203.5pt;height:33.2pt;visibility:visible;mso-wrap-style:square;mso-left-percent:-10001;mso-top-percent:-10001;mso-position-horizontal:absolute;mso-position-horizontal-relative:char;mso-position-vertical:absolute;mso-position-vertical-relative:line;mso-left-percent:-10001;mso-top-percent:-10001;v-text-anchor:middle" coordsize="4424680,421640" o:spt="100" o:gfxdata="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" adj="-11796480,,5400" path="m,60115c,26914,26914,,60115,v96802,,147883,121920,290405,l4364565,v33201,,60115,26914,60115,60115l4424680,300565v,33201,-26914,60115,-60115,60115l330200,360680v-191628,137160,-180057,,-270085,c26914,360680,,333766,,300565l,60115xe" fillcolor="#4472c4 [3204]" strokecolor="#1f3763 [1604]" strokeweight="1pt">
                       <v:stroke joinstyle="miter"/>
@@ -19442,6 +19550,15 @@
             <w:shd w:val="clear" w:color="auto" w:fill="auto"/>
           </w:tcPr>
           <w:p>
+            <w:r>
+              <w:rPr>
+                <w:rFonts w:ascii="Arial Unicode MS" w:hAnsi="Arial Unicode MS"/>
+                <w:color w:val="008800"/>
+                <w:sz w:val="20"/>
+                <w:szCs w:val="20"/>
+              </w:rPr>
+              <w:t>12</w:t>
+            </w:r>
             <w:r>
               <w:rPr>
                 <w:rFonts w:ascii="Arial Unicode MS" w:hAnsi="Arial Unicode MS"/>
@@ -19835,7 +19952,7 @@
                     </wp:inline>
                   </w:drawing>
                 </mc:Choice>
-                <mc:Fallback xmlns:w16sdtdh="http://schemas.microsoft.com/office/word/2020/wordml/sdtdatahash" xmlns:w16="http://schemas.microsoft.com/office/word/2018/wordml" xmlns:w16cid="http://schemas.microsoft.com/office/word/2016/wordml/cid" xmlns:w16cex="http://schemas.microsoft.com/office/word/2018/wordml/cex" xmlns:am3d="http://schemas.microsoft.com/office/drawing/2017/model3d" xmlns:aink="http://schemas.microsoft.com/office/drawing/2016/ink" xmlns:cx8="http://schemas.microsoft.com/office/drawing/2016/5/14/chartex" xmlns:cx7="http://schemas.microsoft.com/office/drawing/2016/5/13/chartex" xmlns:cx6="http://schemas.microsoft.com/office/drawing/2016/5/12/chartex" xmlns:cx5="http://schemas.microsoft.com/office/drawing/2016/5/11/chartex" xmlns:cx4="http://schemas.microsoft.com/office/drawing/2016/5/10/chartex" xmlns:cx3="http://schemas.microsoft.com/office/drawing/2016/5/9/chartex" xmlns:cx2="http://schemas.microsoft.com/office/drawing/2015/10/21/chartex" xmlns:cx1="http://schemas.microsoft.com/office/drawing/2015/9/8/chartex">
+                <mc:Fallback>
                   <w:pict>
                     <v:shape w14:anchorId="427895B7" id="_x0000_s1105" style="width:203.5pt;height:33.2pt;visibility:visible;mso-wrap-style:square;mso-left-percent:-10001;mso-top-percent:-10001;mso-position-horizontal:absolute;mso-position-horizontal-relative:char;mso-position-vertical:absolute;mso-position-vertical-relative:line;mso-left-percent:-10001;mso-top-percent:-10001;v-text-anchor:middle" coordsize="4424680,421640" o:spt="100" o:gfxdata="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" adj="-11796480,,5400" path="m,60115c,26914,26914,,60115,v96802,,147883,121920,290405,l4364565,v33201,,60115,26914,60115,60115l4424680,300565v,33201,-26914,60115,-60115,60115l330200,360680v-191628,137160,-180057,,-270085,c26914,360680,,333766,,300565l,60115xe" fillcolor="#4472c4 [3204]" strokecolor="#1f3763 [1604]" strokeweight="1pt">
                       <v:stroke joinstyle="miter"/>
@@ -19995,6 +20112,15 @@
             <w:shd w:val="clear" w:color="auto" w:fill="auto"/>
           </w:tcPr>
           <w:p>
+            <w:r>
+              <w:rPr>
+                <w:rFonts w:ascii="Arial Unicode MS" w:hAnsi="Arial Unicode MS"/>
+                <w:color w:val="008800"/>
+                <w:sz w:val="20"/>
+                <w:szCs w:val="20"/>
+              </w:rPr>
+              <w:t>13</w:t>
+            </w:r>
             <w:r>
               <w:rPr>
                 <w:rFonts w:ascii="Arial Unicode MS" w:hAnsi="Arial Unicode MS"/>
@@ -20405,7 +20531,7 @@
                     </wp:inline>
                   </w:drawing>
                 </mc:Choice>
-                <mc:Fallback xmlns:w16sdtdh="http://schemas.microsoft.com/office/word/2020/wordml/sdtdatahash" xmlns:w16="http://schemas.microsoft.com/office/word/2018/wordml" xmlns:w16cid="http://schemas.microsoft.com/office/word/2016/wordml/cid" xmlns:w16cex="http://schemas.microsoft.com/office/word/2018/wordml/cex" xmlns:am3d="http://schemas.microsoft.com/office/drawing/2017/model3d" xmlns:aink="http://schemas.microsoft.com/office/drawing/2016/ink" xmlns:cx8="http://schemas.microsoft.com/office/drawing/2016/5/14/chartex" xmlns:cx7="http://schemas.microsoft.com/office/drawing/2016/5/13/chartex" xmlns:cx6="http://schemas.microsoft.com/office/drawing/2016/5/12/chartex" xmlns:cx5="http://schemas.microsoft.com/office/drawing/2016/5/11/chartex" xmlns:cx4="http://schemas.microsoft.com/office/drawing/2016/5/10/chartex" xmlns:cx3="http://schemas.microsoft.com/office/drawing/2016/5/9/chartex" xmlns:cx2="http://schemas.microsoft.com/office/drawing/2015/10/21/chartex" xmlns:cx1="http://schemas.microsoft.com/office/drawing/2015/9/8/chartex">
+                <mc:Fallback>
                   <w:pict>
                     <v:shape w14:anchorId="17F69D82" id="_x0000_s1106" style="width:214pt;height:33.2pt;visibility:visible;mso-wrap-style:square;mso-left-percent:-10001;mso-top-percent:-10001;mso-position-horizontal:absolute;mso-position-horizontal-relative:char;mso-position-vertical:absolute;mso-position-vertical-relative:line;mso-left-percent:-10001;mso-top-percent:-10001;v-text-anchor:middle" coordsize="4424680,421640" o:spt="100" o:gfxdata="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" adj="-11796480,,5400" path="m,60115c,26914,26914,,60115,v96802,,147883,121920,290405,l4364565,v33201,,60115,26914,60115,60115l4424680,300565v,33201,-26914,60115,-60115,60115l330200,360680v-191628,137160,-180057,,-270085,c26914,360680,,333766,,300565l,60115xe" fillcolor="#4472c4 [3204]" strokecolor="#1f3763 [1604]" strokeweight="1pt">
                       <v:stroke joinstyle="miter"/>
@@ -20715,6 +20841,15 @@
                 <w:szCs w:val="16"/>
               </w:rPr>
             </w:pPr>
+            <w:r>
+              <w:rPr>
+                <w:rFonts w:ascii="Arial Unicode MS" w:hAnsi="Arial Unicode MS"/>
+                <w:color w:val="008800"/>
+                <w:sz w:val="20"/>
+                <w:szCs w:val="20"/>
+              </w:rPr>
+              <w:t>14</w:t>
+            </w:r>
             <w:r>
               <w:rPr>
                 <w:rFonts w:ascii="Arial Unicode MS" w:hAnsi="Arial Unicode MS"/>
@@ -21321,7 +21456,7 @@
                     </wp:inline>
                   </w:drawing>
                 </mc:Choice>
-                <mc:Fallback xmlns:w16sdtdh="http://schemas.microsoft.com/office/word/2020/wordml/sdtdatahash" xmlns:w16="http://schemas.microsoft.com/office/word/2018/wordml" xmlns:w16cid="http://schemas.microsoft.com/office/word/2016/wordml/cid" xmlns:w16cex="http://schemas.microsoft.com/office/word/2018/wordml/cex" xmlns:am3d="http://schemas.microsoft.com/office/drawing/2017/model3d" xmlns:aink="http://schemas.microsoft.com/office/drawing/2016/ink" xmlns:cx8="http://schemas.microsoft.com/office/drawing/2016/5/14/chartex" xmlns:cx7="http://schemas.microsoft.com/office/drawing/2016/5/13/chartex" xmlns:cx6="http://schemas.microsoft.com/office/drawing/2016/5/12/chartex" xmlns:cx5="http://schemas.microsoft.com/office/drawing/2016/5/11/chartex" xmlns:cx4="http://schemas.microsoft.com/office/drawing/2016/5/10/chartex" xmlns:cx3="http://schemas.microsoft.com/office/drawing/2016/5/9/chartex" xmlns:cx2="http://schemas.microsoft.com/office/drawing/2015/10/21/chartex" xmlns:cx1="http://schemas.microsoft.com/office/drawing/2015/9/8/chartex">
+                <mc:Fallback>
                   <w:pict>
                     <v:group w14:anchorId="6F8B715F" id="群組 165" o:spid="_x0000_s1107" style="width:149pt;height:20.75pt;mso-position-horizontal-relative:char;mso-position-vertical-relative:line" coordsize="18923,2635" o:gfxdata="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">
                       <v:shape id="_x0000_s1108" style="position:absolute;width:18923;height:2635;visibility:visible;mso-wrap-style:square;v-text-anchor:middle" coordsize="4625868,375557" o:spt="100" o:gfxdata="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" adj="-11796480,,5400" path="m119183,127411c119183,92841,147207,,181777,l4563274,v34570,,62594,28024,62594,62594l4625868,312963v,34570,-28024,62594,-62594,62594l181777,375557v-34570,,-54974,-100467,-54974,-135037l10319,315726,,77770r119183,49641xe" fillcolor="#ffc000 [3207]" strokecolor="#7f5f00 [1607]" strokeweight="1pt">
@@ -21547,6 +21682,15 @@
             <w:shd w:val="clear" w:color="auto" w:fill="auto"/>
           </w:tcPr>
           <w:p>
+            <w:r>
+              <w:rPr>
+                <w:rFonts w:ascii="Arial Unicode MS" w:hAnsi="Arial Unicode MS"/>
+                <w:color w:val="008800"/>
+                <w:sz w:val="20"/>
+                <w:szCs w:val="20"/>
+              </w:rPr>
+              <w:t>15</w:t>
+            </w:r>
             <w:r>
               <w:rPr>
                 <w:rFonts w:ascii="Arial Unicode MS" w:hAnsi="Arial Unicode MS"/>
@@ -21929,7 +22073,7 @@
                     </wp:inline>
                   </w:drawing>
                 </mc:Choice>
-                <mc:Fallback xmlns:w16sdtdh="http://schemas.microsoft.com/office/word/2020/wordml/sdtdatahash" xmlns:w16="http://schemas.microsoft.com/office/word/2018/wordml" xmlns:w16cid="http://schemas.microsoft.com/office/word/2016/wordml/cid" xmlns:w16cex="http://schemas.microsoft.com/office/word/2018/wordml/cex" xmlns:am3d="http://schemas.microsoft.com/office/drawing/2017/model3d" xmlns:aink="http://schemas.microsoft.com/office/drawing/2016/ink" xmlns:cx8="http://schemas.microsoft.com/office/drawing/2016/5/14/chartex" xmlns:cx7="http://schemas.microsoft.com/office/drawing/2016/5/13/chartex" xmlns:cx6="http://schemas.microsoft.com/office/drawing/2016/5/12/chartex" xmlns:cx5="http://schemas.microsoft.com/office/drawing/2016/5/11/chartex" xmlns:cx4="http://schemas.microsoft.com/office/drawing/2016/5/10/chartex" xmlns:cx3="http://schemas.microsoft.com/office/drawing/2016/5/9/chartex" xmlns:cx2="http://schemas.microsoft.com/office/drawing/2015/10/21/chartex" xmlns:cx1="http://schemas.microsoft.com/office/drawing/2015/9/8/chartex">
+                <mc:Fallback>
                   <w:pict>
                     <v:shape w14:anchorId="11656553" id="_x0000_s1112" style="width:214pt;height:33.2pt;visibility:visible;mso-wrap-style:square;mso-left-percent:-10001;mso-top-percent:-10001;mso-position-horizontal:absolute;mso-position-horizontal-relative:char;mso-position-vertical:absolute;mso-position-vertical-relative:line;mso-left-percent:-10001;mso-top-percent:-10001;v-text-anchor:middle" coordsize="4424680,421640" o:spt="100" o:gfxdata="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" adj="-11796480,,5400" path="m,60115c,26914,26914,,60115,v96802,,147883,121920,290405,l4364565,v33201,,60115,26914,60115,60115l4424680,300565v,33201,-26914,60115,-60115,60115l330200,360680v-191628,137160,-180057,,-270085,c26914,360680,,333766,,300565l,60115xe" fillcolor="#4472c4 [3204]" strokecolor="#1f3763 [1604]" strokeweight="1pt">
                       <v:stroke joinstyle="miter"/>
@@ -22158,6 +22302,15 @@
             <w:shd w:val="clear" w:color="auto" w:fill="auto"/>
           </w:tcPr>
           <w:p>
+            <w:r>
+              <w:rPr>
+                <w:rFonts w:ascii="Arial Unicode MS" w:hAnsi="Arial Unicode MS"/>
+                <w:color w:val="008800"/>
+                <w:sz w:val="20"/>
+                <w:szCs w:val="20"/>
+              </w:rPr>
+              <w:t>16</w:t>
+            </w:r>
             <w:r>
               <w:rPr>
                 <w:rFonts w:ascii="Arial Unicode MS" w:hAnsi="Arial Unicode MS"/>
@@ -22510,7 +22663,7 @@
                     </wp:inline>
                   </w:drawing>
                 </mc:Choice>
-                <mc:Fallback xmlns:w16sdtdh="http://schemas.microsoft.com/office/word/2020/wordml/sdtdatahash" xmlns:w16="http://schemas.microsoft.com/office/word/2018/wordml" xmlns:w16cid="http://schemas.microsoft.com/office/word/2016/wordml/cid" xmlns:w16cex="http://schemas.microsoft.com/office/word/2018/wordml/cex" xmlns:am3d="http://schemas.microsoft.com/office/drawing/2017/model3d" xmlns:aink="http://schemas.microsoft.com/office/drawing/2016/ink" xmlns:cx8="http://schemas.microsoft.com/office/drawing/2016/5/14/chartex" xmlns:cx7="http://schemas.microsoft.com/office/drawing/2016/5/13/chartex" xmlns:cx6="http://schemas.microsoft.com/office/drawing/2016/5/12/chartex" xmlns:cx5="http://schemas.microsoft.com/office/drawing/2016/5/11/chartex" xmlns:cx4="http://schemas.microsoft.com/office/drawing/2016/5/10/chartex" xmlns:cx3="http://schemas.microsoft.com/office/drawing/2016/5/9/chartex" xmlns:cx2="http://schemas.microsoft.com/office/drawing/2015/10/21/chartex" xmlns:cx1="http://schemas.microsoft.com/office/drawing/2015/9/8/chartex">
+                <mc:Fallback>
                   <w:pict>
                     <v:shape w14:anchorId="2357053C" id="_x0000_s1113" style="width:214pt;height:33.2pt;visibility:visible;mso-wrap-style:square;mso-left-percent:-10001;mso-top-percent:-10001;mso-position-horizontal:absolute;mso-position-horizontal-relative:char;mso-position-vertical:absolute;mso-position-vertical-relative:line;mso-left-percent:-10001;mso-top-percent:-10001;v-text-anchor:middle" coordsize="4424680,421640" o:spt="100" o:gfxdata="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" adj="-11796480,,5400" path="m,60115c,26914,26914,,60115,v96802,,147883,121920,290405,l4364565,v33201,,60115,26914,60115,60115l4424680,300565v,33201,-26914,60115,-60115,60115l330200,360680v-191628,137160,-180057,,-270085,c26914,360680,,333766,,300565l,60115xe" fillcolor="#4472c4 [3204]" strokecolor="#1f3763 [1604]" strokeweight="1pt">
                       <v:stroke joinstyle="miter"/>
@@ -22657,6 +22810,15 @@
             <w:shd w:val="clear" w:color="auto" w:fill="auto"/>
           </w:tcPr>
           <w:p>
+            <w:r>
+              <w:rPr>
+                <w:rFonts w:ascii="Arial Unicode MS" w:hAnsi="Arial Unicode MS"/>
+                <w:color w:val="008800"/>
+                <w:sz w:val="20"/>
+                <w:szCs w:val="20"/>
+              </w:rPr>
+              <w:t>17</w:t>
+            </w:r>
             <w:r>
               <w:rPr>
                 <w:rFonts w:ascii="Arial Unicode MS" w:hAnsi="Arial Unicode MS"/>
@@ -23045,7 +23207,7 @@
                     </wp:inline>
                   </w:drawing>
                 </mc:Choice>
-                <mc:Fallback xmlns:w16sdtdh="http://schemas.microsoft.com/office/word/2020/wordml/sdtdatahash" xmlns:w16="http://schemas.microsoft.com/office/word/2018/wordml" xmlns:w16cid="http://schemas.microsoft.com/office/word/2016/wordml/cid" xmlns:w16cex="http://schemas.microsoft.com/office/word/2018/wordml/cex" xmlns:am3d="http://schemas.microsoft.com/office/drawing/2017/model3d" xmlns:aink="http://schemas.microsoft.com/office/drawing/2016/ink" xmlns:cx8="http://schemas.microsoft.com/office/drawing/2016/5/14/chartex" xmlns:cx7="http://schemas.microsoft.com/office/drawing/2016/5/13/chartex" xmlns:cx6="http://schemas.microsoft.com/office/drawing/2016/5/12/chartex" xmlns:cx5="http://schemas.microsoft.com/office/drawing/2016/5/11/chartex" xmlns:cx4="http://schemas.microsoft.com/office/drawing/2016/5/10/chartex" xmlns:cx3="http://schemas.microsoft.com/office/drawing/2016/5/9/chartex" xmlns:cx2="http://schemas.microsoft.com/office/drawing/2015/10/21/chartex" xmlns:cx1="http://schemas.microsoft.com/office/drawing/2015/9/8/chartex">
+                <mc:Fallback>
                   <w:pict>
                     <v:shape w14:anchorId="229637CE" id="_x0000_s1114" style="width:214pt;height:33.2pt;visibility:visible;mso-wrap-style:square;mso-left-percent:-10001;mso-top-percent:-10001;mso-position-horizontal:absolute;mso-position-horizontal-relative:char;mso-position-vertical:absolute;mso-position-vertical-relative:line;mso-left-percent:-10001;mso-top-percent:-10001;v-text-anchor:middle" coordsize="4424680,421640" o:spt="100" o:gfxdata="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" adj="-11796480,,5400" path="m,60115c,26914,26914,,60115,v96802,,147883,121920,290405,l4364565,v33201,,60115,26914,60115,60115l4424680,300565v,33201,-26914,60115,-60115,60115l330200,360680v-191628,137160,-180057,,-270085,c26914,360680,,333766,,300565l,60115xe" fillcolor="#4472c4 [3204]" strokecolor="#1f3763 [1604]" strokeweight="1pt">
                       <v:stroke joinstyle="miter"/>
@@ -23289,6 +23451,15 @@
             <w:shd w:val="clear" w:color="auto" w:fill="auto"/>
           </w:tcPr>
           <w:p>
+            <w:r>
+              <w:rPr>
+                <w:rFonts w:ascii="Arial Unicode MS" w:hAnsi="Arial Unicode MS"/>
+                <w:color w:val="008800"/>
+                <w:sz w:val="20"/>
+                <w:szCs w:val="20"/>
+              </w:rPr>
+              <w:t>18</w:t>
+            </w:r>
             <w:r>
               <w:rPr>
                 <w:rFonts w:ascii="Arial Unicode MS" w:hAnsi="Arial Unicode MS"/>
@@ -23682,7 +23853,7 @@
                     </wp:inline>
                   </w:drawing>
                 </mc:Choice>
-                <mc:Fallback xmlns:w16sdtdh="http://schemas.microsoft.com/office/word/2020/wordml/sdtdatahash" xmlns:w16="http://schemas.microsoft.com/office/word/2018/wordml" xmlns:w16cid="http://schemas.microsoft.com/office/word/2016/wordml/cid" xmlns:w16cex="http://schemas.microsoft.com/office/word/2018/wordml/cex" xmlns:am3d="http://schemas.microsoft.com/office/drawing/2017/model3d" xmlns:aink="http://schemas.microsoft.com/office/drawing/2016/ink" xmlns:cx8="http://schemas.microsoft.com/office/drawing/2016/5/14/chartex" xmlns:cx7="http://schemas.microsoft.com/office/drawing/2016/5/13/chartex" xmlns:cx6="http://schemas.microsoft.com/office/drawing/2016/5/12/chartex" xmlns:cx5="http://schemas.microsoft.com/office/drawing/2016/5/11/chartex" xmlns:cx4="http://schemas.microsoft.com/office/drawing/2016/5/10/chartex" xmlns:cx3="http://schemas.microsoft.com/office/drawing/2016/5/9/chartex" xmlns:cx2="http://schemas.microsoft.com/office/drawing/2015/10/21/chartex" xmlns:cx1="http://schemas.microsoft.com/office/drawing/2015/9/8/chartex">
+                <mc:Fallback>
                   <w:pict>
                     <v:shape w14:anchorId="79F7FD62" id="_x0000_s1115" style="width:203.5pt;height:33.2pt;visibility:visible;mso-wrap-style:square;mso-left-percent:-10001;mso-top-percent:-10001;mso-position-horizontal:absolute;mso-position-horizontal-relative:char;mso-position-vertical:absolute;mso-position-vertical-relative:line;mso-left-percent:-10001;mso-top-percent:-10001;v-text-anchor:middle" coordsize="4424680,421640" o:spt="100" o:gfxdata="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" adj="-11796480,,5400" path="m,60115c,26914,26914,,60115,v96802,,147883,121920,290405,l4364565,v33201,,60115,26914,60115,60115l4424680,300565v,33201,-26914,60115,-60115,60115l330200,360680v-191628,137160,-180057,,-270085,c26914,360680,,333766,,300565l,60115xe" fillcolor="#4472c4 [3204]" strokecolor="#1f3763 [1604]" strokeweight="1pt">
                       <v:stroke joinstyle="miter"/>
@@ -24068,7 +24239,7 @@
 </file>
 
 <file path=word/endnotes.xml><?xml version="1.0" encoding="utf-8"?>
-<w:endnotes xmlns:wpc="http://schemas.microsoft.com/office/word/2010/wordprocessingCanvas" xmlns:cx="http://schemas.microsoft.com/office/drawing/2014/chartex" xmlns:mc="http://schemas.openxmlformats.org/markup-compatibility/2006" xmlns:o="urn:schemas-microsoft-com:office:office" xmlns:r="http://schemas.openxmlformats.org/officeDocument/2006/relationships" xmlns:m="http://schemas.openxmlformats.org/officeDocument/2006/math" xmlns:v="urn:schemas-microsoft-com:vml" xmlns:wp14="http://schemas.microsoft.com/office/word/2010/wordprocessingDrawing" xmlns:wp="http://schemas.openxmlformats.org/drawingml/2006/wordprocessingDrawing" xmlns:w10="urn:schemas-microsoft-com:office:word" xmlns:w="http://schemas.openxmlformats.org/wordprocessingml/2006/main" xmlns:w14="http://schemas.microsoft.com/office/word/2010/wordml" xmlns:w15="http://schemas.microsoft.com/office/word/2012/wordml" xmlns:w16se="http://schemas.microsoft.com/office/word/2015/wordml/symex" xmlns:wpg="http://schemas.microsoft.com/office/word/2010/wordprocessingGroup" xmlns:wpi="http://schemas.microsoft.com/office/word/2010/wordprocessingInk" xmlns:wne="http://schemas.microsoft.com/office/word/2006/wordml" xmlns:wps="http://schemas.microsoft.com/office/word/2010/wordprocessingShape" mc:Ignorable="w14 w15 w16se wp14">
+<w:endnotes xmlns:wpc="http://schemas.microsoft.com/office/word/2010/wordprocessingCanvas" xmlns:cx="http://schemas.microsoft.com/office/drawing/2014/chartex" xmlns:cx1="http://schemas.microsoft.com/office/drawing/2015/9/8/chartex" xmlns:cx2="http://schemas.microsoft.com/office/drawing/2015/10/21/chartex" xmlns:cx3="http://schemas.microsoft.com/office/drawing/2016/5/9/chartex" xmlns:cx4="http://schemas.microsoft.com/office/drawing/2016/5/10/chartex" xmlns:cx5="http://schemas.microsoft.com/office/drawing/2016/5/11/chartex" xmlns:cx6="http://schemas.microsoft.com/office/drawing/2016/5/12/chartex" xmlns:cx7="http://schemas.microsoft.com/office/drawing/2016/5/13/chartex" xmlns:cx8="http://schemas.microsoft.com/office/drawing/2016/5/14/chartex" xmlns:mc="http://schemas.openxmlformats.org/markup-compatibility/2006" xmlns:aink="http://schemas.microsoft.com/office/drawing/2016/ink" xmlns:am3d="http://schemas.microsoft.com/office/drawing/2017/model3d" xmlns:o="urn:schemas-microsoft-com:office:office" xmlns:r="http://schemas.openxmlformats.org/officeDocument/2006/relationships" xmlns:m="http://schemas.openxmlformats.org/officeDocument/2006/math" xmlns:v="urn:schemas-microsoft-com:vml" xmlns:wp14="http://schemas.microsoft.com/office/word/2010/wordprocessingDrawing" xmlns:wp="http://schemas.openxmlformats.org/drawingml/2006/wordprocessingDrawing" xmlns:w10="urn:schemas-microsoft-com:office:word" xmlns:w="http://schemas.openxmlformats.org/wordprocessingml/2006/main" xmlns:w14="http://schemas.microsoft.com/office/word/2010/wordml" xmlns:w15="http://schemas.microsoft.com/office/word/2012/wordml" xmlns:w16cex="http://schemas.microsoft.com/office/word/2018/wordml/cex" xmlns:w16cid="http://schemas.microsoft.com/office/word/2016/wordml/cid" xmlns:w16="http://schemas.microsoft.com/office/word/2018/wordml" xmlns:w16sdtdh="http://schemas.microsoft.com/office/word/2020/wordml/sdtdatahash" xmlns:w16se="http://schemas.microsoft.com/office/word/2015/wordml/symex" xmlns:wpg="http://schemas.microsoft.com/office/word/2010/wordprocessingGroup" xmlns:wpi="http://schemas.microsoft.com/office/word/2010/wordprocessingInk" xmlns:wne="http://schemas.microsoft.com/office/word/2006/wordml" xmlns:wps="http://schemas.microsoft.com/office/word/2010/wordprocessingShape" mc:Ignorable="w14 w15 w16se w16cid w16 w16cex w16sdtdh wp14">
   <w:endnote w:type="separator" w:id="-1">
     <w:p>
       <w:r>
@@ -24087,7 +24258,7 @@
 </file>
 
 <file path=word/footnotes.xml><?xml version="1.0" encoding="utf-8"?>
-<w:footnotes xmlns:wpc="http://schemas.microsoft.com/office/word/2010/wordprocessingCanvas" xmlns:cx="http://schemas.microsoft.com/office/drawing/2014/chartex" xmlns:mc="http://schemas.openxmlformats.org/markup-compatibility/2006" xmlns:o="urn:schemas-microsoft-com:office:office" xmlns:r="http://schemas.openxmlformats.org/officeDocument/2006/relationships" xmlns:m="http://schemas.openxmlformats.org/officeDocument/2006/math" xmlns:v="urn:schemas-microsoft-com:vml" xmlns:wp14="http://schemas.microsoft.com/office/word/2010/wordprocessingDrawing" xmlns:wp="http://schemas.openxmlformats.org/drawingml/2006/wordprocessingDrawing" xmlns:w10="urn:schemas-microsoft-com:office:word" xmlns:w="http://schemas.openxmlformats.org/wordprocessingml/2006/main" xmlns:w14="http://schemas.microsoft.com/office/word/2010/wordml" xmlns:w15="http://schemas.microsoft.com/office/word/2012/wordml" xmlns:w16se="http://schemas.microsoft.com/office/word/2015/wordml/symex" xmlns:wpg="http://schemas.microsoft.com/office/word/2010/wordprocessingGroup" xmlns:wpi="http://schemas.microsoft.com/office/word/2010/wordprocessingInk" xmlns:wne="http://schemas.microsoft.com/office/word/2006/wordml" xmlns:wps="http://schemas.microsoft.com/office/word/2010/wordprocessingShape" mc:Ignorable="w14 w15 w16se wp14">
+<w:footnotes xmlns:wpc="http://schemas.microsoft.com/office/word/2010/wordprocessingCanvas" xmlns:cx="http://schemas.microsoft.com/office/drawing/2014/chartex" xmlns:cx1="http://schemas.microsoft.com/office/drawing/2015/9/8/chartex" xmlns:cx2="http://schemas.microsoft.com/office/drawing/2015/10/21/chartex" xmlns:cx3="http://schemas.microsoft.com/office/drawing/2016/5/9/chartex" xmlns:cx4="http://schemas.microsoft.com/office/drawing/2016/5/10/chartex" xmlns:cx5="http://schemas.microsoft.com/office/drawing/2016/5/11/chartex" xmlns:cx6="http://schemas.microsoft.com/office/drawing/2016/5/12/chartex" xmlns:cx7="http://schemas.microsoft.com/office/drawing/2016/5/13/chartex" xmlns:cx8="http://schemas.microsoft.com/office/drawing/2016/5/14/chartex" xmlns:mc="http://schemas.openxmlformats.org/markup-compatibility/2006" xmlns:aink="http://schemas.microsoft.com/office/drawing/2016/ink" xmlns:am3d="http://schemas.microsoft.com/office/drawing/2017/model3d" xmlns:o="urn:schemas-microsoft-com:office:office" xmlns:r="http://schemas.openxmlformats.org/officeDocument/2006/relationships" xmlns:m="http://schemas.openxmlformats.org/officeDocument/2006/math" xmlns:v="urn:schemas-microsoft-com:vml" xmlns:wp14="http://schemas.microsoft.com/office/word/2010/wordprocessingDrawing" xmlns:wp="http://schemas.openxmlformats.org/drawingml/2006/wordprocessingDrawing" xmlns:w10="urn:schemas-microsoft-com:office:word" xmlns:w="http://schemas.openxmlformats.org/wordprocessingml/2006/main" xmlns:w14="http://schemas.microsoft.com/office/word/2010/wordml" xmlns:w15="http://schemas.microsoft.com/office/word/2012/wordml" xmlns:w16cex="http://schemas.microsoft.com/office/word/2018/wordml/cex" xmlns:w16cid="http://schemas.microsoft.com/office/word/2016/wordml/cid" xmlns:w16="http://schemas.microsoft.com/office/word/2018/wordml" xmlns:w16sdtdh="http://schemas.microsoft.com/office/word/2020/wordml/sdtdatahash" xmlns:w16se="http://schemas.microsoft.com/office/word/2015/wordml/symex" xmlns:wpg="http://schemas.microsoft.com/office/word/2010/wordprocessingGroup" xmlns:wpi="http://schemas.microsoft.com/office/word/2010/wordprocessingInk" xmlns:wne="http://schemas.microsoft.com/office/word/2006/wordml" xmlns:wps="http://schemas.microsoft.com/office/word/2010/wordprocessingShape" mc:Ignorable="w14 w15 w16se w16cid w16 w16cex w16sdtdh wp14">
   <w:footnote w:type="separator" w:id="-1">
     <w:p>
       <w:r>
@@ -24106,7 +24277,7 @@
 </file>
 
 <file path=word/styles.xml><?xml version="1.0" encoding="utf-8"?>
-<w:styles xmlns:mc="http://schemas.openxmlformats.org/markup-compatibility/2006" xmlns:r="http://schemas.openxmlformats.org/officeDocument/2006/relationships" xmlns:w="http://schemas.openxmlformats.org/wordprocessingml/2006/main" xmlns:w14="http://schemas.microsoft.com/office/word/2010/wordml" xmlns:w15="http://schemas.microsoft.com/office/word/2012/wordml" xmlns:w16se="http://schemas.microsoft.com/office/word/2015/wordml/symex" mc:Ignorable="w14 w15 w16se">
+<w:styles xmlns:mc="http://schemas.openxmlformats.org/markup-compatibility/2006" xmlns:r="http://schemas.openxmlformats.org/officeDocument/2006/relationships" xmlns:w="http://schemas.openxmlformats.org/wordprocessingml/2006/main" xmlns:w14="http://schemas.microsoft.com/office/word/2010/wordml" xmlns:w15="http://schemas.microsoft.com/office/word/2012/wordml" xmlns:w16cex="http://schemas.microsoft.com/office/word/2018/wordml/cex" xmlns:w16cid="http://schemas.microsoft.com/office/word/2016/wordml/cid" xmlns:w16="http://schemas.microsoft.com/office/word/2018/wordml" xmlns:w16sdtdh="http://schemas.microsoft.com/office/word/2020/wordml/sdtdatahash" xmlns:w16se="http://schemas.microsoft.com/office/word/2015/wordml/symex" mc:Ignorable="w14 w15 w16se w16cid w16 w16cex w16sdtdh">
   <w:docDefaults>
     <w:rPrDefault>
       <w:rPr>
@@ -24119,7 +24290,7 @@
     </w:rPrDefault>
     <w:pPrDefault/>
   </w:docDefaults>
-  <w:latentStyles w:defLockedState="0" w:defUIPriority="99" w:defSemiHidden="0" w:defUnhideWhenUsed="0" w:defQFormat="0" w:count="371">
+  <w:latentStyles w:defLockedState="0" w:defUIPriority="99" w:defSemiHidden="0" w:defUnhideWhenUsed="0" w:defQFormat="0" w:count="376">
     <w:lsdException w:name="Normal" w:uiPriority="0" w:qFormat="1"/>
     <w:lsdException w:name="heading 1" w:uiPriority="9" w:qFormat="1"/>
     <w:lsdException w:name="heading 2" w:semiHidden="1" w:uiPriority="9" w:unhideWhenUsed="1" w:qFormat="1"/>
@@ -24225,7 +24396,6 @@
     <w:lsdException w:name="HTML Sample" w:semiHidden="1" w:unhideWhenUsed="1"/>
     <w:lsdException w:name="HTML Typewriter" w:semiHidden="1" w:unhideWhenUsed="1"/>
     <w:lsdException w:name="HTML Variable" w:semiHidden="1" w:unhideWhenUsed="1"/>
-    <w:lsdException w:name="Normal Table" w:semiHidden="1" w:unhideWhenUsed="1"/>
     <w:lsdException w:name="annotation subject" w:semiHidden="1" w:unhideWhenUsed="1"/>
     <w:lsdException w:name="No List" w:semiHidden="1" w:unhideWhenUsed="1"/>
     <w:lsdException w:name="Outline List 1" w:semiHidden="1" w:unhideWhenUsed="1"/>
@@ -24268,11 +24438,8 @@
     <w:lsdException w:name="Table Contemporary" w:semiHidden="1" w:unhideWhenUsed="1"/>
     <w:lsdException w:name="Table Elegant" w:semiHidden="1" w:unhideWhenUsed="1"/>
     <w:lsdException w:name="Table Professional" w:semiHidden="1" w:unhideWhenUsed="1"/>
-    <w:lsdException w:name="Table Subtle 1" w:semiHidden="1" w:unhideWhenUsed="1"/>
     <w:lsdException w:name="Table Subtle 2" w:semiHidden="1" w:unhideWhenUsed="1"/>
     <w:lsdException w:name="Table Web 1" w:semiHidden="1" w:unhideWhenUsed="1"/>
-    <w:lsdException w:name="Table Web 2" w:semiHidden="1" w:unhideWhenUsed="1"/>
-    <w:lsdException w:name="Table Web 3" w:semiHidden="1" w:unhideWhenUsed="1"/>
     <w:lsdException w:name="Balloon Text" w:semiHidden="1" w:unhideWhenUsed="1"/>
     <w:lsdException w:name="Table Grid" w:uiPriority="39"/>
     <w:lsdException w:name="Table Theme" w:semiHidden="1" w:unhideWhenUsed="1"/>
@@ -24491,6 +24658,11 @@
     <w:lsdException w:name="List Table 5 Dark Accent 6" w:uiPriority="50"/>
     <w:lsdException w:name="List Table 6 Colorful Accent 6" w:uiPriority="51"/>
     <w:lsdException w:name="List Table 7 Colorful Accent 6" w:uiPriority="52"/>
+    <w:lsdException w:name="Mention" w:semiHidden="1" w:unhideWhenUsed="1"/>
+    <w:lsdException w:name="Smart Hyperlink" w:semiHidden="1" w:unhideWhenUsed="1"/>
+    <w:lsdException w:name="Hashtag" w:semiHidden="1" w:unhideWhenUsed="1"/>
+    <w:lsdException w:name="Unresolved Mention" w:semiHidden="1" w:unhideWhenUsed="1"/>
+    <w:lsdException w:name="Smart Link" w:semiHidden="1" w:unhideWhenUsed="1"/>
   </w:latentStyles>
   <w:style w:type="paragraph" w:default="1" w:styleId="a">
     <w:name w:val="Normal"/>

--- a/tools/myCustomBlockly/製作積木教學/iMi/完整ino程式依積木分割/ESP32Car/ESP32Car2規劃.docx
+++ b/tools/myCustomBlockly/製作積木教學/iMi/完整ino程式依積木分割/ESP32Car/ESP32Car2規劃.docx
@@ -6877,11 +6877,6 @@
       </w:r>
     </w:p>
     <w:p>
-      <w:pPr>
-        <w:rPr>
-          <w:rFonts w:hint="eastAsia"/>
-        </w:rPr>
-      </w:pPr>
       <w:r>
         <w:rPr>
           <w:rFonts w:hint="eastAsia"/>
@@ -6900,7 +6895,58 @@
         <w:rPr>
           <w:color w:val="FF0000"/>
         </w:rPr>
-        <w:t>單引號要</w:t>
+        <w:t>單引號</w:t>
+      </w:r>
+      <w:r>
+        <w:rPr>
+          <w:rFonts w:hint="eastAsia"/>
+          <w:color w:val="FF0000"/>
+        </w:rPr>
+        <w:t>(</w:t>
+      </w:r>
+      <w:r>
+        <w:rPr>
+          <w:color w:val="538135" w:themeColor="accent6" w:themeShade="BF"/>
+        </w:rPr>
+        <w:t>'</w:t>
+      </w:r>
+      <w:r>
+        <w:rPr>
+          <w:color w:val="FF0000"/>
+        </w:rPr>
+        <w:t>)</w:t>
+      </w:r>
+      <w:r>
+        <w:rPr>
+          <w:rFonts w:hint="eastAsia"/>
+          <w:color w:val="FF0000"/>
+        </w:rPr>
+        <w:t>、換行</w:t>
+      </w:r>
+      <w:r>
+        <w:rPr>
+          <w:rFonts w:hint="eastAsia"/>
+          <w:color w:val="FF0000"/>
+        </w:rPr>
+        <w:t>(</w:t>
+      </w:r>
+      <w:r>
+        <w:rPr>
+          <w:color w:val="538135" w:themeColor="accent6" w:themeShade="BF"/>
+        </w:rPr>
+        <w:t>\n</w:t>
+      </w:r>
+      <w:r>
+        <w:rPr>
+          <w:color w:val="FF0000"/>
+        </w:rPr>
+        <w:t>)</w:t>
+      </w:r>
+      <w:r>
+        <w:rPr>
+          <w:color w:val="FF0000"/>
+        </w:rPr>
+        <w:t>要</w:t>
       </w:r>
       <w:r>
         <w:rPr>
@@ -6933,7 +6979,7 @@
           <w:rFonts w:hint="eastAsia"/>
           <w:color w:val="FF0000"/>
         </w:rPr>
-        <w:t>、字串變數不用留雙引號、</w:t>
+        <w:t>、字串變數不用留雙引號</w:t>
       </w:r>
     </w:p>
     <w:tbl>
@@ -6956,6 +7002,15 @@
             <w:pPr>
               <w:widowControl/>
             </w:pPr>
+            <w:r>
+              <w:rPr>
+                <w:rFonts w:ascii="Arial Unicode MS" w:hAnsi="Arial Unicode MS"/>
+                <w:color w:val="008800"/>
+                <w:sz w:val="20"/>
+                <w:szCs w:val="20"/>
+              </w:rPr>
+              <w:t>_</w:t>
+            </w:r>
             <w:r>
               <w:rPr>
                 <w:rFonts w:ascii="Arial Unicode MS" w:hAnsi="Arial Unicode MS"/>
@@ -7864,6 +7919,15 @@
                 <w:sz w:val="20"/>
                 <w:szCs w:val="20"/>
               </w:rPr>
+              <w:t>_</w:t>
+            </w:r>
+            <w:r>
+              <w:rPr>
+                <w:rFonts w:ascii="Arial Unicode MS" w:hAnsi="Arial Unicode MS"/>
+                <w:color w:val="008800"/>
+                <w:sz w:val="20"/>
+                <w:szCs w:val="20"/>
+              </w:rPr>
               <w:t>02</w:t>
             </w:r>
             <w:r>
@@ -8771,6 +8835,15 @@
               <w:adjustRightInd w:val="0"/>
               <w:snapToGrid w:val="0"/>
             </w:pPr>
+            <w:r>
+              <w:rPr>
+                <w:rFonts w:ascii="Arial Unicode MS" w:hAnsi="Arial Unicode MS"/>
+                <w:color w:val="008800"/>
+                <w:sz w:val="20"/>
+                <w:szCs w:val="20"/>
+              </w:rPr>
+              <w:t>_</w:t>
+            </w:r>
             <w:r>
               <w:rPr>
                 <w:rFonts w:ascii="Arial Unicode MS" w:hAnsi="Arial Unicode MS"/>
@@ -9870,6 +9943,15 @@
                 <w:sz w:val="20"/>
                 <w:szCs w:val="20"/>
               </w:rPr>
+              <w:t>_</w:t>
+            </w:r>
+            <w:r>
+              <w:rPr>
+                <w:rFonts w:ascii="Arial Unicode MS" w:hAnsi="Arial Unicode MS"/>
+                <w:color w:val="008800"/>
+                <w:sz w:val="20"/>
+                <w:szCs w:val="20"/>
+              </w:rPr>
               <w:t>04</w:t>
             </w:r>
             <w:r>
@@ -10649,6 +10731,15 @@
               <w:adjustRightInd w:val="0"/>
               <w:snapToGrid w:val="0"/>
             </w:pPr>
+            <w:r>
+              <w:rPr>
+                <w:rFonts w:ascii="Arial Unicode MS" w:hAnsi="Arial Unicode MS"/>
+                <w:color w:val="008800"/>
+                <w:sz w:val="20"/>
+                <w:szCs w:val="20"/>
+              </w:rPr>
+              <w:t>_</w:t>
+            </w:r>
             <w:r>
               <w:rPr>
                 <w:rFonts w:ascii="Arial Unicode MS" w:hAnsi="Arial Unicode MS"/>
@@ -12383,12 +12474,68 @@
               <w:t>'</w:t>
             </w:r>
           </w:p>
-          <w:p>
-            <w:pPr>
-              <w:adjustRightInd w:val="0"/>
-              <w:snapToGrid w:val="0"/>
-            </w:pPr>
-          </w:p>
+          <w:p/>
+          <w:p/>
+          <w:p/>
+          <w:p/>
+          <w:p/>
+          <w:p/>
+          <w:p/>
+          <w:p/>
+          <w:p/>
+          <w:p/>
+          <w:p/>
+          <w:p/>
+          <w:p/>
+          <w:p/>
+          <w:p/>
+          <w:p/>
+          <w:p/>
+          <w:p/>
+          <w:p/>
+          <w:p>
+            <w:r>
+              <w:rPr>
+                <w:rFonts w:hint="eastAsia"/>
+                <w:color w:val="FF0000"/>
+              </w:rPr>
+              <w:t>脫逸字元</w:t>
+            </w:r>
+            <w:r>
+              <w:rPr>
+                <w:color w:val="538135" w:themeColor="accent6" w:themeShade="BF"/>
+              </w:rPr>
+              <w:t>\</w:t>
+            </w:r>
+            <w:r>
+              <w:rPr>
+                <w:color w:val="538135" w:themeColor="accent6" w:themeShade="BF"/>
+              </w:rPr>
+              <w:t>\</w:t>
+            </w:r>
+            <w:r>
+              <w:rPr>
+                <w:color w:val="ED7D31" w:themeColor="accent2"/>
+              </w:rPr>
+              <w:t xml:space="preserve">\\n </w:t>
+            </w:r>
+            <w:r>
+              <w:rPr>
+                <w:color w:val="538135" w:themeColor="accent6" w:themeShade="BF"/>
+              </w:rPr>
+              <w:t>\</w:t>
+            </w:r>
+            <w:r>
+              <w:rPr>
+                <w:color w:val="ED7D31" w:themeColor="accent2"/>
+              </w:rPr>
+              <w:t>\n</w:t>
+            </w:r>
+          </w:p>
+          <w:p/>
+          <w:p/>
+          <w:p/>
+          <w:p/>
         </w:tc>
         <w:tc>
           <w:tcPr>
@@ -15164,6 +15311,15 @@
                 <w:szCs w:val="20"/>
               </w:rPr>
               <w:lastRenderedPageBreak/>
+              <w:t>_</w:t>
+            </w:r>
+            <w:r>
+              <w:rPr>
+                <w:rFonts w:ascii="Arial Unicode MS" w:hAnsi="Arial Unicode MS"/>
+                <w:color w:val="008800"/>
+                <w:sz w:val="20"/>
+                <w:szCs w:val="20"/>
+              </w:rPr>
               <w:t>06</w:t>
             </w:r>
             <w:r>
@@ -15810,6 +15966,15 @@
                 <w:sz w:val="20"/>
                 <w:szCs w:val="20"/>
               </w:rPr>
+              <w:t>_</w:t>
+            </w:r>
+            <w:r>
+              <w:rPr>
+                <w:rFonts w:ascii="Arial Unicode MS" w:hAnsi="Arial Unicode MS"/>
+                <w:color w:val="008800"/>
+                <w:sz w:val="20"/>
+                <w:szCs w:val="20"/>
+              </w:rPr>
               <w:t>07</w:t>
             </w:r>
             <w:r>
@@ -16646,7 +16811,7 @@
                 <w:sz w:val="20"/>
                 <w:szCs w:val="20"/>
               </w:rPr>
-              <w:t>08</w:t>
+              <w:t>_</w:t>
             </w:r>
             <w:r>
               <w:rPr>
@@ -16655,7 +16820,7 @@
                 <w:sz w:val="20"/>
                 <w:szCs w:val="20"/>
               </w:rPr>
-              <w:t>imi_esp32car_sub</w:t>
+              <w:t>08</w:t>
             </w:r>
             <w:r>
               <w:rPr>
@@ -16664,7 +16829,7 @@
                 <w:sz w:val="20"/>
                 <w:szCs w:val="20"/>
               </w:rPr>
-              <w:t>m</w:t>
+              <w:t>imi_esp32car_sub</w:t>
             </w:r>
             <w:r>
               <w:rPr>
@@ -16673,15 +16838,19 @@
                 <w:sz w:val="20"/>
                 <w:szCs w:val="20"/>
               </w:rPr>
+              <w:t>m</w:t>
+            </w:r>
+            <w:r>
+              <w:rPr>
+                <w:rFonts w:ascii="Arial Unicode MS" w:hAnsi="Arial Unicode MS"/>
+                <w:color w:val="008800"/>
+                <w:sz w:val="20"/>
+                <w:szCs w:val="20"/>
+              </w:rPr>
               <w:t>qtt</w:t>
             </w:r>
           </w:p>
           <w:p>
-            <w:pPr>
-              <w:rPr>
-                <w:rFonts w:hint="eastAsia"/>
-              </w:rPr>
-            </w:pPr>
             <w:r>
               <w:rPr>
                 <w:rFonts w:hint="eastAsia"/>
@@ -17393,6 +17562,15 @@
                 <w:sz w:val="20"/>
                 <w:szCs w:val="20"/>
               </w:rPr>
+              <w:t>_</w:t>
+            </w:r>
+            <w:r>
+              <w:rPr>
+                <w:rFonts w:ascii="Arial Unicode MS" w:hAnsi="Arial Unicode MS"/>
+                <w:color w:val="008800"/>
+                <w:sz w:val="20"/>
+                <w:szCs w:val="20"/>
+              </w:rPr>
               <w:t>09</w:t>
             </w:r>
             <w:r>
@@ -18131,6 +18309,15 @@
             <w:shd w:val="clear" w:color="auto" w:fill="auto"/>
           </w:tcPr>
           <w:p>
+            <w:r>
+              <w:rPr>
+                <w:rFonts w:ascii="Arial Unicode MS" w:hAnsi="Arial Unicode MS"/>
+                <w:color w:val="008800"/>
+                <w:sz w:val="20"/>
+                <w:szCs w:val="20"/>
+              </w:rPr>
+              <w:t>_</w:t>
+            </w:r>
             <w:r>
               <w:rPr>
                 <w:rFonts w:ascii="Arial Unicode MS" w:hAnsi="Arial Unicode MS"/>
@@ -18939,6 +19126,15 @@
                 <w:sz w:val="20"/>
                 <w:szCs w:val="20"/>
               </w:rPr>
+              <w:t>_</w:t>
+            </w:r>
+            <w:r>
+              <w:rPr>
+                <w:rFonts w:ascii="Arial Unicode MS" w:hAnsi="Arial Unicode MS"/>
+                <w:color w:val="008800"/>
+                <w:sz w:val="20"/>
+                <w:szCs w:val="20"/>
+              </w:rPr>
               <w:t>11</w:t>
             </w:r>
             <w:r>
@@ -19557,6 +19753,15 @@
                 <w:sz w:val="20"/>
                 <w:szCs w:val="20"/>
               </w:rPr>
+              <w:t>_</w:t>
+            </w:r>
+            <w:r>
+              <w:rPr>
+                <w:rFonts w:ascii="Arial Unicode MS" w:hAnsi="Arial Unicode MS"/>
+                <w:color w:val="008800"/>
+                <w:sz w:val="20"/>
+                <w:szCs w:val="20"/>
+              </w:rPr>
               <w:t>12</w:t>
             </w:r>
             <w:r>
@@ -20112,6 +20317,15 @@
             <w:shd w:val="clear" w:color="auto" w:fill="auto"/>
           </w:tcPr>
           <w:p>
+            <w:r>
+              <w:rPr>
+                <w:rFonts w:ascii="Arial Unicode MS" w:hAnsi="Arial Unicode MS"/>
+                <w:color w:val="008800"/>
+                <w:sz w:val="20"/>
+                <w:szCs w:val="20"/>
+              </w:rPr>
+              <w:t>_</w:t>
+            </w:r>
             <w:r>
               <w:rPr>
                 <w:rFonts w:ascii="Arial Unicode MS" w:hAnsi="Arial Unicode MS"/>
@@ -20841,6 +21055,15 @@
                 <w:szCs w:val="16"/>
               </w:rPr>
             </w:pPr>
+            <w:r>
+              <w:rPr>
+                <w:rFonts w:ascii="Arial Unicode MS" w:hAnsi="Arial Unicode MS"/>
+                <w:color w:val="008800"/>
+                <w:sz w:val="20"/>
+                <w:szCs w:val="20"/>
+              </w:rPr>
+              <w:t>_</w:t>
+            </w:r>
             <w:r>
               <w:rPr>
                 <w:rFonts w:ascii="Arial Unicode MS" w:hAnsi="Arial Unicode MS"/>
@@ -21689,6 +21912,15 @@
                 <w:sz w:val="20"/>
                 <w:szCs w:val="20"/>
               </w:rPr>
+              <w:t>_</w:t>
+            </w:r>
+            <w:r>
+              <w:rPr>
+                <w:rFonts w:ascii="Arial Unicode MS" w:hAnsi="Arial Unicode MS"/>
+                <w:color w:val="008800"/>
+                <w:sz w:val="20"/>
+                <w:szCs w:val="20"/>
+              </w:rPr>
               <w:t>15</w:t>
             </w:r>
             <w:r>
@@ -22309,6 +22541,15 @@
                 <w:sz w:val="20"/>
                 <w:szCs w:val="20"/>
               </w:rPr>
+              <w:t>_</w:t>
+            </w:r>
+            <w:r>
+              <w:rPr>
+                <w:rFonts w:ascii="Arial Unicode MS" w:hAnsi="Arial Unicode MS"/>
+                <w:color w:val="008800"/>
+                <w:sz w:val="20"/>
+                <w:szCs w:val="20"/>
+              </w:rPr>
               <w:t>16</w:t>
             </w:r>
             <w:r>
@@ -22810,6 +23051,15 @@
             <w:shd w:val="clear" w:color="auto" w:fill="auto"/>
           </w:tcPr>
           <w:p>
+            <w:r>
+              <w:rPr>
+                <w:rFonts w:ascii="Arial Unicode MS" w:hAnsi="Arial Unicode MS"/>
+                <w:color w:val="008800"/>
+                <w:sz w:val="20"/>
+                <w:szCs w:val="20"/>
+              </w:rPr>
+              <w:t>_</w:t>
+            </w:r>
             <w:r>
               <w:rPr>
                 <w:rFonts w:ascii="Arial Unicode MS" w:hAnsi="Arial Unicode MS"/>
@@ -23458,6 +23708,15 @@
                 <w:sz w:val="20"/>
                 <w:szCs w:val="20"/>
               </w:rPr>
+              <w:t>_</w:t>
+            </w:r>
+            <w:r>
+              <w:rPr>
+                <w:rFonts w:ascii="Arial Unicode MS" w:hAnsi="Arial Unicode MS"/>
+                <w:color w:val="008800"/>
+                <w:sz w:val="20"/>
+                <w:szCs w:val="20"/>
+              </w:rPr>
               <w:t>18</w:t>
             </w:r>
             <w:r>
@@ -24396,6 +24655,7 @@
     <w:lsdException w:name="HTML Sample" w:semiHidden="1" w:unhideWhenUsed="1"/>
     <w:lsdException w:name="HTML Typewriter" w:semiHidden="1" w:unhideWhenUsed="1"/>
     <w:lsdException w:name="HTML Variable" w:semiHidden="1" w:unhideWhenUsed="1"/>
+    <w:lsdException w:name="Normal Table" w:semiHidden="1" w:unhideWhenUsed="1"/>
     <w:lsdException w:name="annotation subject" w:semiHidden="1" w:unhideWhenUsed="1"/>
     <w:lsdException w:name="No List" w:semiHidden="1" w:unhideWhenUsed="1"/>
     <w:lsdException w:name="Outline List 1" w:semiHidden="1" w:unhideWhenUsed="1"/>
@@ -24438,8 +24698,11 @@
     <w:lsdException w:name="Table Contemporary" w:semiHidden="1" w:unhideWhenUsed="1"/>
     <w:lsdException w:name="Table Elegant" w:semiHidden="1" w:unhideWhenUsed="1"/>
     <w:lsdException w:name="Table Professional" w:semiHidden="1" w:unhideWhenUsed="1"/>
+    <w:lsdException w:name="Table Subtle 1" w:semiHidden="1" w:unhideWhenUsed="1"/>
     <w:lsdException w:name="Table Subtle 2" w:semiHidden="1" w:unhideWhenUsed="1"/>
     <w:lsdException w:name="Table Web 1" w:semiHidden="1" w:unhideWhenUsed="1"/>
+    <w:lsdException w:name="Table Web 2" w:semiHidden="1" w:unhideWhenUsed="1"/>
+    <w:lsdException w:name="Table Web 3" w:semiHidden="1" w:unhideWhenUsed="1"/>
     <w:lsdException w:name="Balloon Text" w:semiHidden="1" w:unhideWhenUsed="1"/>
     <w:lsdException w:name="Table Grid" w:uiPriority="39"/>
     <w:lsdException w:name="Table Theme" w:semiHidden="1" w:unhideWhenUsed="1"/>
@@ -24774,6 +25037,29 @@
       <w:szCs w:val="20"/>
     </w:rPr>
   </w:style>
+  <w:style w:type="character" w:styleId="a8">
+    <w:name w:val="Hyperlink"/>
+    <w:basedOn w:val="a0"/>
+    <w:uiPriority w:val="99"/>
+    <w:unhideWhenUsed/>
+    <w:rsid w:val="001A2309"/>
+    <w:rPr>
+      <w:color w:val="0563C1" w:themeColor="hyperlink"/>
+      <w:u w:val="single"/>
+    </w:rPr>
+  </w:style>
+  <w:style w:type="character" w:styleId="a9">
+    <w:name w:val="Unresolved Mention"/>
+    <w:basedOn w:val="a0"/>
+    <w:uiPriority w:val="99"/>
+    <w:semiHidden/>
+    <w:unhideWhenUsed/>
+    <w:rsid w:val="001A2309"/>
+    <w:rPr>
+      <w:color w:val="605E5C"/>
+      <w:shd w:val="clear" w:color="auto" w:fill="E1DFDD"/>
+    </w:rPr>
+  </w:style>
 </w:styles>
 </file>
 
